--- a/book/docx-por-capitulo/appendix.docx
+++ b/book/docx-por-capitulo/appendix.docx
@@ -26,7 +26,7 @@
       <w:pPr>
         <w:pStyle w:val="Endure-Subhead"/>
         <w:keepNext/>
-        <w:spacing w:before="240" w:after="60"/>
+        <w:spacing w:before="240" w:after="60" w:line="240" w:lineRule="auto"/>
         <w:outlineLvl w:val="1"/>
       </w:pPr>
       <w:r>
@@ -71,7 +71,7 @@
           </w:tcPr>
           <w:p>
             <w:pPr>
-              <w:spacing w:before="0" w:after="0"/>
+              <w:spacing w:before="0" w:after="0" w:line="240" w:lineRule="auto"/>
               <w:jc w:val="center"/>
             </w:pPr>
             <w:r>
@@ -104,7 +104,7 @@
           </w:tcPr>
           <w:p>
             <w:pPr>
-              <w:spacing w:before="0" w:after="0"/>
+              <w:spacing w:before="0" w:after="0" w:line="240" w:lineRule="auto"/>
               <w:jc w:val="center"/>
             </w:pPr>
             <w:r>
@@ -142,7 +142,7 @@
           </w:tcPr>
           <w:p>
             <w:pPr>
-              <w:spacing w:before="0" w:after="0"/>
+              <w:spacing w:before="0" w:after="0" w:line="240" w:lineRule="auto"/>
               <w:jc w:val="center"/>
             </w:pPr>
             <w:r>
@@ -173,7 +173,7 @@
           </w:tcPr>
           <w:p>
             <w:pPr>
-              <w:spacing w:before="0" w:after="0"/>
+              <w:spacing w:before="0" w:after="0" w:line="240" w:lineRule="auto"/>
               <w:jc w:val="center"/>
             </w:pPr>
             <w:r>
@@ -209,7 +209,7 @@
           </w:tcPr>
           <w:p>
             <w:pPr>
-              <w:spacing w:before="0" w:after="0"/>
+              <w:spacing w:before="0" w:after="0" w:line="240" w:lineRule="auto"/>
               <w:jc w:val="center"/>
             </w:pPr>
             <w:r>
@@ -240,7 +240,7 @@
           </w:tcPr>
           <w:p>
             <w:pPr>
-              <w:spacing w:before="0" w:after="0"/>
+              <w:spacing w:before="0" w:after="0" w:line="240" w:lineRule="auto"/>
               <w:jc w:val="center"/>
             </w:pPr>
             <w:r>
@@ -276,7 +276,7 @@
           </w:tcPr>
           <w:p>
             <w:pPr>
-              <w:spacing w:before="0" w:after="0"/>
+              <w:spacing w:before="0" w:after="0" w:line="240" w:lineRule="auto"/>
               <w:jc w:val="center"/>
             </w:pPr>
             <w:r>
@@ -307,7 +307,7 @@
           </w:tcPr>
           <w:p>
             <w:pPr>
-              <w:spacing w:before="0" w:after="0"/>
+              <w:spacing w:before="0" w:after="0" w:line="240" w:lineRule="auto"/>
               <w:jc w:val="center"/>
             </w:pPr>
             <w:r>
@@ -343,7 +343,7 @@
           </w:tcPr>
           <w:p>
             <w:pPr>
-              <w:spacing w:before="0" w:after="0"/>
+              <w:spacing w:before="0" w:after="0" w:line="240" w:lineRule="auto"/>
               <w:jc w:val="center"/>
             </w:pPr>
             <w:r>
@@ -374,7 +374,7 @@
           </w:tcPr>
           <w:p>
             <w:pPr>
-              <w:spacing w:before="0" w:after="0"/>
+              <w:spacing w:before="0" w:after="0" w:line="240" w:lineRule="auto"/>
               <w:jc w:val="center"/>
             </w:pPr>
             <w:r>
@@ -410,7 +410,7 @@
           </w:tcPr>
           <w:p>
             <w:pPr>
-              <w:spacing w:before="0" w:after="0"/>
+              <w:spacing w:before="0" w:after="0" w:line="240" w:lineRule="auto"/>
               <w:jc w:val="center"/>
             </w:pPr>
             <w:r>
@@ -441,7 +441,7 @@
           </w:tcPr>
           <w:p>
             <w:pPr>
-              <w:spacing w:before="0" w:after="0"/>
+              <w:spacing w:before="0" w:after="0" w:line="240" w:lineRule="auto"/>
               <w:jc w:val="center"/>
             </w:pPr>
             <w:r>
@@ -477,7 +477,7 @@
           </w:tcPr>
           <w:p>
             <w:pPr>
-              <w:spacing w:before="0" w:after="0"/>
+              <w:spacing w:before="0" w:after="0" w:line="240" w:lineRule="auto"/>
               <w:jc w:val="center"/>
             </w:pPr>
             <w:r>
@@ -508,7 +508,7 @@
           </w:tcPr>
           <w:p>
             <w:pPr>
-              <w:spacing w:before="0" w:after="0"/>
+              <w:spacing w:before="0" w:after="0" w:line="240" w:lineRule="auto"/>
               <w:jc w:val="center"/>
             </w:pPr>
             <w:r>
@@ -544,7 +544,7 @@
           </w:tcPr>
           <w:p>
             <w:pPr>
-              <w:spacing w:before="0" w:after="0"/>
+              <w:spacing w:before="0" w:after="0" w:line="240" w:lineRule="auto"/>
               <w:jc w:val="center"/>
             </w:pPr>
             <w:r>
@@ -575,7 +575,7 @@
           </w:tcPr>
           <w:p>
             <w:pPr>
-              <w:spacing w:before="0" w:after="0"/>
+              <w:spacing w:before="0" w:after="0" w:line="240" w:lineRule="auto"/>
               <w:jc w:val="center"/>
             </w:pPr>
             <w:r>
@@ -611,7 +611,7 @@
           </w:tcPr>
           <w:p>
             <w:pPr>
-              <w:spacing w:before="0" w:after="0"/>
+              <w:spacing w:before="0" w:after="0" w:line="240" w:lineRule="auto"/>
               <w:jc w:val="center"/>
             </w:pPr>
             <w:r>
@@ -642,7 +642,7 @@
           </w:tcPr>
           <w:p>
             <w:pPr>
-              <w:spacing w:before="0" w:after="0"/>
+              <w:spacing w:before="0" w:after="0" w:line="240" w:lineRule="auto"/>
               <w:jc w:val="both"/>
             </w:pPr>
             <w:r>
@@ -664,7 +664,7 @@
       <w:pPr>
         <w:pStyle w:val="Endure-Subhead"/>
         <w:keepNext/>
-        <w:spacing w:before="240" w:after="60"/>
+        <w:spacing w:before="240" w:after="60" w:line="240" w:lineRule="auto"/>
         <w:outlineLvl w:val="1"/>
       </w:pPr>
       <w:r>
@@ -709,7 +709,7 @@
           </w:tcPr>
           <w:p>
             <w:pPr>
-              <w:spacing w:before="0" w:after="0"/>
+              <w:spacing w:before="0" w:after="0" w:line="240" w:lineRule="auto"/>
               <w:jc w:val="center"/>
             </w:pPr>
             <w:r>
@@ -742,7 +742,7 @@
           </w:tcPr>
           <w:p>
             <w:pPr>
-              <w:spacing w:before="0" w:after="0"/>
+              <w:spacing w:before="0" w:after="0" w:line="240" w:lineRule="auto"/>
               <w:jc w:val="center"/>
             </w:pPr>
             <w:r>
@@ -780,7 +780,7 @@
           </w:tcPr>
           <w:p>
             <w:pPr>
-              <w:spacing w:before="0" w:after="0"/>
+              <w:spacing w:before="0" w:after="0" w:line="240" w:lineRule="auto"/>
               <w:jc w:val="center"/>
             </w:pPr>
             <w:r>
@@ -811,7 +811,7 @@
           </w:tcPr>
           <w:p>
             <w:pPr>
-              <w:spacing w:before="0" w:after="0"/>
+              <w:spacing w:before="0" w:after="0" w:line="240" w:lineRule="auto"/>
               <w:jc w:val="center"/>
             </w:pPr>
             <w:r>
@@ -847,7 +847,7 @@
           </w:tcPr>
           <w:p>
             <w:pPr>
-              <w:spacing w:before="0" w:after="0"/>
+              <w:spacing w:before="0" w:after="0" w:line="240" w:lineRule="auto"/>
               <w:jc w:val="center"/>
             </w:pPr>
             <w:r>
@@ -878,7 +878,7 @@
           </w:tcPr>
           <w:p>
             <w:pPr>
-              <w:spacing w:before="0" w:after="0"/>
+              <w:spacing w:before="0" w:after="0" w:line="240" w:lineRule="auto"/>
               <w:jc w:val="center"/>
             </w:pPr>
             <w:r>
@@ -914,7 +914,7 @@
           </w:tcPr>
           <w:p>
             <w:pPr>
-              <w:spacing w:before="0" w:after="0"/>
+              <w:spacing w:before="0" w:after="0" w:line="240" w:lineRule="auto"/>
               <w:jc w:val="center"/>
             </w:pPr>
             <w:r>
@@ -945,7 +945,7 @@
           </w:tcPr>
           <w:p>
             <w:pPr>
-              <w:spacing w:before="0" w:after="0"/>
+              <w:spacing w:before="0" w:after="0" w:line="240" w:lineRule="auto"/>
               <w:jc w:val="center"/>
             </w:pPr>
             <w:r>
@@ -981,7 +981,7 @@
           </w:tcPr>
           <w:p>
             <w:pPr>
-              <w:spacing w:before="0" w:after="0"/>
+              <w:spacing w:before="0" w:after="0" w:line="240" w:lineRule="auto"/>
               <w:jc w:val="center"/>
             </w:pPr>
             <w:r>
@@ -1012,7 +1012,7 @@
           </w:tcPr>
           <w:p>
             <w:pPr>
-              <w:spacing w:before="0" w:after="0"/>
+              <w:spacing w:before="0" w:after="0" w:line="240" w:lineRule="auto"/>
               <w:jc w:val="center"/>
             </w:pPr>
             <w:r>
@@ -1048,7 +1048,7 @@
           </w:tcPr>
           <w:p>
             <w:pPr>
-              <w:spacing w:before="0" w:after="0"/>
+              <w:spacing w:before="0" w:after="0" w:line="240" w:lineRule="auto"/>
               <w:jc w:val="center"/>
             </w:pPr>
             <w:r>
@@ -1079,7 +1079,7 @@
           </w:tcPr>
           <w:p>
             <w:pPr>
-              <w:spacing w:before="0" w:after="0"/>
+              <w:spacing w:before="0" w:after="0" w:line="240" w:lineRule="auto"/>
               <w:jc w:val="center"/>
             </w:pPr>
             <w:r>
@@ -1115,7 +1115,7 @@
           </w:tcPr>
           <w:p>
             <w:pPr>
-              <w:spacing w:before="0" w:after="0"/>
+              <w:spacing w:before="0" w:after="0" w:line="240" w:lineRule="auto"/>
               <w:jc w:val="center"/>
             </w:pPr>
             <w:r>
@@ -1146,7 +1146,7 @@
           </w:tcPr>
           <w:p>
             <w:pPr>
-              <w:spacing w:before="0" w:after="0"/>
+              <w:spacing w:before="0" w:after="0" w:line="240" w:lineRule="auto"/>
               <w:jc w:val="center"/>
             </w:pPr>
             <w:r>
@@ -1182,7 +1182,7 @@
           </w:tcPr>
           <w:p>
             <w:pPr>
-              <w:spacing w:before="0" w:after="0"/>
+              <w:spacing w:before="0" w:after="0" w:line="240" w:lineRule="auto"/>
               <w:jc w:val="center"/>
             </w:pPr>
             <w:r>
@@ -1213,7 +1213,7 @@
           </w:tcPr>
           <w:p>
             <w:pPr>
-              <w:spacing w:before="0" w:after="0"/>
+              <w:spacing w:before="0" w:after="0" w:line="240" w:lineRule="auto"/>
               <w:jc w:val="center"/>
             </w:pPr>
             <w:r>
@@ -1249,7 +1249,7 @@
           </w:tcPr>
           <w:p>
             <w:pPr>
-              <w:spacing w:before="0" w:after="0"/>
+              <w:spacing w:before="0" w:after="0" w:line="240" w:lineRule="auto"/>
               <w:jc w:val="center"/>
             </w:pPr>
             <w:r>
@@ -1280,7 +1280,7 @@
           </w:tcPr>
           <w:p>
             <w:pPr>
-              <w:spacing w:before="0" w:after="0"/>
+              <w:spacing w:before="0" w:after="0" w:line="240" w:lineRule="auto"/>
               <w:jc w:val="center"/>
             </w:pPr>
             <w:r>
@@ -1316,7 +1316,7 @@
           </w:tcPr>
           <w:p>
             <w:pPr>
-              <w:spacing w:before="0" w:after="0"/>
+              <w:spacing w:before="0" w:after="0" w:line="240" w:lineRule="auto"/>
               <w:jc w:val="center"/>
             </w:pPr>
             <w:r>
@@ -1347,7 +1347,7 @@
           </w:tcPr>
           <w:p>
             <w:pPr>
-              <w:spacing w:before="0" w:after="0"/>
+              <w:spacing w:before="0" w:after="0" w:line="240" w:lineRule="auto"/>
               <w:jc w:val="center"/>
             </w:pPr>
             <w:r>
@@ -1369,7 +1369,7 @@
       <w:pPr>
         <w:pStyle w:val="Endure-Subhead"/>
         <w:keepNext/>
-        <w:spacing w:before="240" w:after="60"/>
+        <w:spacing w:before="240" w:after="60" w:line="240" w:lineRule="auto"/>
         <w:outlineLvl w:val="1"/>
       </w:pPr>
       <w:r>
@@ -1498,7 +1498,7 @@
           </w:tcPr>
           <w:p>
             <w:pPr>
-              <w:spacing w:before="0" w:after="0"/>
+              <w:spacing w:before="0" w:after="0" w:line="240" w:lineRule="auto"/>
               <w:jc w:val="center"/>
             </w:pPr>
             <w:r>
@@ -1531,7 +1531,7 @@
           </w:tcPr>
           <w:p>
             <w:pPr>
-              <w:spacing w:before="0" w:after="0"/>
+              <w:spacing w:before="0" w:after="0" w:line="240" w:lineRule="auto"/>
               <w:jc w:val="center"/>
             </w:pPr>
             <w:r>
@@ -1564,7 +1564,7 @@
           </w:tcPr>
           <w:p>
             <w:pPr>
-              <w:spacing w:before="0" w:after="0"/>
+              <w:spacing w:before="0" w:after="0" w:line="240" w:lineRule="auto"/>
               <w:jc w:val="center"/>
             </w:pPr>
             <w:r>
@@ -1602,7 +1602,7 @@
           </w:tcPr>
           <w:p>
             <w:pPr>
-              <w:spacing w:before="0" w:after="0"/>
+              <w:spacing w:before="0" w:after="0" w:line="240" w:lineRule="auto"/>
               <w:jc w:val="center"/>
             </w:pPr>
             <w:r>
@@ -1633,7 +1633,7 @@
           </w:tcPr>
           <w:p>
             <w:pPr>
-              <w:spacing w:before="0" w:after="0"/>
+              <w:spacing w:before="0" w:after="0" w:line="240" w:lineRule="auto"/>
               <w:jc w:val="center"/>
             </w:pPr>
             <w:r>
@@ -1664,7 +1664,7 @@
           </w:tcPr>
           <w:p>
             <w:pPr>
-              <w:spacing w:before="0" w:after="0"/>
+              <w:spacing w:before="0" w:after="0" w:line="240" w:lineRule="auto"/>
               <w:jc w:val="center"/>
             </w:pPr>
             <w:r>
@@ -1700,7 +1700,7 @@
           </w:tcPr>
           <w:p>
             <w:pPr>
-              <w:spacing w:before="0" w:after="0"/>
+              <w:spacing w:before="0" w:after="0" w:line="240" w:lineRule="auto"/>
               <w:jc w:val="center"/>
             </w:pPr>
             <w:r>
@@ -1731,7 +1731,7 @@
           </w:tcPr>
           <w:p>
             <w:pPr>
-              <w:spacing w:before="0" w:after="0"/>
+              <w:spacing w:before="0" w:after="0" w:line="240" w:lineRule="auto"/>
               <w:jc w:val="center"/>
             </w:pPr>
             <w:r>
@@ -1762,7 +1762,7 @@
           </w:tcPr>
           <w:p>
             <w:pPr>
-              <w:spacing w:before="0" w:after="0"/>
+              <w:spacing w:before="0" w:after="0" w:line="240" w:lineRule="auto"/>
               <w:jc w:val="both"/>
             </w:pPr>
             <w:r>
@@ -1798,7 +1798,7 @@
           </w:tcPr>
           <w:p>
             <w:pPr>
-              <w:spacing w:before="0" w:after="0"/>
+              <w:spacing w:before="0" w:after="0" w:line="240" w:lineRule="auto"/>
               <w:jc w:val="center"/>
             </w:pPr>
             <w:r>
@@ -1829,7 +1829,7 @@
           </w:tcPr>
           <w:p>
             <w:pPr>
-              <w:spacing w:before="0" w:after="0"/>
+              <w:spacing w:before="0" w:after="0" w:line="240" w:lineRule="auto"/>
               <w:jc w:val="center"/>
             </w:pPr>
             <w:r>
@@ -1860,7 +1860,7 @@
           </w:tcPr>
           <w:p>
             <w:pPr>
-              <w:spacing w:before="0" w:after="0"/>
+              <w:spacing w:before="0" w:after="0" w:line="240" w:lineRule="auto"/>
               <w:jc w:val="center"/>
             </w:pPr>
             <w:r>
@@ -1882,7 +1882,7 @@
       <w:pPr>
         <w:pStyle w:val="Endure-Subhead"/>
         <w:keepNext/>
-        <w:spacing w:before="240" w:after="60"/>
+        <w:spacing w:before="240" w:after="60" w:line="240" w:lineRule="auto"/>
         <w:outlineLvl w:val="1"/>
       </w:pPr>
       <w:r>
@@ -1929,7 +1929,7 @@
           </w:tcPr>
           <w:p>
             <w:pPr>
-              <w:spacing w:before="0" w:after="0"/>
+              <w:spacing w:before="0" w:after="0" w:line="240" w:lineRule="auto"/>
               <w:jc w:val="center"/>
             </w:pPr>
             <w:r>
@@ -1962,7 +1962,7 @@
           </w:tcPr>
           <w:p>
             <w:pPr>
-              <w:spacing w:before="0" w:after="0"/>
+              <w:spacing w:before="0" w:after="0" w:line="240" w:lineRule="auto"/>
               <w:jc w:val="center"/>
             </w:pPr>
             <w:r>
@@ -1995,7 +1995,7 @@
           </w:tcPr>
           <w:p>
             <w:pPr>
-              <w:spacing w:before="0" w:after="0"/>
+              <w:spacing w:before="0" w:after="0" w:line="240" w:lineRule="auto"/>
               <w:jc w:val="center"/>
             </w:pPr>
             <w:r>
@@ -2028,7 +2028,7 @@
           </w:tcPr>
           <w:p>
             <w:pPr>
-              <w:spacing w:before="0" w:after="0"/>
+              <w:spacing w:before="0" w:after="0" w:line="240" w:lineRule="auto"/>
               <w:jc w:val="center"/>
             </w:pPr>
             <w:r>
@@ -2066,7 +2066,7 @@
           </w:tcPr>
           <w:p>
             <w:pPr>
-              <w:spacing w:before="0" w:after="0"/>
+              <w:spacing w:before="0" w:after="0" w:line="240" w:lineRule="auto"/>
               <w:jc w:val="center"/>
             </w:pPr>
             <w:r>
@@ -2097,7 +2097,7 @@
           </w:tcPr>
           <w:p>
             <w:pPr>
-              <w:spacing w:before="0" w:after="0"/>
+              <w:spacing w:before="0" w:after="0" w:line="240" w:lineRule="auto"/>
               <w:jc w:val="center"/>
             </w:pPr>
             <w:r>
@@ -2128,7 +2128,7 @@
           </w:tcPr>
           <w:p>
             <w:pPr>
-              <w:spacing w:before="0" w:after="0"/>
+              <w:spacing w:before="0" w:after="0" w:line="240" w:lineRule="auto"/>
               <w:jc w:val="center"/>
             </w:pPr>
             <w:r>
@@ -2159,7 +2159,7 @@
           </w:tcPr>
           <w:p>
             <w:pPr>
-              <w:spacing w:before="0" w:after="0"/>
+              <w:spacing w:before="0" w:after="0" w:line="240" w:lineRule="auto"/>
               <w:jc w:val="center"/>
             </w:pPr>
             <w:r>
@@ -2195,7 +2195,7 @@
           </w:tcPr>
           <w:p>
             <w:pPr>
-              <w:spacing w:before="0" w:after="0"/>
+              <w:spacing w:before="0" w:after="0" w:line="240" w:lineRule="auto"/>
               <w:jc w:val="center"/>
             </w:pPr>
             <w:r>
@@ -2226,7 +2226,7 @@
           </w:tcPr>
           <w:p>
             <w:pPr>
-              <w:spacing w:before="0" w:after="0"/>
+              <w:spacing w:before="0" w:after="0" w:line="240" w:lineRule="auto"/>
               <w:jc w:val="center"/>
             </w:pPr>
             <w:r>
@@ -2257,7 +2257,7 @@
           </w:tcPr>
           <w:p>
             <w:pPr>
-              <w:spacing w:before="0" w:after="0"/>
+              <w:spacing w:before="0" w:after="0" w:line="240" w:lineRule="auto"/>
               <w:jc w:val="center"/>
             </w:pPr>
             <w:r>
@@ -2288,7 +2288,7 @@
           </w:tcPr>
           <w:p>
             <w:pPr>
-              <w:spacing w:before="0" w:after="0"/>
+              <w:spacing w:before="0" w:after="0" w:line="240" w:lineRule="auto"/>
               <w:jc w:val="center"/>
             </w:pPr>
             <w:r>
@@ -2324,7 +2324,7 @@
           </w:tcPr>
           <w:p>
             <w:pPr>
-              <w:spacing w:before="0" w:after="0"/>
+              <w:spacing w:before="0" w:after="0" w:line="240" w:lineRule="auto"/>
               <w:jc w:val="center"/>
             </w:pPr>
             <w:r>
@@ -2355,7 +2355,7 @@
           </w:tcPr>
           <w:p>
             <w:pPr>
-              <w:spacing w:before="0" w:after="0"/>
+              <w:spacing w:before="0" w:after="0" w:line="240" w:lineRule="auto"/>
               <w:jc w:val="center"/>
             </w:pPr>
             <w:r>
@@ -2386,7 +2386,7 @@
           </w:tcPr>
           <w:p>
             <w:pPr>
-              <w:spacing w:before="0" w:after="0"/>
+              <w:spacing w:before="0" w:after="0" w:line="240" w:lineRule="auto"/>
               <w:jc w:val="center"/>
             </w:pPr>
             <w:r>
@@ -2417,7 +2417,7 @@
           </w:tcPr>
           <w:p>
             <w:pPr>
-              <w:spacing w:before="0" w:after="0"/>
+              <w:spacing w:before="0" w:after="0" w:line="240" w:lineRule="auto"/>
               <w:jc w:val="center"/>
             </w:pPr>
             <w:r>
@@ -2453,7 +2453,7 @@
           </w:tcPr>
           <w:p>
             <w:pPr>
-              <w:spacing w:before="0" w:after="0"/>
+              <w:spacing w:before="0" w:after="0" w:line="240" w:lineRule="auto"/>
               <w:jc w:val="center"/>
             </w:pPr>
             <w:r>
@@ -2484,7 +2484,7 @@
           </w:tcPr>
           <w:p>
             <w:pPr>
-              <w:spacing w:before="0" w:after="0"/>
+              <w:spacing w:before="0" w:after="0" w:line="240" w:lineRule="auto"/>
               <w:jc w:val="center"/>
             </w:pPr>
             <w:r>
@@ -2515,7 +2515,7 @@
           </w:tcPr>
           <w:p>
             <w:pPr>
-              <w:spacing w:before="0" w:after="0"/>
+              <w:spacing w:before="0" w:after="0" w:line="240" w:lineRule="auto"/>
               <w:jc w:val="center"/>
             </w:pPr>
             <w:r>
@@ -2546,7 +2546,7 @@
           </w:tcPr>
           <w:p>
             <w:pPr>
-              <w:spacing w:before="0" w:after="0"/>
+              <w:spacing w:before="0" w:after="0" w:line="240" w:lineRule="auto"/>
               <w:jc w:val="center"/>
             </w:pPr>
             <w:r>
@@ -2582,7 +2582,7 @@
           </w:tcPr>
           <w:p>
             <w:pPr>
-              <w:spacing w:before="0" w:after="0"/>
+              <w:spacing w:before="0" w:after="0" w:line="240" w:lineRule="auto"/>
               <w:jc w:val="center"/>
             </w:pPr>
             <w:r>
@@ -2613,7 +2613,7 @@
           </w:tcPr>
           <w:p>
             <w:pPr>
-              <w:spacing w:before="0" w:after="0"/>
+              <w:spacing w:before="0" w:after="0" w:line="240" w:lineRule="auto"/>
               <w:jc w:val="center"/>
             </w:pPr>
             <w:r>
@@ -2644,7 +2644,7 @@
           </w:tcPr>
           <w:p>
             <w:pPr>
-              <w:spacing w:before="0" w:after="0"/>
+              <w:spacing w:before="0" w:after="0" w:line="240" w:lineRule="auto"/>
               <w:jc w:val="center"/>
             </w:pPr>
             <w:r>
@@ -2675,7 +2675,7 @@
           </w:tcPr>
           <w:p>
             <w:pPr>
-              <w:spacing w:before="0" w:after="0"/>
+              <w:spacing w:before="0" w:after="0" w:line="240" w:lineRule="auto"/>
               <w:jc w:val="center"/>
             </w:pPr>
             <w:r>
@@ -2711,7 +2711,7 @@
           </w:tcPr>
           <w:p>
             <w:pPr>
-              <w:spacing w:before="0" w:after="0"/>
+              <w:spacing w:before="0" w:after="0" w:line="240" w:lineRule="auto"/>
               <w:jc w:val="center"/>
             </w:pPr>
             <w:r>
@@ -2742,7 +2742,7 @@
           </w:tcPr>
           <w:p>
             <w:pPr>
-              <w:spacing w:before="0" w:after="0"/>
+              <w:spacing w:before="0" w:after="0" w:line="240" w:lineRule="auto"/>
               <w:jc w:val="center"/>
             </w:pPr>
             <w:r>
@@ -2773,7 +2773,7 @@
           </w:tcPr>
           <w:p>
             <w:pPr>
-              <w:spacing w:before="0" w:after="0"/>
+              <w:spacing w:before="0" w:after="0" w:line="240" w:lineRule="auto"/>
               <w:jc w:val="center"/>
             </w:pPr>
             <w:r>
@@ -2804,7 +2804,7 @@
           </w:tcPr>
           <w:p>
             <w:pPr>
-              <w:spacing w:before="0" w:after="0"/>
+              <w:spacing w:before="0" w:after="0" w:line="240" w:lineRule="auto"/>
               <w:jc w:val="center"/>
             </w:pPr>
             <w:r>
@@ -2840,7 +2840,7 @@
           </w:tcPr>
           <w:p>
             <w:pPr>
-              <w:spacing w:before="0" w:after="0"/>
+              <w:spacing w:before="0" w:after="0" w:line="240" w:lineRule="auto"/>
               <w:jc w:val="center"/>
             </w:pPr>
             <w:r>
@@ -2871,7 +2871,7 @@
           </w:tcPr>
           <w:p>
             <w:pPr>
-              <w:spacing w:before="0" w:after="0"/>
+              <w:spacing w:before="0" w:after="0" w:line="240" w:lineRule="auto"/>
               <w:jc w:val="center"/>
             </w:pPr>
             <w:r>
@@ -2902,7 +2902,7 @@
           </w:tcPr>
           <w:p>
             <w:pPr>
-              <w:spacing w:before="0" w:after="0"/>
+              <w:spacing w:before="0" w:after="0" w:line="240" w:lineRule="auto"/>
               <w:jc w:val="center"/>
             </w:pPr>
             <w:r>
@@ -2933,7 +2933,7 @@
           </w:tcPr>
           <w:p>
             <w:pPr>
-              <w:spacing w:before="0" w:after="0"/>
+              <w:spacing w:before="0" w:after="0" w:line="240" w:lineRule="auto"/>
               <w:jc w:val="both"/>
             </w:pPr>
             <w:r>
@@ -2969,7 +2969,7 @@
           </w:tcPr>
           <w:p>
             <w:pPr>
-              <w:spacing w:before="0" w:after="0"/>
+              <w:spacing w:before="0" w:after="0" w:line="240" w:lineRule="auto"/>
               <w:jc w:val="center"/>
             </w:pPr>
             <w:r>
@@ -3000,7 +3000,7 @@
           </w:tcPr>
           <w:p>
             <w:pPr>
-              <w:spacing w:before="0" w:after="0"/>
+              <w:spacing w:before="0" w:after="0" w:line="240" w:lineRule="auto"/>
               <w:jc w:val="center"/>
             </w:pPr>
             <w:r>
@@ -3031,7 +3031,7 @@
           </w:tcPr>
           <w:p>
             <w:pPr>
-              <w:spacing w:before="0" w:after="0"/>
+              <w:spacing w:before="0" w:after="0" w:line="240" w:lineRule="auto"/>
               <w:jc w:val="center"/>
             </w:pPr>
             <w:r>
@@ -3062,7 +3062,7 @@
           </w:tcPr>
           <w:p>
             <w:pPr>
-              <w:spacing w:before="0" w:after="0"/>
+              <w:spacing w:before="0" w:after="0" w:line="240" w:lineRule="auto"/>
               <w:jc w:val="center"/>
             </w:pPr>
             <w:r>
@@ -3098,7 +3098,7 @@
           </w:tcPr>
           <w:p>
             <w:pPr>
-              <w:spacing w:before="0" w:after="0"/>
+              <w:spacing w:before="0" w:after="0" w:line="240" w:lineRule="auto"/>
               <w:jc w:val="center"/>
             </w:pPr>
             <w:r>
@@ -3129,7 +3129,7 @@
           </w:tcPr>
           <w:p>
             <w:pPr>
-              <w:spacing w:before="0" w:after="0"/>
+              <w:spacing w:before="0" w:after="0" w:line="240" w:lineRule="auto"/>
               <w:jc w:val="center"/>
             </w:pPr>
             <w:r>
@@ -3160,7 +3160,7 @@
           </w:tcPr>
           <w:p>
             <w:pPr>
-              <w:spacing w:before="0" w:after="0"/>
+              <w:spacing w:before="0" w:after="0" w:line="240" w:lineRule="auto"/>
               <w:jc w:val="center"/>
             </w:pPr>
             <w:r>
@@ -3191,7 +3191,7 @@
           </w:tcPr>
           <w:p>
             <w:pPr>
-              <w:spacing w:before="0" w:after="0"/>
+              <w:spacing w:before="0" w:after="0" w:line="240" w:lineRule="auto"/>
               <w:jc w:val="center"/>
             </w:pPr>
             <w:r>
@@ -3227,7 +3227,7 @@
           </w:tcPr>
           <w:p>
             <w:pPr>
-              <w:spacing w:before="0" w:after="0"/>
+              <w:spacing w:before="0" w:after="0" w:line="240" w:lineRule="auto"/>
               <w:jc w:val="center"/>
             </w:pPr>
             <w:r>
@@ -3258,7 +3258,7 @@
           </w:tcPr>
           <w:p>
             <w:pPr>
-              <w:spacing w:before="0" w:after="0"/>
+              <w:spacing w:before="0" w:after="0" w:line="240" w:lineRule="auto"/>
               <w:jc w:val="center"/>
             </w:pPr>
             <w:r>
@@ -3289,7 +3289,7 @@
           </w:tcPr>
           <w:p>
             <w:pPr>
-              <w:spacing w:before="0" w:after="0"/>
+              <w:spacing w:before="0" w:after="0" w:line="240" w:lineRule="auto"/>
               <w:jc w:val="center"/>
             </w:pPr>
             <w:r>
@@ -3320,7 +3320,7 @@
           </w:tcPr>
           <w:p>
             <w:pPr>
-              <w:spacing w:before="0" w:after="0"/>
+              <w:spacing w:before="0" w:after="0" w:line="240" w:lineRule="auto"/>
               <w:jc w:val="both"/>
             </w:pPr>
             <w:r>
@@ -3356,7 +3356,7 @@
           </w:tcPr>
           <w:p>
             <w:pPr>
-              <w:spacing w:before="0" w:after="0"/>
+              <w:spacing w:before="0" w:after="0" w:line="240" w:lineRule="auto"/>
               <w:jc w:val="center"/>
             </w:pPr>
             <w:r>
@@ -3387,7 +3387,7 @@
           </w:tcPr>
           <w:p>
             <w:pPr>
-              <w:spacing w:before="0" w:after="0"/>
+              <w:spacing w:before="0" w:after="0" w:line="240" w:lineRule="auto"/>
               <w:jc w:val="center"/>
             </w:pPr>
             <w:r>
@@ -3418,7 +3418,7 @@
           </w:tcPr>
           <w:p>
             <w:pPr>
-              <w:spacing w:before="0" w:after="0"/>
+              <w:spacing w:before="0" w:after="0" w:line="240" w:lineRule="auto"/>
               <w:jc w:val="center"/>
             </w:pPr>
             <w:r>
@@ -3449,7 +3449,7 @@
           </w:tcPr>
           <w:p>
             <w:pPr>
-              <w:spacing w:before="0" w:after="0"/>
+              <w:spacing w:before="0" w:after="0" w:line="240" w:lineRule="auto"/>
               <w:jc w:val="center"/>
             </w:pPr>
             <w:r>
@@ -3485,7 +3485,7 @@
           </w:tcPr>
           <w:p>
             <w:pPr>
-              <w:spacing w:before="0" w:after="0"/>
+              <w:spacing w:before="0" w:after="0" w:line="240" w:lineRule="auto"/>
               <w:jc w:val="center"/>
             </w:pPr>
             <w:r>
@@ -3516,7 +3516,7 @@
           </w:tcPr>
           <w:p>
             <w:pPr>
-              <w:spacing w:before="0" w:after="0"/>
+              <w:spacing w:before="0" w:after="0" w:line="240" w:lineRule="auto"/>
               <w:jc w:val="center"/>
             </w:pPr>
             <w:r>
@@ -3547,7 +3547,7 @@
           </w:tcPr>
           <w:p>
             <w:pPr>
-              <w:spacing w:before="0" w:after="0"/>
+              <w:spacing w:before="0" w:after="0" w:line="240" w:lineRule="auto"/>
               <w:jc w:val="center"/>
             </w:pPr>
             <w:r>
@@ -3578,7 +3578,7 @@
           </w:tcPr>
           <w:p>
             <w:pPr>
-              <w:spacing w:before="0" w:after="0"/>
+              <w:spacing w:before="0" w:after="0" w:line="240" w:lineRule="auto"/>
               <w:jc w:val="center"/>
             </w:pPr>
             <w:r>
@@ -3614,7 +3614,7 @@
           </w:tcPr>
           <w:p>
             <w:pPr>
-              <w:spacing w:before="0" w:after="0"/>
+              <w:spacing w:before="0" w:after="0" w:line="240" w:lineRule="auto"/>
               <w:jc w:val="center"/>
             </w:pPr>
             <w:r>
@@ -3645,7 +3645,7 @@
           </w:tcPr>
           <w:p>
             <w:pPr>
-              <w:spacing w:before="0" w:after="0"/>
+              <w:spacing w:before="0" w:after="0" w:line="240" w:lineRule="auto"/>
               <w:jc w:val="center"/>
             </w:pPr>
             <w:r>
@@ -3676,7 +3676,7 @@
           </w:tcPr>
           <w:p>
             <w:pPr>
-              <w:spacing w:before="0" w:after="0"/>
+              <w:spacing w:before="0" w:after="0" w:line="240" w:lineRule="auto"/>
               <w:jc w:val="center"/>
             </w:pPr>
             <w:r>
@@ -3707,7 +3707,7 @@
           </w:tcPr>
           <w:p>
             <w:pPr>
-              <w:spacing w:before="0" w:after="0"/>
+              <w:spacing w:before="0" w:after="0" w:line="240" w:lineRule="auto"/>
               <w:jc w:val="center"/>
             </w:pPr>
             <w:r>
@@ -3743,7 +3743,7 @@
           </w:tcPr>
           <w:p>
             <w:pPr>
-              <w:spacing w:before="0" w:after="0"/>
+              <w:spacing w:before="0" w:after="0" w:line="240" w:lineRule="auto"/>
               <w:jc w:val="center"/>
             </w:pPr>
             <w:r>
@@ -3774,7 +3774,7 @@
           </w:tcPr>
           <w:p>
             <w:pPr>
-              <w:spacing w:before="0" w:after="0"/>
+              <w:spacing w:before="0" w:after="0" w:line="240" w:lineRule="auto"/>
               <w:jc w:val="center"/>
             </w:pPr>
             <w:r>
@@ -3805,7 +3805,7 @@
           </w:tcPr>
           <w:p>
             <w:pPr>
-              <w:spacing w:before="0" w:after="0"/>
+              <w:spacing w:before="0" w:after="0" w:line="240" w:lineRule="auto"/>
               <w:jc w:val="center"/>
             </w:pPr>
             <w:r>
@@ -3836,7 +3836,7 @@
           </w:tcPr>
           <w:p>
             <w:pPr>
-              <w:spacing w:before="0" w:after="0"/>
+              <w:spacing w:before="0" w:after="0" w:line="240" w:lineRule="auto"/>
               <w:jc w:val="center"/>
             </w:pPr>
             <w:r>
@@ -3872,7 +3872,7 @@
           </w:tcPr>
           <w:p>
             <w:pPr>
-              <w:spacing w:before="0" w:after="0"/>
+              <w:spacing w:before="0" w:after="0" w:line="240" w:lineRule="auto"/>
               <w:jc w:val="center"/>
             </w:pPr>
             <w:r>
@@ -3903,7 +3903,7 @@
           </w:tcPr>
           <w:p>
             <w:pPr>
-              <w:spacing w:before="0" w:after="0"/>
+              <w:spacing w:before="0" w:after="0" w:line="240" w:lineRule="auto"/>
               <w:jc w:val="center"/>
             </w:pPr>
             <w:r>
@@ -3934,7 +3934,7 @@
           </w:tcPr>
           <w:p>
             <w:pPr>
-              <w:spacing w:before="0" w:after="0"/>
+              <w:spacing w:before="0" w:after="0" w:line="240" w:lineRule="auto"/>
               <w:jc w:val="center"/>
             </w:pPr>
             <w:r>
@@ -3965,7 +3965,7 @@
           </w:tcPr>
           <w:p>
             <w:pPr>
-              <w:spacing w:before="0" w:after="0"/>
+              <w:spacing w:before="0" w:after="0" w:line="240" w:lineRule="auto"/>
               <w:jc w:val="center"/>
             </w:pPr>
             <w:r>
@@ -4001,7 +4001,7 @@
           </w:tcPr>
           <w:p>
             <w:pPr>
-              <w:spacing w:before="0" w:after="0"/>
+              <w:spacing w:before="0" w:after="0" w:line="240" w:lineRule="auto"/>
               <w:jc w:val="center"/>
             </w:pPr>
             <w:r>
@@ -4032,7 +4032,7 @@
           </w:tcPr>
           <w:p>
             <w:pPr>
-              <w:spacing w:before="0" w:after="0"/>
+              <w:spacing w:before="0" w:after="0" w:line="240" w:lineRule="auto"/>
               <w:jc w:val="center"/>
             </w:pPr>
             <w:r>
@@ -4063,7 +4063,7 @@
           </w:tcPr>
           <w:p>
             <w:pPr>
-              <w:spacing w:before="0" w:after="0"/>
+              <w:spacing w:before="0" w:after="0" w:line="240" w:lineRule="auto"/>
               <w:jc w:val="center"/>
             </w:pPr>
             <w:r>
@@ -4094,7 +4094,7 @@
           </w:tcPr>
           <w:p>
             <w:pPr>
-              <w:spacing w:before="0" w:after="0"/>
+              <w:spacing w:before="0" w:after="0" w:line="240" w:lineRule="auto"/>
               <w:jc w:val="center"/>
             </w:pPr>
             <w:r>
@@ -4130,7 +4130,7 @@
           </w:tcPr>
           <w:p>
             <w:pPr>
-              <w:spacing w:before="0" w:after="0"/>
+              <w:spacing w:before="0" w:after="0" w:line="240" w:lineRule="auto"/>
               <w:jc w:val="center"/>
             </w:pPr>
             <w:r>
@@ -4161,7 +4161,7 @@
           </w:tcPr>
           <w:p>
             <w:pPr>
-              <w:spacing w:before="0" w:after="0"/>
+              <w:spacing w:before="0" w:after="0" w:line="240" w:lineRule="auto"/>
               <w:jc w:val="center"/>
             </w:pPr>
             <w:r>
@@ -4192,7 +4192,7 @@
           </w:tcPr>
           <w:p>
             <w:pPr>
-              <w:spacing w:before="0" w:after="0"/>
+              <w:spacing w:before="0" w:after="0" w:line="240" w:lineRule="auto"/>
               <w:jc w:val="center"/>
             </w:pPr>
             <w:r>
@@ -4223,7 +4223,7 @@
           </w:tcPr>
           <w:p>
             <w:pPr>
-              <w:spacing w:before="0" w:after="0"/>
+              <w:spacing w:before="0" w:after="0" w:line="240" w:lineRule="auto"/>
               <w:jc w:val="center"/>
             </w:pPr>
             <w:r>
@@ -4259,7 +4259,7 @@
           </w:tcPr>
           <w:p>
             <w:pPr>
-              <w:spacing w:before="0" w:after="0"/>
+              <w:spacing w:before="0" w:after="0" w:line="240" w:lineRule="auto"/>
               <w:jc w:val="center"/>
             </w:pPr>
             <w:r>
@@ -4290,7 +4290,7 @@
           </w:tcPr>
           <w:p>
             <w:pPr>
-              <w:spacing w:before="0" w:after="0"/>
+              <w:spacing w:before="0" w:after="0" w:line="240" w:lineRule="auto"/>
               <w:jc w:val="center"/>
             </w:pPr>
             <w:r>
@@ -4321,7 +4321,7 @@
           </w:tcPr>
           <w:p>
             <w:pPr>
-              <w:spacing w:before="0" w:after="0"/>
+              <w:spacing w:before="0" w:after="0" w:line="240" w:lineRule="auto"/>
               <w:jc w:val="center"/>
             </w:pPr>
             <w:r>
@@ -4352,7 +4352,7 @@
           </w:tcPr>
           <w:p>
             <w:pPr>
-              <w:spacing w:before="0" w:after="0"/>
+              <w:spacing w:before="0" w:after="0" w:line="240" w:lineRule="auto"/>
               <w:jc w:val="center"/>
             </w:pPr>
             <w:r>
@@ -4436,7 +4436,7 @@
       <w:pPr>
         <w:pStyle w:val="Endure-Subhead"/>
         <w:keepNext/>
-        <w:spacing w:before="240" w:after="60"/>
+        <w:spacing w:before="240" w:after="60" w:line="240" w:lineRule="auto"/>
         <w:outlineLvl w:val="1"/>
       </w:pPr>
       <w:r>
@@ -4450,7 +4450,7 @@
       <w:pPr>
         <w:pStyle w:val="Endure-Subhead"/>
         <w:keepNext/>
-        <w:spacing w:before="160" w:after="60"/>
+        <w:spacing w:before="160" w:after="60" w:line="240" w:lineRule="auto"/>
         <w:outlineLvl w:val="2"/>
       </w:pPr>
       <w:r>
@@ -4730,7 +4730,7 @@
       <w:pPr>
         <w:pStyle w:val="Endure-Subhead"/>
         <w:keepNext/>
-        <w:spacing w:before="160" w:after="60"/>
+        <w:spacing w:before="160" w:after="60" w:line="240" w:lineRule="auto"/>
         <w:outlineLvl w:val="2"/>
       </w:pPr>
       <w:r>
@@ -5364,7 +5364,7 @@
       <w:pPr>
         <w:pStyle w:val="Endure-Subhead"/>
         <w:keepNext/>
-        <w:spacing w:before="160" w:after="60"/>
+        <w:spacing w:before="160" w:after="60" w:line="240" w:lineRule="auto"/>
         <w:outlineLvl w:val="2"/>
       </w:pPr>
       <w:r>
@@ -5495,7 +5495,7 @@
       <w:pPr>
         <w:pStyle w:val="Endure-Subhead"/>
         <w:keepNext/>
-        <w:spacing w:before="160" w:after="60"/>
+        <w:spacing w:before="160" w:after="60" w:line="240" w:lineRule="auto"/>
         <w:outlineLvl w:val="2"/>
       </w:pPr>
       <w:r>
@@ -5877,7 +5877,7 @@
       <w:pPr>
         <w:pStyle w:val="Endure-Subhead"/>
         <w:keepNext/>
-        <w:spacing w:before="160" w:after="60"/>
+        <w:spacing w:before="160" w:after="60" w:line="240" w:lineRule="auto"/>
         <w:outlineLvl w:val="2"/>
       </w:pPr>
       <w:r>
@@ -6125,7 +6125,7 @@
       <w:pPr>
         <w:pStyle w:val="Endure-Subhead"/>
         <w:keepNext/>
-        <w:spacing w:before="160" w:after="60"/>
+        <w:spacing w:before="160" w:after="60" w:line="240" w:lineRule="auto"/>
         <w:outlineLvl w:val="2"/>
       </w:pPr>
       <w:r>
@@ -6341,7 +6341,7 @@
       <w:pPr>
         <w:pStyle w:val="Endure-Subhead"/>
         <w:keepNext/>
-        <w:spacing w:before="160" w:after="60"/>
+        <w:spacing w:before="160" w:after="60" w:line="240" w:lineRule="auto"/>
         <w:outlineLvl w:val="2"/>
       </w:pPr>
       <w:r>
@@ -6472,7 +6472,7 @@
       <w:pPr>
         <w:pStyle w:val="Endure-Subhead"/>
         <w:keepNext/>
-        <w:spacing w:before="160" w:after="60"/>
+        <w:spacing w:before="160" w:after="60" w:line="240" w:lineRule="auto"/>
         <w:outlineLvl w:val="2"/>
       </w:pPr>
       <w:r>
@@ -6805,7 +6805,7 @@
       <w:pPr>
         <w:pStyle w:val="Endure-Subhead"/>
         <w:keepNext/>
-        <w:spacing w:before="240" w:after="60"/>
+        <w:spacing w:before="240" w:after="60" w:line="240" w:lineRule="auto"/>
         <w:outlineLvl w:val="1"/>
       </w:pPr>
       <w:r>
@@ -6851,7 +6851,7 @@
           </w:tcPr>
           <w:p>
             <w:pPr>
-              <w:spacing w:before="0" w:after="0"/>
+              <w:spacing w:before="0" w:after="0" w:line="240" w:lineRule="auto"/>
               <w:jc w:val="center"/>
             </w:pPr>
             <w:r>
@@ -6884,7 +6884,7 @@
           </w:tcPr>
           <w:p>
             <w:pPr>
-              <w:spacing w:before="0" w:after="0"/>
+              <w:spacing w:before="0" w:after="0" w:line="240" w:lineRule="auto"/>
               <w:jc w:val="center"/>
             </w:pPr>
             <w:r>
@@ -6917,7 +6917,7 @@
           </w:tcPr>
           <w:p>
             <w:pPr>
-              <w:spacing w:before="0" w:after="0"/>
+              <w:spacing w:before="0" w:after="0" w:line="240" w:lineRule="auto"/>
               <w:jc w:val="center"/>
             </w:pPr>
             <w:r>
@@ -6955,7 +6955,7 @@
           </w:tcPr>
           <w:p>
             <w:pPr>
-              <w:spacing w:before="0" w:after="0"/>
+              <w:spacing w:before="0" w:after="0" w:line="240" w:lineRule="auto"/>
               <w:jc w:val="center"/>
             </w:pPr>
             <w:r>
@@ -6986,7 +6986,7 @@
           </w:tcPr>
           <w:p>
             <w:pPr>
-              <w:spacing w:before="0" w:after="0"/>
+              <w:spacing w:before="0" w:after="0" w:line="240" w:lineRule="auto"/>
               <w:jc w:val="both"/>
             </w:pPr>
             <w:r>
@@ -7017,7 +7017,7 @@
           </w:tcPr>
           <w:p>
             <w:pPr>
-              <w:spacing w:before="0" w:after="0"/>
+              <w:spacing w:before="0" w:after="0" w:line="240" w:lineRule="auto"/>
               <w:jc w:val="center"/>
             </w:pPr>
             <w:r>
@@ -7053,7 +7053,7 @@
           </w:tcPr>
           <w:p>
             <w:pPr>
-              <w:spacing w:before="0" w:after="0"/>
+              <w:spacing w:before="0" w:after="0" w:line="240" w:lineRule="auto"/>
               <w:jc w:val="center"/>
             </w:pPr>
             <w:r>
@@ -7084,7 +7084,7 @@
           </w:tcPr>
           <w:p>
             <w:pPr>
-              <w:spacing w:before="0" w:after="0"/>
+              <w:spacing w:before="0" w:after="0" w:line="240" w:lineRule="auto"/>
               <w:jc w:val="both"/>
             </w:pPr>
             <w:r>
@@ -7115,7 +7115,7 @@
           </w:tcPr>
           <w:p>
             <w:pPr>
-              <w:spacing w:before="0" w:after="0"/>
+              <w:spacing w:before="0" w:after="0" w:line="240" w:lineRule="auto"/>
               <w:jc w:val="center"/>
             </w:pPr>
             <w:r>
@@ -7151,7 +7151,7 @@
           </w:tcPr>
           <w:p>
             <w:pPr>
-              <w:spacing w:before="0" w:after="0"/>
+              <w:spacing w:before="0" w:after="0" w:line="240" w:lineRule="auto"/>
               <w:jc w:val="center"/>
             </w:pPr>
             <w:r>
@@ -7182,7 +7182,7 @@
           </w:tcPr>
           <w:p>
             <w:pPr>
-              <w:spacing w:before="0" w:after="0"/>
+              <w:spacing w:before="0" w:after="0" w:line="240" w:lineRule="auto"/>
               <w:jc w:val="both"/>
             </w:pPr>
             <w:r>
@@ -7213,7 +7213,7 @@
           </w:tcPr>
           <w:p>
             <w:pPr>
-              <w:spacing w:before="0" w:after="0"/>
+              <w:spacing w:before="0" w:after="0" w:line="240" w:lineRule="auto"/>
               <w:jc w:val="center"/>
             </w:pPr>
             <w:r>
@@ -7235,7 +7235,7 @@
       <w:pPr>
         <w:pStyle w:val="Endure-Subhead"/>
         <w:keepNext/>
-        <w:spacing w:before="160" w:after="60"/>
+        <w:spacing w:before="160" w:after="60" w:line="240" w:lineRule="auto"/>
         <w:outlineLvl w:val="2"/>
       </w:pPr>
       <w:r>
@@ -7535,7 +7535,7 @@
       <w:pPr>
         <w:pStyle w:val="Endure-Subhead"/>
         <w:keepNext/>
-        <w:spacing w:before="160" w:after="60"/>
+        <w:spacing w:before="160" w:after="60" w:line="240" w:lineRule="auto"/>
         <w:outlineLvl w:val="2"/>
       </w:pPr>
       <w:r>
@@ -7835,7 +7835,7 @@
       <w:pPr>
         <w:pStyle w:val="Endure-Subhead"/>
         <w:keepNext/>
-        <w:spacing w:before="240" w:after="60"/>
+        <w:spacing w:before="240" w:after="60" w:line="240" w:lineRule="auto"/>
         <w:outlineLvl w:val="1"/>
       </w:pPr>
       <w:r>
@@ -7883,7 +7883,7 @@
           </w:tcPr>
           <w:p>
             <w:pPr>
-              <w:spacing w:before="0" w:after="0"/>
+              <w:spacing w:before="0" w:after="0" w:line="240" w:lineRule="auto"/>
               <w:jc w:val="center"/>
             </w:pPr>
             <w:r>
@@ -7916,7 +7916,7 @@
           </w:tcPr>
           <w:p>
             <w:pPr>
-              <w:spacing w:before="0" w:after="0"/>
+              <w:spacing w:before="0" w:after="0" w:line="240" w:lineRule="auto"/>
               <w:jc w:val="center"/>
             </w:pPr>
             <w:r>
@@ -7949,7 +7949,7 @@
           </w:tcPr>
           <w:p>
             <w:pPr>
-              <w:spacing w:before="0" w:after="0"/>
+              <w:spacing w:before="0" w:after="0" w:line="240" w:lineRule="auto"/>
               <w:jc w:val="center"/>
             </w:pPr>
             <w:r>
@@ -7982,7 +7982,7 @@
           </w:tcPr>
           <w:p>
             <w:pPr>
-              <w:spacing w:before="0" w:after="0"/>
+              <w:spacing w:before="0" w:after="0" w:line="240" w:lineRule="auto"/>
               <w:jc w:val="center"/>
             </w:pPr>
             <w:r>
@@ -8015,7 +8015,7 @@
           </w:tcPr>
           <w:p>
             <w:pPr>
-              <w:spacing w:before="0" w:after="0"/>
+              <w:spacing w:before="0" w:after="0" w:line="240" w:lineRule="auto"/>
               <w:jc w:val="center"/>
             </w:pPr>
             <w:r>
@@ -8053,7 +8053,7 @@
           </w:tcPr>
           <w:p>
             <w:pPr>
-              <w:spacing w:before="0" w:after="0"/>
+              <w:spacing w:before="0" w:after="0" w:line="240" w:lineRule="auto"/>
               <w:jc w:val="center"/>
             </w:pPr>
             <w:r>
@@ -8084,7 +8084,7 @@
           </w:tcPr>
           <w:p>
             <w:pPr>
-              <w:spacing w:before="0" w:after="0"/>
+              <w:spacing w:before="0" w:after="0" w:line="240" w:lineRule="auto"/>
               <w:jc w:val="both"/>
             </w:pPr>
             <w:r>
@@ -8115,7 +8115,7 @@
           </w:tcPr>
           <w:p>
             <w:pPr>
-              <w:spacing w:before="0" w:after="0"/>
+              <w:spacing w:before="0" w:after="0" w:line="240" w:lineRule="auto"/>
               <w:jc w:val="center"/>
             </w:pPr>
             <w:r>
@@ -8146,7 +8146,7 @@
           </w:tcPr>
           <w:p>
             <w:pPr>
-              <w:spacing w:before="0" w:after="0"/>
+              <w:spacing w:before="0" w:after="0" w:line="240" w:lineRule="auto"/>
               <w:jc w:val="center"/>
             </w:pPr>
             <w:r>
@@ -8177,7 +8177,7 @@
           </w:tcPr>
           <w:p>
             <w:pPr>
-              <w:spacing w:before="0" w:after="0"/>
+              <w:spacing w:before="0" w:after="0" w:line="240" w:lineRule="auto"/>
               <w:jc w:val="center"/>
             </w:pPr>
             <w:r>
@@ -8213,7 +8213,7 @@
           </w:tcPr>
           <w:p>
             <w:pPr>
-              <w:spacing w:before="0" w:after="0"/>
+              <w:spacing w:before="0" w:after="0" w:line="240" w:lineRule="auto"/>
               <w:jc w:val="center"/>
             </w:pPr>
             <w:r>
@@ -8244,7 +8244,7 @@
           </w:tcPr>
           <w:p>
             <w:pPr>
-              <w:spacing w:before="0" w:after="0"/>
+              <w:spacing w:before="0" w:after="0" w:line="240" w:lineRule="auto"/>
               <w:jc w:val="center"/>
             </w:pPr>
             <w:r>
@@ -8275,7 +8275,7 @@
           </w:tcPr>
           <w:p>
             <w:pPr>
-              <w:spacing w:before="0" w:after="0"/>
+              <w:spacing w:before="0" w:after="0" w:line="240" w:lineRule="auto"/>
               <w:jc w:val="center"/>
             </w:pPr>
             <w:r>
@@ -8306,7 +8306,7 @@
           </w:tcPr>
           <w:p>
             <w:pPr>
-              <w:spacing w:before="0" w:after="0"/>
+              <w:spacing w:before="0" w:after="0" w:line="240" w:lineRule="auto"/>
               <w:jc w:val="center"/>
             </w:pPr>
             <w:r>
@@ -8337,7 +8337,7 @@
           </w:tcPr>
           <w:p>
             <w:pPr>
-              <w:spacing w:before="0" w:after="0"/>
+              <w:spacing w:before="0" w:after="0" w:line="240" w:lineRule="auto"/>
               <w:jc w:val="center"/>
             </w:pPr>
             <w:r>
@@ -8373,7 +8373,7 @@
           </w:tcPr>
           <w:p>
             <w:pPr>
-              <w:spacing w:before="0" w:after="0"/>
+              <w:spacing w:before="0" w:after="0" w:line="240" w:lineRule="auto"/>
               <w:jc w:val="center"/>
             </w:pPr>
             <w:r>
@@ -8404,7 +8404,7 @@
           </w:tcPr>
           <w:p>
             <w:pPr>
-              <w:spacing w:before="0" w:after="0"/>
+              <w:spacing w:before="0" w:after="0" w:line="240" w:lineRule="auto"/>
               <w:jc w:val="center"/>
             </w:pPr>
             <w:r>
@@ -8435,7 +8435,7 @@
           </w:tcPr>
           <w:p>
             <w:pPr>
-              <w:spacing w:before="0" w:after="0"/>
+              <w:spacing w:before="0" w:after="0" w:line="240" w:lineRule="auto"/>
               <w:jc w:val="center"/>
             </w:pPr>
             <w:r>
@@ -8466,7 +8466,7 @@
           </w:tcPr>
           <w:p>
             <w:pPr>
-              <w:spacing w:before="0" w:after="0"/>
+              <w:spacing w:before="0" w:after="0" w:line="240" w:lineRule="auto"/>
               <w:jc w:val="center"/>
             </w:pPr>
             <w:r>
@@ -8497,7 +8497,7 @@
           </w:tcPr>
           <w:p>
             <w:pPr>
-              <w:spacing w:before="0" w:after="0"/>
+              <w:spacing w:before="0" w:after="0" w:line="240" w:lineRule="auto"/>
               <w:jc w:val="center"/>
             </w:pPr>
             <w:r>
@@ -8533,7 +8533,7 @@
           </w:tcPr>
           <w:p>
             <w:pPr>
-              <w:spacing w:before="0" w:after="0"/>
+              <w:spacing w:before="0" w:after="0" w:line="240" w:lineRule="auto"/>
               <w:jc w:val="center"/>
             </w:pPr>
             <w:r>
@@ -8564,7 +8564,7 @@
           </w:tcPr>
           <w:p>
             <w:pPr>
-              <w:spacing w:before="0" w:after="0"/>
+              <w:spacing w:before="0" w:after="0" w:line="240" w:lineRule="auto"/>
               <w:jc w:val="center"/>
             </w:pPr>
             <w:r>
@@ -8595,7 +8595,7 @@
           </w:tcPr>
           <w:p>
             <w:pPr>
-              <w:spacing w:before="0" w:after="0"/>
+              <w:spacing w:before="0" w:after="0" w:line="240" w:lineRule="auto"/>
               <w:jc w:val="center"/>
             </w:pPr>
             <w:r>
@@ -8626,7 +8626,7 @@
           </w:tcPr>
           <w:p>
             <w:pPr>
-              <w:spacing w:before="0" w:after="0"/>
+              <w:spacing w:before="0" w:after="0" w:line="240" w:lineRule="auto"/>
               <w:jc w:val="center"/>
             </w:pPr>
             <w:r>
@@ -8657,7 +8657,7 @@
           </w:tcPr>
           <w:p>
             <w:pPr>
-              <w:spacing w:before="0" w:after="0"/>
+              <w:spacing w:before="0" w:after="0" w:line="240" w:lineRule="auto"/>
               <w:jc w:val="center"/>
             </w:pPr>
             <w:r>
@@ -8693,7 +8693,7 @@
           </w:tcPr>
           <w:p>
             <w:pPr>
-              <w:spacing w:before="0" w:after="0"/>
+              <w:spacing w:before="0" w:after="0" w:line="240" w:lineRule="auto"/>
               <w:jc w:val="center"/>
             </w:pPr>
             <w:r>
@@ -8724,7 +8724,7 @@
           </w:tcPr>
           <w:p>
             <w:pPr>
-              <w:spacing w:before="0" w:after="0"/>
+              <w:spacing w:before="0" w:after="0" w:line="240" w:lineRule="auto"/>
               <w:jc w:val="center"/>
             </w:pPr>
             <w:r>
@@ -8755,7 +8755,7 @@
           </w:tcPr>
           <w:p>
             <w:pPr>
-              <w:spacing w:before="0" w:after="0"/>
+              <w:spacing w:before="0" w:after="0" w:line="240" w:lineRule="auto"/>
               <w:jc w:val="center"/>
             </w:pPr>
             <w:r>
@@ -8786,7 +8786,7 @@
           </w:tcPr>
           <w:p>
             <w:pPr>
-              <w:spacing w:before="0" w:after="0"/>
+              <w:spacing w:before="0" w:after="0" w:line="240" w:lineRule="auto"/>
               <w:jc w:val="center"/>
             </w:pPr>
             <w:r>
@@ -8817,7 +8817,7 @@
           </w:tcPr>
           <w:p>
             <w:pPr>
-              <w:spacing w:before="0" w:after="0"/>
+              <w:spacing w:before="0" w:after="0" w:line="240" w:lineRule="auto"/>
               <w:jc w:val="center"/>
             </w:pPr>
             <w:r>
@@ -8853,7 +8853,7 @@
           </w:tcPr>
           <w:p>
             <w:pPr>
-              <w:spacing w:before="0" w:after="0"/>
+              <w:spacing w:before="0" w:after="0" w:line="240" w:lineRule="auto"/>
               <w:jc w:val="center"/>
             </w:pPr>
             <w:r>
@@ -8884,7 +8884,7 @@
           </w:tcPr>
           <w:p>
             <w:pPr>
-              <w:spacing w:before="0" w:after="0"/>
+              <w:spacing w:before="0" w:after="0" w:line="240" w:lineRule="auto"/>
               <w:jc w:val="center"/>
             </w:pPr>
             <w:r>
@@ -8915,7 +8915,7 @@
           </w:tcPr>
           <w:p>
             <w:pPr>
-              <w:spacing w:before="0" w:after="0"/>
+              <w:spacing w:before="0" w:after="0" w:line="240" w:lineRule="auto"/>
               <w:jc w:val="center"/>
             </w:pPr>
             <w:r>
@@ -8946,7 +8946,7 @@
           </w:tcPr>
           <w:p>
             <w:pPr>
-              <w:spacing w:before="0" w:after="0"/>
+              <w:spacing w:before="0" w:after="0" w:line="240" w:lineRule="auto"/>
               <w:jc w:val="center"/>
             </w:pPr>
             <w:r>
@@ -8977,7 +8977,7 @@
           </w:tcPr>
           <w:p>
             <w:pPr>
-              <w:spacing w:before="0" w:after="0"/>
+              <w:spacing w:before="0" w:after="0" w:line="240" w:lineRule="auto"/>
               <w:jc w:val="center"/>
             </w:pPr>
             <w:r>
@@ -9013,7 +9013,7 @@
           </w:tcPr>
           <w:p>
             <w:pPr>
-              <w:spacing w:before="0" w:after="0"/>
+              <w:spacing w:before="0" w:after="0" w:line="240" w:lineRule="auto"/>
               <w:jc w:val="center"/>
             </w:pPr>
             <w:r>
@@ -9044,7 +9044,7 @@
           </w:tcPr>
           <w:p>
             <w:pPr>
-              <w:spacing w:before="0" w:after="0"/>
+              <w:spacing w:before="0" w:after="0" w:line="240" w:lineRule="auto"/>
               <w:jc w:val="center"/>
             </w:pPr>
             <w:r>
@@ -9075,7 +9075,7 @@
           </w:tcPr>
           <w:p>
             <w:pPr>
-              <w:spacing w:before="0" w:after="0"/>
+              <w:spacing w:before="0" w:after="0" w:line="240" w:lineRule="auto"/>
               <w:jc w:val="center"/>
             </w:pPr>
             <w:r>
@@ -9106,7 +9106,7 @@
           </w:tcPr>
           <w:p>
             <w:pPr>
-              <w:spacing w:before="0" w:after="0"/>
+              <w:spacing w:before="0" w:after="0" w:line="240" w:lineRule="auto"/>
               <w:jc w:val="center"/>
             </w:pPr>
             <w:r>
@@ -9137,7 +9137,7 @@
           </w:tcPr>
           <w:p>
             <w:pPr>
-              <w:spacing w:before="0" w:after="0"/>
+              <w:spacing w:before="0" w:after="0" w:line="240" w:lineRule="auto"/>
               <w:jc w:val="center"/>
             </w:pPr>
             <w:r>
@@ -9173,7 +9173,7 @@
           </w:tcPr>
           <w:p>
             <w:pPr>
-              <w:spacing w:before="0" w:after="0"/>
+              <w:spacing w:before="0" w:after="0" w:line="240" w:lineRule="auto"/>
               <w:jc w:val="center"/>
             </w:pPr>
             <w:r>
@@ -9204,7 +9204,7 @@
           </w:tcPr>
           <w:p>
             <w:pPr>
-              <w:spacing w:before="0" w:after="0"/>
+              <w:spacing w:before="0" w:after="0" w:line="240" w:lineRule="auto"/>
               <w:jc w:val="center"/>
             </w:pPr>
             <w:r>
@@ -9235,7 +9235,7 @@
           </w:tcPr>
           <w:p>
             <w:pPr>
-              <w:spacing w:before="0" w:after="0"/>
+              <w:spacing w:before="0" w:after="0" w:line="240" w:lineRule="auto"/>
               <w:jc w:val="center"/>
             </w:pPr>
             <w:r>
@@ -9266,7 +9266,7 @@
           </w:tcPr>
           <w:p>
             <w:pPr>
-              <w:spacing w:before="0" w:after="0"/>
+              <w:spacing w:before="0" w:after="0" w:line="240" w:lineRule="auto"/>
               <w:jc w:val="center"/>
             </w:pPr>
             <w:r>
@@ -9297,7 +9297,7 @@
           </w:tcPr>
           <w:p>
             <w:pPr>
-              <w:spacing w:before="0" w:after="0"/>
+              <w:spacing w:before="0" w:after="0" w:line="240" w:lineRule="auto"/>
               <w:jc w:val="center"/>
             </w:pPr>
             <w:r>
@@ -9333,7 +9333,7 @@
           </w:tcPr>
           <w:p>
             <w:pPr>
-              <w:spacing w:before="0" w:after="0"/>
+              <w:spacing w:before="0" w:after="0" w:line="240" w:lineRule="auto"/>
               <w:jc w:val="center"/>
             </w:pPr>
             <w:r>
@@ -9364,7 +9364,7 @@
           </w:tcPr>
           <w:p>
             <w:pPr>
-              <w:spacing w:before="0" w:after="0"/>
+              <w:spacing w:before="0" w:after="0" w:line="240" w:lineRule="auto"/>
               <w:jc w:val="center"/>
             </w:pPr>
             <w:r>
@@ -9395,7 +9395,7 @@
           </w:tcPr>
           <w:p>
             <w:pPr>
-              <w:spacing w:before="0" w:after="0"/>
+              <w:spacing w:before="0" w:after="0" w:line="240" w:lineRule="auto"/>
               <w:jc w:val="center"/>
             </w:pPr>
             <w:r>
@@ -9426,7 +9426,7 @@
           </w:tcPr>
           <w:p>
             <w:pPr>
-              <w:spacing w:before="0" w:after="0"/>
+              <w:spacing w:before="0" w:after="0" w:line="240" w:lineRule="auto"/>
               <w:jc w:val="center"/>
             </w:pPr>
             <w:r>
@@ -9457,7 +9457,7 @@
           </w:tcPr>
           <w:p>
             <w:pPr>
-              <w:spacing w:before="0" w:after="0"/>
+              <w:spacing w:before="0" w:after="0" w:line="240" w:lineRule="auto"/>
               <w:jc w:val="center"/>
             </w:pPr>
             <w:r>
@@ -9493,7 +9493,7 @@
           </w:tcPr>
           <w:p>
             <w:pPr>
-              <w:spacing w:before="0" w:after="0"/>
+              <w:spacing w:before="0" w:after="0" w:line="240" w:lineRule="auto"/>
               <w:jc w:val="center"/>
             </w:pPr>
             <w:r>
@@ -9524,7 +9524,7 @@
           </w:tcPr>
           <w:p>
             <w:pPr>
-              <w:spacing w:before="0" w:after="0"/>
+              <w:spacing w:before="0" w:after="0" w:line="240" w:lineRule="auto"/>
               <w:jc w:val="center"/>
             </w:pPr>
             <w:r>
@@ -9555,7 +9555,7 @@
           </w:tcPr>
           <w:p>
             <w:pPr>
-              <w:spacing w:before="0" w:after="0"/>
+              <w:spacing w:before="0" w:after="0" w:line="240" w:lineRule="auto"/>
               <w:jc w:val="center"/>
             </w:pPr>
             <w:r>
@@ -9586,7 +9586,7 @@
           </w:tcPr>
           <w:p>
             <w:pPr>
-              <w:spacing w:before="0" w:after="0"/>
+              <w:spacing w:before="0" w:after="0" w:line="240" w:lineRule="auto"/>
               <w:jc w:val="center"/>
             </w:pPr>
             <w:r>
@@ -9617,7 +9617,7 @@
           </w:tcPr>
           <w:p>
             <w:pPr>
-              <w:spacing w:before="0" w:after="0"/>
+              <w:spacing w:before="0" w:after="0" w:line="240" w:lineRule="auto"/>
               <w:jc w:val="center"/>
             </w:pPr>
             <w:r>
@@ -9639,7 +9639,7 @@
       <w:pPr>
         <w:pStyle w:val="Endure-Subhead"/>
         <w:keepNext/>
-        <w:spacing w:before="160" w:after="60"/>
+        <w:spacing w:before="160" w:after="60" w:line="240" w:lineRule="auto"/>
         <w:outlineLvl w:val="2"/>
       </w:pPr>
       <w:r>
@@ -9684,7 +9684,7 @@
           </w:tcPr>
           <w:p>
             <w:pPr>
-              <w:spacing w:before="0" w:after="0"/>
+              <w:spacing w:before="0" w:after="0" w:line="240" w:lineRule="auto"/>
               <w:jc w:val="center"/>
             </w:pPr>
             <w:r>
@@ -9717,7 +9717,7 @@
           </w:tcPr>
           <w:p>
             <w:pPr>
-              <w:spacing w:before="0" w:after="0"/>
+              <w:spacing w:before="0" w:after="0" w:line="240" w:lineRule="auto"/>
               <w:jc w:val="center"/>
             </w:pPr>
             <w:r>
@@ -9755,7 +9755,7 @@
           </w:tcPr>
           <w:p>
             <w:pPr>
-              <w:spacing w:before="0" w:after="0"/>
+              <w:spacing w:before="0" w:after="0" w:line="240" w:lineRule="auto"/>
               <w:jc w:val="center"/>
             </w:pPr>
             <w:r>
@@ -9786,7 +9786,7 @@
           </w:tcPr>
           <w:p>
             <w:pPr>
-              <w:spacing w:before="0" w:after="0"/>
+              <w:spacing w:before="0" w:after="0" w:line="240" w:lineRule="auto"/>
               <w:jc w:val="center"/>
             </w:pPr>
             <w:r>
@@ -9822,7 +9822,7 @@
           </w:tcPr>
           <w:p>
             <w:pPr>
-              <w:spacing w:before="0" w:after="0"/>
+              <w:spacing w:before="0" w:after="0" w:line="240" w:lineRule="auto"/>
               <w:jc w:val="center"/>
             </w:pPr>
             <w:r>
@@ -9853,7 +9853,7 @@
           </w:tcPr>
           <w:p>
             <w:pPr>
-              <w:spacing w:before="0" w:after="0"/>
+              <w:spacing w:before="0" w:after="0" w:line="240" w:lineRule="auto"/>
               <w:jc w:val="center"/>
             </w:pPr>
             <w:r>
@@ -9889,7 +9889,7 @@
           </w:tcPr>
           <w:p>
             <w:pPr>
-              <w:spacing w:before="0" w:after="0"/>
+              <w:spacing w:before="0" w:after="0" w:line="240" w:lineRule="auto"/>
               <w:jc w:val="center"/>
             </w:pPr>
             <w:r>
@@ -9920,7 +9920,7 @@
           </w:tcPr>
           <w:p>
             <w:pPr>
-              <w:spacing w:before="0" w:after="0"/>
+              <w:spacing w:before="0" w:after="0" w:line="240" w:lineRule="auto"/>
               <w:jc w:val="center"/>
             </w:pPr>
             <w:r>
@@ -9956,7 +9956,7 @@
           </w:tcPr>
           <w:p>
             <w:pPr>
-              <w:spacing w:before="0" w:after="0"/>
+              <w:spacing w:before="0" w:after="0" w:line="240" w:lineRule="auto"/>
               <w:jc w:val="center"/>
             </w:pPr>
             <w:r>
@@ -9987,7 +9987,7 @@
           </w:tcPr>
           <w:p>
             <w:pPr>
-              <w:spacing w:before="0" w:after="0"/>
+              <w:spacing w:before="0" w:after="0" w:line="240" w:lineRule="auto"/>
               <w:jc w:val="center"/>
             </w:pPr>
             <w:r>
@@ -10009,7 +10009,7 @@
       <w:pPr>
         <w:pStyle w:val="Endure-Subhead"/>
         <w:keepNext/>
-        <w:spacing w:before="240" w:after="60"/>
+        <w:spacing w:before="240" w:after="60" w:line="240" w:lineRule="auto"/>
         <w:outlineLvl w:val="1"/>
       </w:pPr>
       <w:r>
@@ -10055,7 +10055,7 @@
           </w:tcPr>
           <w:p>
             <w:pPr>
-              <w:spacing w:before="0" w:after="0"/>
+              <w:spacing w:before="0" w:after="0" w:line="240" w:lineRule="auto"/>
               <w:jc w:val="center"/>
             </w:pPr>
             <w:r>
@@ -10088,7 +10088,7 @@
           </w:tcPr>
           <w:p>
             <w:pPr>
-              <w:spacing w:before="0" w:after="0"/>
+              <w:spacing w:before="0" w:after="0" w:line="240" w:lineRule="auto"/>
               <w:jc w:val="center"/>
             </w:pPr>
             <w:r>
@@ -10121,7 +10121,7 @@
           </w:tcPr>
           <w:p>
             <w:pPr>
-              <w:spacing w:before="0" w:after="0"/>
+              <w:spacing w:before="0" w:after="0" w:line="240" w:lineRule="auto"/>
               <w:jc w:val="center"/>
             </w:pPr>
             <w:r>
@@ -10159,7 +10159,7 @@
           </w:tcPr>
           <w:p>
             <w:pPr>
-              <w:spacing w:before="0" w:after="0"/>
+              <w:spacing w:before="0" w:after="0" w:line="240" w:lineRule="auto"/>
               <w:jc w:val="both"/>
             </w:pPr>
             <w:r>
@@ -10190,7 +10190,7 @@
           </w:tcPr>
           <w:p>
             <w:pPr>
-              <w:spacing w:before="0" w:after="0"/>
+              <w:spacing w:before="0" w:after="0" w:line="240" w:lineRule="auto"/>
               <w:jc w:val="center"/>
             </w:pPr>
             <w:r>
@@ -10221,7 +10221,7 @@
           </w:tcPr>
           <w:p>
             <w:pPr>
-              <w:spacing w:before="0" w:after="0"/>
+              <w:spacing w:before="0" w:after="0" w:line="240" w:lineRule="auto"/>
               <w:jc w:val="center"/>
             </w:pPr>
             <w:r>
@@ -10257,7 +10257,7 @@
           </w:tcPr>
           <w:p>
             <w:pPr>
-              <w:spacing w:before="0" w:after="0"/>
+              <w:spacing w:before="0" w:after="0" w:line="240" w:lineRule="auto"/>
               <w:jc w:val="center"/>
             </w:pPr>
             <w:r>
@@ -10288,7 +10288,7 @@
           </w:tcPr>
           <w:p>
             <w:pPr>
-              <w:spacing w:before="0" w:after="0"/>
+              <w:spacing w:before="0" w:after="0" w:line="240" w:lineRule="auto"/>
               <w:jc w:val="center"/>
             </w:pPr>
             <w:r>
@@ -10319,7 +10319,7 @@
           </w:tcPr>
           <w:p>
             <w:pPr>
-              <w:spacing w:before="0" w:after="0"/>
+              <w:spacing w:before="0" w:after="0" w:line="240" w:lineRule="auto"/>
               <w:jc w:val="center"/>
             </w:pPr>
             <w:r>
@@ -10355,7 +10355,7 @@
           </w:tcPr>
           <w:p>
             <w:pPr>
-              <w:spacing w:before="0" w:after="0"/>
+              <w:spacing w:before="0" w:after="0" w:line="240" w:lineRule="auto"/>
               <w:jc w:val="center"/>
             </w:pPr>
             <w:r>
@@ -10386,7 +10386,7 @@
           </w:tcPr>
           <w:p>
             <w:pPr>
-              <w:spacing w:before="0" w:after="0"/>
+              <w:spacing w:before="0" w:after="0" w:line="240" w:lineRule="auto"/>
               <w:jc w:val="center"/>
             </w:pPr>
             <w:r>
@@ -10417,7 +10417,7 @@
           </w:tcPr>
           <w:p>
             <w:pPr>
-              <w:spacing w:before="0" w:after="0"/>
+              <w:spacing w:before="0" w:after="0" w:line="240" w:lineRule="auto"/>
               <w:jc w:val="center"/>
             </w:pPr>
             <w:r>
@@ -10453,7 +10453,7 @@
           </w:tcPr>
           <w:p>
             <w:pPr>
-              <w:spacing w:before="0" w:after="0"/>
+              <w:spacing w:before="0" w:after="0" w:line="240" w:lineRule="auto"/>
               <w:jc w:val="center"/>
             </w:pPr>
             <w:r>
@@ -10484,7 +10484,7 @@
           </w:tcPr>
           <w:p>
             <w:pPr>
-              <w:spacing w:before="0" w:after="0"/>
+              <w:spacing w:before="0" w:after="0" w:line="240" w:lineRule="auto"/>
               <w:jc w:val="center"/>
             </w:pPr>
             <w:r>
@@ -10515,7 +10515,7 @@
           </w:tcPr>
           <w:p>
             <w:pPr>
-              <w:spacing w:before="0" w:after="0"/>
+              <w:spacing w:before="0" w:after="0" w:line="240" w:lineRule="auto"/>
               <w:jc w:val="center"/>
             </w:pPr>
             <w:r>
@@ -10551,7 +10551,7 @@
           </w:tcPr>
           <w:p>
             <w:pPr>
-              <w:spacing w:before="0" w:after="0"/>
+              <w:spacing w:before="0" w:after="0" w:line="240" w:lineRule="auto"/>
               <w:jc w:val="center"/>
             </w:pPr>
             <w:r>
@@ -10582,7 +10582,7 @@
           </w:tcPr>
           <w:p>
             <w:pPr>
-              <w:spacing w:before="0" w:after="0"/>
+              <w:spacing w:before="0" w:after="0" w:line="240" w:lineRule="auto"/>
               <w:jc w:val="center"/>
             </w:pPr>
             <w:r>
@@ -10613,7 +10613,7 @@
           </w:tcPr>
           <w:p>
             <w:pPr>
-              <w:spacing w:before="0" w:after="0"/>
+              <w:spacing w:before="0" w:after="0" w:line="240" w:lineRule="auto"/>
               <w:jc w:val="center"/>
             </w:pPr>
             <w:r>
@@ -10649,7 +10649,7 @@
           </w:tcPr>
           <w:p>
             <w:pPr>
-              <w:spacing w:before="0" w:after="0"/>
+              <w:spacing w:before="0" w:after="0" w:line="240" w:lineRule="auto"/>
               <w:jc w:val="center"/>
             </w:pPr>
             <w:r>
@@ -10680,7 +10680,7 @@
           </w:tcPr>
           <w:p>
             <w:pPr>
-              <w:spacing w:before="0" w:after="0"/>
+              <w:spacing w:before="0" w:after="0" w:line="240" w:lineRule="auto"/>
               <w:jc w:val="center"/>
             </w:pPr>
             <w:r>
@@ -10711,7 +10711,7 @@
           </w:tcPr>
           <w:p>
             <w:pPr>
-              <w:spacing w:before="0" w:after="0"/>
+              <w:spacing w:before="0" w:after="0" w:line="240" w:lineRule="auto"/>
               <w:jc w:val="center"/>
             </w:pPr>
             <w:r>
@@ -10747,7 +10747,7 @@
           </w:tcPr>
           <w:p>
             <w:pPr>
-              <w:spacing w:before="0" w:after="0"/>
+              <w:spacing w:before="0" w:after="0" w:line="240" w:lineRule="auto"/>
               <w:jc w:val="center"/>
             </w:pPr>
             <w:r>
@@ -10778,7 +10778,7 @@
           </w:tcPr>
           <w:p>
             <w:pPr>
-              <w:spacing w:before="0" w:after="0"/>
+              <w:spacing w:before="0" w:after="0" w:line="240" w:lineRule="auto"/>
               <w:jc w:val="center"/>
             </w:pPr>
             <w:r>
@@ -10809,7 +10809,7 @@
           </w:tcPr>
           <w:p>
             <w:pPr>
-              <w:spacing w:before="0" w:after="0"/>
+              <w:spacing w:before="0" w:after="0" w:line="240" w:lineRule="auto"/>
               <w:jc w:val="center"/>
             </w:pPr>
             <w:r>
@@ -10845,7 +10845,7 @@
           </w:tcPr>
           <w:p>
             <w:pPr>
-              <w:spacing w:before="0" w:after="0"/>
+              <w:spacing w:before="0" w:after="0" w:line="240" w:lineRule="auto"/>
               <w:jc w:val="both"/>
             </w:pPr>
             <w:r>
@@ -10876,7 +10876,7 @@
           </w:tcPr>
           <w:p>
             <w:pPr>
-              <w:spacing w:before="0" w:after="0"/>
+              <w:spacing w:before="0" w:after="0" w:line="240" w:lineRule="auto"/>
               <w:jc w:val="center"/>
             </w:pPr>
             <w:r>
@@ -10907,7 +10907,7 @@
           </w:tcPr>
           <w:p>
             <w:pPr>
-              <w:spacing w:before="0" w:after="0"/>
+              <w:spacing w:before="0" w:after="0" w:line="240" w:lineRule="auto"/>
               <w:jc w:val="center"/>
             </w:pPr>
             <w:r>
@@ -11011,7 +11011,7 @@
       <w:pPr>
         <w:pStyle w:val="Endure-Subhead"/>
         <w:keepNext/>
-        <w:spacing w:before="240" w:after="60"/>
+        <w:spacing w:before="240" w:after="60" w:line="240" w:lineRule="auto"/>
         <w:outlineLvl w:val="1"/>
       </w:pPr>
       <w:r>
@@ -11057,7 +11057,7 @@
           </w:tcPr>
           <w:p>
             <w:pPr>
-              <w:spacing w:before="0" w:after="0"/>
+              <w:spacing w:before="0" w:after="0" w:line="240" w:lineRule="auto"/>
               <w:jc w:val="center"/>
             </w:pPr>
             <w:r>
@@ -11090,7 +11090,7 @@
           </w:tcPr>
           <w:p>
             <w:pPr>
-              <w:spacing w:before="0" w:after="0"/>
+              <w:spacing w:before="0" w:after="0" w:line="240" w:lineRule="auto"/>
               <w:jc w:val="center"/>
             </w:pPr>
             <w:r>
@@ -11123,7 +11123,7 @@
           </w:tcPr>
           <w:p>
             <w:pPr>
-              <w:spacing w:before="0" w:after="0"/>
+              <w:spacing w:before="0" w:after="0" w:line="240" w:lineRule="auto"/>
               <w:jc w:val="center"/>
             </w:pPr>
             <w:r>
@@ -11161,7 +11161,7 @@
           </w:tcPr>
           <w:p>
             <w:pPr>
-              <w:spacing w:before="0" w:after="0"/>
+              <w:spacing w:before="0" w:after="0" w:line="240" w:lineRule="auto"/>
               <w:jc w:val="center"/>
             </w:pPr>
             <w:r>
@@ -11192,7 +11192,7 @@
           </w:tcPr>
           <w:p>
             <w:pPr>
-              <w:spacing w:before="0" w:after="0"/>
+              <w:spacing w:before="0" w:after="0" w:line="240" w:lineRule="auto"/>
               <w:jc w:val="center"/>
             </w:pPr>
             <w:r>
@@ -11223,7 +11223,7 @@
           </w:tcPr>
           <w:p>
             <w:pPr>
-              <w:spacing w:before="0" w:after="0"/>
+              <w:spacing w:before="0" w:after="0" w:line="240" w:lineRule="auto"/>
               <w:jc w:val="center"/>
             </w:pPr>
             <w:r>
@@ -11259,7 +11259,7 @@
           </w:tcPr>
           <w:p>
             <w:pPr>
-              <w:spacing w:before="0" w:after="0"/>
+              <w:spacing w:before="0" w:after="0" w:line="240" w:lineRule="auto"/>
               <w:jc w:val="center"/>
             </w:pPr>
             <w:r>
@@ -11290,7 +11290,7 @@
           </w:tcPr>
           <w:p>
             <w:pPr>
-              <w:spacing w:before="0" w:after="0"/>
+              <w:spacing w:before="0" w:after="0" w:line="240" w:lineRule="auto"/>
               <w:jc w:val="center"/>
             </w:pPr>
             <w:r>
@@ -11321,7 +11321,7 @@
           </w:tcPr>
           <w:p>
             <w:pPr>
-              <w:spacing w:before="0" w:after="0"/>
+              <w:spacing w:before="0" w:after="0" w:line="240" w:lineRule="auto"/>
               <w:jc w:val="center"/>
             </w:pPr>
             <w:r>
@@ -11357,7 +11357,7 @@
           </w:tcPr>
           <w:p>
             <w:pPr>
-              <w:spacing w:before="0" w:after="0"/>
+              <w:spacing w:before="0" w:after="0" w:line="240" w:lineRule="auto"/>
               <w:jc w:val="center"/>
             </w:pPr>
             <w:r>
@@ -11388,7 +11388,7 @@
           </w:tcPr>
           <w:p>
             <w:pPr>
-              <w:spacing w:before="0" w:after="0"/>
+              <w:spacing w:before="0" w:after="0" w:line="240" w:lineRule="auto"/>
               <w:jc w:val="center"/>
             </w:pPr>
             <w:r>
@@ -11419,7 +11419,7 @@
           </w:tcPr>
           <w:p>
             <w:pPr>
-              <w:spacing w:before="0" w:after="0"/>
+              <w:spacing w:before="0" w:after="0" w:line="240" w:lineRule="auto"/>
               <w:jc w:val="center"/>
             </w:pPr>
             <w:r>
@@ -11455,7 +11455,7 @@
           </w:tcPr>
           <w:p>
             <w:pPr>
-              <w:spacing w:before="0" w:after="0"/>
+              <w:spacing w:before="0" w:after="0" w:line="240" w:lineRule="auto"/>
               <w:jc w:val="center"/>
             </w:pPr>
             <w:r>
@@ -11486,7 +11486,7 @@
           </w:tcPr>
           <w:p>
             <w:pPr>
-              <w:spacing w:before="0" w:after="0"/>
+              <w:spacing w:before="0" w:after="0" w:line="240" w:lineRule="auto"/>
               <w:jc w:val="center"/>
             </w:pPr>
             <w:r>
@@ -11517,7 +11517,7 @@
           </w:tcPr>
           <w:p>
             <w:pPr>
-              <w:spacing w:before="0" w:after="0"/>
+              <w:spacing w:before="0" w:after="0" w:line="240" w:lineRule="auto"/>
               <w:jc w:val="center"/>
             </w:pPr>
             <w:r>
@@ -11553,7 +11553,7 @@
           </w:tcPr>
           <w:p>
             <w:pPr>
-              <w:spacing w:before="0" w:after="0"/>
+              <w:spacing w:before="0" w:after="0" w:line="240" w:lineRule="auto"/>
               <w:jc w:val="center"/>
             </w:pPr>
             <w:r>
@@ -11584,7 +11584,7 @@
           </w:tcPr>
           <w:p>
             <w:pPr>
-              <w:spacing w:before="0" w:after="0"/>
+              <w:spacing w:before="0" w:after="0" w:line="240" w:lineRule="auto"/>
               <w:jc w:val="center"/>
             </w:pPr>
             <w:r>
@@ -11615,7 +11615,7 @@
           </w:tcPr>
           <w:p>
             <w:pPr>
-              <w:spacing w:before="0" w:after="0"/>
+              <w:spacing w:before="0" w:after="0" w:line="240" w:lineRule="auto"/>
               <w:jc w:val="center"/>
             </w:pPr>
             <w:r>
@@ -11651,7 +11651,7 @@
           </w:tcPr>
           <w:p>
             <w:pPr>
-              <w:spacing w:before="0" w:after="0"/>
+              <w:spacing w:before="0" w:after="0" w:line="240" w:lineRule="auto"/>
               <w:jc w:val="both"/>
             </w:pPr>
             <w:r>
@@ -11682,7 +11682,7 @@
           </w:tcPr>
           <w:p>
             <w:pPr>
-              <w:spacing w:before="0" w:after="0"/>
+              <w:spacing w:before="0" w:after="0" w:line="240" w:lineRule="auto"/>
               <w:jc w:val="center"/>
             </w:pPr>
             <w:r>
@@ -11713,7 +11713,7 @@
           </w:tcPr>
           <w:p>
             <w:pPr>
-              <w:spacing w:before="0" w:after="0"/>
+              <w:spacing w:before="0" w:after="0" w:line="240" w:lineRule="auto"/>
               <w:jc w:val="center"/>
             </w:pPr>
             <w:r>
@@ -11749,7 +11749,7 @@
           </w:tcPr>
           <w:p>
             <w:pPr>
-              <w:spacing w:before="0" w:after="0"/>
+              <w:spacing w:before="0" w:after="0" w:line="240" w:lineRule="auto"/>
               <w:jc w:val="center"/>
             </w:pPr>
             <w:r>
@@ -11780,7 +11780,7 @@
           </w:tcPr>
           <w:p>
             <w:pPr>
-              <w:spacing w:before="0" w:after="0"/>
+              <w:spacing w:before="0" w:after="0" w:line="240" w:lineRule="auto"/>
               <w:jc w:val="center"/>
             </w:pPr>
             <w:r>
@@ -11811,7 +11811,7 @@
           </w:tcPr>
           <w:p>
             <w:pPr>
-              <w:spacing w:before="0" w:after="0"/>
+              <w:spacing w:before="0" w:after="0" w:line="240" w:lineRule="auto"/>
               <w:jc w:val="center"/>
             </w:pPr>
             <w:r>
@@ -11847,7 +11847,7 @@
           </w:tcPr>
           <w:p>
             <w:pPr>
-              <w:spacing w:before="0" w:after="0"/>
+              <w:spacing w:before="0" w:after="0" w:line="240" w:lineRule="auto"/>
               <w:jc w:val="center"/>
             </w:pPr>
             <w:r>
@@ -11878,7 +11878,7 @@
           </w:tcPr>
           <w:p>
             <w:pPr>
-              <w:spacing w:before="0" w:after="0"/>
+              <w:spacing w:before="0" w:after="0" w:line="240" w:lineRule="auto"/>
               <w:jc w:val="center"/>
             </w:pPr>
             <w:r>
@@ -11909,7 +11909,7 @@
           </w:tcPr>
           <w:p>
             <w:pPr>
-              <w:spacing w:before="0" w:after="0"/>
+              <w:spacing w:before="0" w:after="0" w:line="240" w:lineRule="auto"/>
               <w:jc w:val="center"/>
             </w:pPr>
             <w:r>
@@ -11945,7 +11945,7 @@
           </w:tcPr>
           <w:p>
             <w:pPr>
-              <w:spacing w:before="0" w:after="0"/>
+              <w:spacing w:before="0" w:after="0" w:line="240" w:lineRule="auto"/>
               <w:jc w:val="center"/>
             </w:pPr>
             <w:r>
@@ -11976,7 +11976,7 @@
           </w:tcPr>
           <w:p>
             <w:pPr>
-              <w:spacing w:before="0" w:after="0"/>
+              <w:spacing w:before="0" w:after="0" w:line="240" w:lineRule="auto"/>
               <w:jc w:val="center"/>
             </w:pPr>
             <w:r>
@@ -12007,7 +12007,7 @@
           </w:tcPr>
           <w:p>
             <w:pPr>
-              <w:spacing w:before="0" w:after="0"/>
+              <w:spacing w:before="0" w:after="0" w:line="240" w:lineRule="auto"/>
               <w:jc w:val="center"/>
             </w:pPr>
             <w:r>
@@ -12043,7 +12043,7 @@
           </w:tcPr>
           <w:p>
             <w:pPr>
-              <w:spacing w:before="0" w:after="0"/>
+              <w:spacing w:before="0" w:after="0" w:line="240" w:lineRule="auto"/>
               <w:jc w:val="center"/>
             </w:pPr>
             <w:r>
@@ -12074,7 +12074,7 @@
           </w:tcPr>
           <w:p>
             <w:pPr>
-              <w:spacing w:before="0" w:after="0"/>
+              <w:spacing w:before="0" w:after="0" w:line="240" w:lineRule="auto"/>
               <w:jc w:val="center"/>
             </w:pPr>
             <w:r>
@@ -12105,7 +12105,7 @@
           </w:tcPr>
           <w:p>
             <w:pPr>
-              <w:spacing w:before="0" w:after="0"/>
+              <w:spacing w:before="0" w:after="0" w:line="240" w:lineRule="auto"/>
               <w:jc w:val="center"/>
             </w:pPr>
             <w:r>
@@ -12141,7 +12141,7 @@
           </w:tcPr>
           <w:p>
             <w:pPr>
-              <w:spacing w:before="0" w:after="0"/>
+              <w:spacing w:before="0" w:after="0" w:line="240" w:lineRule="auto"/>
               <w:jc w:val="both"/>
             </w:pPr>
             <w:r>
@@ -12172,7 +12172,7 @@
           </w:tcPr>
           <w:p>
             <w:pPr>
-              <w:spacing w:before="0" w:after="0"/>
+              <w:spacing w:before="0" w:after="0" w:line="240" w:lineRule="auto"/>
               <w:jc w:val="center"/>
             </w:pPr>
             <w:r>
@@ -12203,7 +12203,7 @@
           </w:tcPr>
           <w:p>
             <w:pPr>
-              <w:spacing w:before="0" w:after="0"/>
+              <w:spacing w:before="0" w:after="0" w:line="240" w:lineRule="auto"/>
               <w:jc w:val="center"/>
             </w:pPr>
             <w:r>
@@ -12239,7 +12239,7 @@
           </w:tcPr>
           <w:p>
             <w:pPr>
-              <w:spacing w:before="0" w:after="0"/>
+              <w:spacing w:before="0" w:after="0" w:line="240" w:lineRule="auto"/>
               <w:jc w:val="both"/>
             </w:pPr>
             <w:r>
@@ -12270,7 +12270,7 @@
           </w:tcPr>
           <w:p>
             <w:pPr>
-              <w:spacing w:before="0" w:after="0"/>
+              <w:spacing w:before="0" w:after="0" w:line="240" w:lineRule="auto"/>
               <w:jc w:val="center"/>
             </w:pPr>
             <w:r>
@@ -12301,7 +12301,7 @@
           </w:tcPr>
           <w:p>
             <w:pPr>
-              <w:spacing w:before="0" w:after="0"/>
+              <w:spacing w:before="0" w:after="0" w:line="240" w:lineRule="auto"/>
               <w:jc w:val="center"/>
             </w:pPr>
             <w:r>
@@ -12337,7 +12337,7 @@
           </w:tcPr>
           <w:p>
             <w:pPr>
-              <w:spacing w:before="0" w:after="0"/>
+              <w:spacing w:before="0" w:after="0" w:line="240" w:lineRule="auto"/>
               <w:jc w:val="both"/>
             </w:pPr>
             <w:r>
@@ -12368,7 +12368,7 @@
           </w:tcPr>
           <w:p>
             <w:pPr>
-              <w:spacing w:before="0" w:after="0"/>
+              <w:spacing w:before="0" w:after="0" w:line="240" w:lineRule="auto"/>
               <w:jc w:val="center"/>
             </w:pPr>
             <w:r>
@@ -12399,7 +12399,7 @@
           </w:tcPr>
           <w:p>
             <w:pPr>
-              <w:spacing w:before="0" w:after="0"/>
+              <w:spacing w:before="0" w:after="0" w:line="240" w:lineRule="auto"/>
               <w:jc w:val="center"/>
             </w:pPr>
             <w:r>
@@ -12435,7 +12435,7 @@
           </w:tcPr>
           <w:p>
             <w:pPr>
-              <w:spacing w:before="0" w:after="0"/>
+              <w:spacing w:before="0" w:after="0" w:line="240" w:lineRule="auto"/>
               <w:jc w:val="both"/>
             </w:pPr>
             <w:r>
@@ -12466,7 +12466,7 @@
           </w:tcPr>
           <w:p>
             <w:pPr>
-              <w:spacing w:before="0" w:after="0"/>
+              <w:spacing w:before="0" w:after="0" w:line="240" w:lineRule="auto"/>
               <w:jc w:val="center"/>
             </w:pPr>
             <w:r>
@@ -12497,7 +12497,7 @@
           </w:tcPr>
           <w:p>
             <w:pPr>
-              <w:spacing w:before="0" w:after="0"/>
+              <w:spacing w:before="0" w:after="0" w:line="240" w:lineRule="auto"/>
               <w:jc w:val="center"/>
             </w:pPr>
             <w:r>
@@ -12533,7 +12533,7 @@
           </w:tcPr>
           <w:p>
             <w:pPr>
-              <w:spacing w:before="0" w:after="0"/>
+              <w:spacing w:before="0" w:after="0" w:line="240" w:lineRule="auto"/>
               <w:jc w:val="both"/>
             </w:pPr>
             <w:r>
@@ -12564,7 +12564,7 @@
           </w:tcPr>
           <w:p>
             <w:pPr>
-              <w:spacing w:before="0" w:after="0"/>
+              <w:spacing w:before="0" w:after="0" w:line="240" w:lineRule="auto"/>
               <w:jc w:val="center"/>
             </w:pPr>
             <w:r>
@@ -12595,7 +12595,7 @@
           </w:tcPr>
           <w:p>
             <w:pPr>
-              <w:spacing w:before="0" w:after="0"/>
+              <w:spacing w:before="0" w:after="0" w:line="240" w:lineRule="auto"/>
               <w:jc w:val="center"/>
             </w:pPr>
             <w:r>
@@ -12631,7 +12631,7 @@
           </w:tcPr>
           <w:p>
             <w:pPr>
-              <w:spacing w:before="0" w:after="0"/>
+              <w:spacing w:before="0" w:after="0" w:line="240" w:lineRule="auto"/>
               <w:jc w:val="both"/>
             </w:pPr>
             <w:r>
@@ -12662,7 +12662,7 @@
           </w:tcPr>
           <w:p>
             <w:pPr>
-              <w:spacing w:before="0" w:after="0"/>
+              <w:spacing w:before="0" w:after="0" w:line="240" w:lineRule="auto"/>
               <w:jc w:val="center"/>
             </w:pPr>
             <w:r>
@@ -12693,7 +12693,7 @@
           </w:tcPr>
           <w:p>
             <w:pPr>
-              <w:spacing w:before="0" w:after="0"/>
+              <w:spacing w:before="0" w:after="0" w:line="240" w:lineRule="auto"/>
               <w:jc w:val="center"/>
             </w:pPr>
             <w:r>
@@ -12714,7 +12714,7 @@
     <w:p>
       <w:pPr>
         <w:pStyle w:val="Endure-ChapterBodyText"/>
-        <w:spacing w:before="100" w:after="100"/>
+        <w:spacing w:before="100" w:after="100" w:line="240" w:lineRule="auto"/>
       </w:pPr>
       <w:r>
         <w:rPr>
@@ -12747,7 +12747,7 @@
       <w:pPr>
         <w:pStyle w:val="Endure-Subhead"/>
         <w:keepNext/>
-        <w:spacing w:before="240" w:after="60"/>
+        <w:spacing w:before="240" w:after="60" w:line="240" w:lineRule="auto"/>
         <w:outlineLvl w:val="1"/>
       </w:pPr>
       <w:r>
@@ -13399,7 +13399,7 @@
       <w:pPr>
         <w:pStyle w:val="Endure-Subhead"/>
         <w:keepNext/>
-        <w:spacing w:before="240" w:after="60"/>
+        <w:spacing w:before="240" w:after="60" w:line="240" w:lineRule="auto"/>
         <w:outlineLvl w:val="1"/>
       </w:pPr>
       <w:r>
@@ -13444,7 +13444,7 @@
           </w:tcPr>
           <w:p>
             <w:pPr>
-              <w:spacing w:before="0" w:after="0"/>
+              <w:spacing w:before="0" w:after="0" w:line="240" w:lineRule="auto"/>
               <w:jc w:val="center"/>
             </w:pPr>
             <w:r>
@@ -13477,7 +13477,7 @@
           </w:tcPr>
           <w:p>
             <w:pPr>
-              <w:spacing w:before="0" w:after="0"/>
+              <w:spacing w:before="0" w:after="0" w:line="240" w:lineRule="auto"/>
               <w:jc w:val="center"/>
             </w:pPr>
             <w:r>
@@ -13515,7 +13515,7 @@
           </w:tcPr>
           <w:p>
             <w:pPr>
-              <w:spacing w:before="0" w:after="0"/>
+              <w:spacing w:before="0" w:after="0" w:line="240" w:lineRule="auto"/>
               <w:jc w:val="center"/>
             </w:pPr>
             <w:r>
@@ -13546,7 +13546,7 @@
           </w:tcPr>
           <w:p>
             <w:pPr>
-              <w:spacing w:before="0" w:after="0"/>
+              <w:spacing w:before="0" w:after="0" w:line="240" w:lineRule="auto"/>
               <w:jc w:val="both"/>
             </w:pPr>
             <w:r>
@@ -13582,7 +13582,7 @@
           </w:tcPr>
           <w:p>
             <w:pPr>
-              <w:spacing w:before="0" w:after="0"/>
+              <w:spacing w:before="0" w:after="0" w:line="240" w:lineRule="auto"/>
               <w:jc w:val="center"/>
             </w:pPr>
             <w:r>
@@ -13613,7 +13613,7 @@
           </w:tcPr>
           <w:p>
             <w:pPr>
-              <w:spacing w:before="0" w:after="0"/>
+              <w:spacing w:before="0" w:after="0" w:line="240" w:lineRule="auto"/>
               <w:jc w:val="both"/>
             </w:pPr>
             <w:r>
@@ -13649,7 +13649,7 @@
           </w:tcPr>
           <w:p>
             <w:pPr>
-              <w:spacing w:before="0" w:after="0"/>
+              <w:spacing w:before="0" w:after="0" w:line="240" w:lineRule="auto"/>
               <w:jc w:val="center"/>
             </w:pPr>
             <w:r>
@@ -13680,7 +13680,7 @@
           </w:tcPr>
           <w:p>
             <w:pPr>
-              <w:spacing w:before="0" w:after="0"/>
+              <w:spacing w:before="0" w:after="0" w:line="240" w:lineRule="auto"/>
               <w:jc w:val="both"/>
             </w:pPr>
             <w:r>
@@ -13716,7 +13716,7 @@
           </w:tcPr>
           <w:p>
             <w:pPr>
-              <w:spacing w:before="0" w:after="0"/>
+              <w:spacing w:before="0" w:after="0" w:line="240" w:lineRule="auto"/>
               <w:jc w:val="center"/>
             </w:pPr>
             <w:r>
@@ -13747,7 +13747,7 @@
           </w:tcPr>
           <w:p>
             <w:pPr>
-              <w:spacing w:before="0" w:after="0"/>
+              <w:spacing w:before="0" w:after="0" w:line="240" w:lineRule="auto"/>
               <w:jc w:val="center"/>
             </w:pPr>
             <w:r>
@@ -13769,7 +13769,7 @@
       <w:pPr>
         <w:pStyle w:val="Endure-Subhead"/>
         <w:keepNext/>
-        <w:spacing w:before="240" w:after="60"/>
+        <w:spacing w:before="240" w:after="60" w:line="240" w:lineRule="auto"/>
         <w:outlineLvl w:val="1"/>
       </w:pPr>
       <w:r>
@@ -13815,7 +13815,7 @@
           </w:tcPr>
           <w:p>
             <w:pPr>
-              <w:spacing w:before="0" w:after="0"/>
+              <w:spacing w:before="0" w:after="0" w:line="240" w:lineRule="auto"/>
               <w:jc w:val="center"/>
             </w:pPr>
             <w:r>
@@ -13848,7 +13848,7 @@
           </w:tcPr>
           <w:p>
             <w:pPr>
-              <w:spacing w:before="0" w:after="0"/>
+              <w:spacing w:before="0" w:after="0" w:line="240" w:lineRule="auto"/>
               <w:jc w:val="center"/>
             </w:pPr>
             <w:r>
@@ -13881,7 +13881,7 @@
           </w:tcPr>
           <w:p>
             <w:pPr>
-              <w:spacing w:before="0" w:after="0"/>
+              <w:spacing w:before="0" w:after="0" w:line="240" w:lineRule="auto"/>
               <w:jc w:val="center"/>
             </w:pPr>
             <w:r>
@@ -13919,7 +13919,7 @@
           </w:tcPr>
           <w:p>
             <w:pPr>
-              <w:spacing w:before="0" w:after="0"/>
+              <w:spacing w:before="0" w:after="0" w:line="240" w:lineRule="auto"/>
               <w:jc w:val="center"/>
             </w:pPr>
             <w:r>
@@ -13950,7 +13950,7 @@
           </w:tcPr>
           <w:p>
             <w:pPr>
-              <w:spacing w:before="0" w:after="0"/>
+              <w:spacing w:before="0" w:after="0" w:line="240" w:lineRule="auto"/>
               <w:jc w:val="center"/>
             </w:pPr>
             <w:r>
@@ -13981,7 +13981,7 @@
           </w:tcPr>
           <w:p>
             <w:pPr>
-              <w:spacing w:before="0" w:after="0"/>
+              <w:spacing w:before="0" w:after="0" w:line="240" w:lineRule="auto"/>
               <w:jc w:val="center"/>
             </w:pPr>
             <w:r>
@@ -14017,7 +14017,7 @@
           </w:tcPr>
           <w:p>
             <w:pPr>
-              <w:spacing w:before="0" w:after="0"/>
+              <w:spacing w:before="0" w:after="0" w:line="240" w:lineRule="auto"/>
               <w:jc w:val="center"/>
             </w:pPr>
             <w:r>
@@ -14048,7 +14048,7 @@
           </w:tcPr>
           <w:p>
             <w:pPr>
-              <w:spacing w:before="0" w:after="0"/>
+              <w:spacing w:before="0" w:after="0" w:line="240" w:lineRule="auto"/>
               <w:jc w:val="center"/>
             </w:pPr>
             <w:r>
@@ -14079,7 +14079,7 @@
           </w:tcPr>
           <w:p>
             <w:pPr>
-              <w:spacing w:before="0" w:after="0"/>
+              <w:spacing w:before="0" w:after="0" w:line="240" w:lineRule="auto"/>
               <w:jc w:val="center"/>
             </w:pPr>
             <w:r>
@@ -14115,7 +14115,7 @@
           </w:tcPr>
           <w:p>
             <w:pPr>
-              <w:spacing w:before="0" w:after="0"/>
+              <w:spacing w:before="0" w:after="0" w:line="240" w:lineRule="auto"/>
               <w:jc w:val="center"/>
             </w:pPr>
             <w:r>
@@ -14146,7 +14146,7 @@
           </w:tcPr>
           <w:p>
             <w:pPr>
-              <w:spacing w:before="0" w:after="0"/>
+              <w:spacing w:before="0" w:after="0" w:line="240" w:lineRule="auto"/>
               <w:jc w:val="center"/>
             </w:pPr>
             <w:r>
@@ -14177,7 +14177,7 @@
           </w:tcPr>
           <w:p>
             <w:pPr>
-              <w:spacing w:before="0" w:after="0"/>
+              <w:spacing w:before="0" w:after="0" w:line="240" w:lineRule="auto"/>
               <w:jc w:val="center"/>
             </w:pPr>
             <w:r>
@@ -14213,7 +14213,7 @@
           </w:tcPr>
           <w:p>
             <w:pPr>
-              <w:spacing w:before="0" w:after="0"/>
+              <w:spacing w:before="0" w:after="0" w:line="240" w:lineRule="auto"/>
               <w:jc w:val="center"/>
             </w:pPr>
             <w:r>
@@ -14244,7 +14244,7 @@
           </w:tcPr>
           <w:p>
             <w:pPr>
-              <w:spacing w:before="0" w:after="0"/>
+              <w:spacing w:before="0" w:after="0" w:line="240" w:lineRule="auto"/>
               <w:jc w:val="center"/>
             </w:pPr>
             <w:r>
@@ -14275,7 +14275,7 @@
           </w:tcPr>
           <w:p>
             <w:pPr>
-              <w:spacing w:before="0" w:after="0"/>
+              <w:spacing w:before="0" w:after="0" w:line="240" w:lineRule="auto"/>
               <w:jc w:val="center"/>
             </w:pPr>
             <w:r>
@@ -14311,7 +14311,7 @@
           </w:tcPr>
           <w:p>
             <w:pPr>
-              <w:spacing w:before="0" w:after="0"/>
+              <w:spacing w:before="0" w:after="0" w:line="240" w:lineRule="auto"/>
               <w:jc w:val="center"/>
             </w:pPr>
             <w:r>
@@ -14342,7 +14342,7 @@
           </w:tcPr>
           <w:p>
             <w:pPr>
-              <w:spacing w:before="0" w:after="0"/>
+              <w:spacing w:before="0" w:after="0" w:line="240" w:lineRule="auto"/>
               <w:jc w:val="center"/>
             </w:pPr>
             <w:r>
@@ -14373,7 +14373,7 @@
           </w:tcPr>
           <w:p>
             <w:pPr>
-              <w:spacing w:before="0" w:after="0"/>
+              <w:spacing w:before="0" w:after="0" w:line="240" w:lineRule="auto"/>
               <w:jc w:val="center"/>
             </w:pPr>
             <w:r>
@@ -14409,7 +14409,7 @@
           </w:tcPr>
           <w:p>
             <w:pPr>
-              <w:spacing w:before="0" w:after="0"/>
+              <w:spacing w:before="0" w:after="0" w:line="240" w:lineRule="auto"/>
               <w:jc w:val="center"/>
             </w:pPr>
             <w:r>
@@ -14440,7 +14440,7 @@
           </w:tcPr>
           <w:p>
             <w:pPr>
-              <w:spacing w:before="0" w:after="0"/>
+              <w:spacing w:before="0" w:after="0" w:line="240" w:lineRule="auto"/>
               <w:jc w:val="center"/>
             </w:pPr>
             <w:r>
@@ -14471,7 +14471,7 @@
           </w:tcPr>
           <w:p>
             <w:pPr>
-              <w:spacing w:before="0" w:after="0"/>
+              <w:spacing w:before="0" w:after="0" w:line="240" w:lineRule="auto"/>
               <w:jc w:val="center"/>
             </w:pPr>
             <w:r>
@@ -14507,7 +14507,7 @@
           </w:tcPr>
           <w:p>
             <w:pPr>
-              <w:spacing w:before="0" w:after="0"/>
+              <w:spacing w:before="0" w:after="0" w:line="240" w:lineRule="auto"/>
               <w:jc w:val="center"/>
             </w:pPr>
             <w:r>
@@ -14538,7 +14538,7 @@
           </w:tcPr>
           <w:p>
             <w:pPr>
-              <w:spacing w:before="0" w:after="0"/>
+              <w:spacing w:before="0" w:after="0" w:line="240" w:lineRule="auto"/>
               <w:jc w:val="center"/>
             </w:pPr>
             <w:r>
@@ -14569,7 +14569,7 @@
           </w:tcPr>
           <w:p>
             <w:pPr>
-              <w:spacing w:before="0" w:after="0"/>
+              <w:spacing w:before="0" w:after="0" w:line="240" w:lineRule="auto"/>
               <w:jc w:val="center"/>
             </w:pPr>
             <w:r>
@@ -14605,7 +14605,7 @@
           </w:tcPr>
           <w:p>
             <w:pPr>
-              <w:spacing w:before="0" w:after="0"/>
+              <w:spacing w:before="0" w:after="0" w:line="240" w:lineRule="auto"/>
               <w:jc w:val="center"/>
             </w:pPr>
             <w:r>
@@ -14636,7 +14636,7 @@
           </w:tcPr>
           <w:p>
             <w:pPr>
-              <w:spacing w:before="0" w:after="0"/>
+              <w:spacing w:before="0" w:after="0" w:line="240" w:lineRule="auto"/>
               <w:jc w:val="center"/>
             </w:pPr>
             <w:r>
@@ -14667,7 +14667,7 @@
           </w:tcPr>
           <w:p>
             <w:pPr>
-              <w:spacing w:before="0" w:after="0"/>
+              <w:spacing w:before="0" w:after="0" w:line="240" w:lineRule="auto"/>
               <w:jc w:val="center"/>
             </w:pPr>
             <w:r>
@@ -14689,7 +14689,7 @@
       <w:pPr>
         <w:pStyle w:val="Endure-Subhead"/>
         <w:keepNext/>
-        <w:spacing w:before="240" w:after="60"/>
+        <w:spacing w:before="240" w:after="60" w:line="240" w:lineRule="auto"/>
         <w:outlineLvl w:val="1"/>
       </w:pPr>
       <w:r>
@@ -15466,7 +15466,7 @@
       <w:pPr>
         <w:pStyle w:val="Endure-Subhead"/>
         <w:keepNext/>
-        <w:spacing w:before="240" w:after="60"/>
+        <w:spacing w:before="240" w:after="60" w:line="240" w:lineRule="auto"/>
         <w:outlineLvl w:val="1"/>
       </w:pPr>
       <w:r>
@@ -15512,7 +15512,7 @@
           </w:tcPr>
           <w:p>
             <w:pPr>
-              <w:spacing w:before="0" w:after="0"/>
+              <w:spacing w:before="0" w:after="0" w:line="240" w:lineRule="auto"/>
               <w:jc w:val="center"/>
             </w:pPr>
             <w:r>
@@ -15545,7 +15545,7 @@
           </w:tcPr>
           <w:p>
             <w:pPr>
-              <w:spacing w:before="0" w:after="0"/>
+              <w:spacing w:before="0" w:after="0" w:line="240" w:lineRule="auto"/>
               <w:jc w:val="center"/>
             </w:pPr>
             <w:r>
@@ -15578,7 +15578,7 @@
           </w:tcPr>
           <w:p>
             <w:pPr>
-              <w:spacing w:before="0" w:after="0"/>
+              <w:spacing w:before="0" w:after="0" w:line="240" w:lineRule="auto"/>
               <w:jc w:val="center"/>
             </w:pPr>
             <w:r>
@@ -15616,7 +15616,7 @@
           </w:tcPr>
           <w:p>
             <w:pPr>
-              <w:spacing w:before="0" w:after="0"/>
+              <w:spacing w:before="0" w:after="0" w:line="240" w:lineRule="auto"/>
               <w:jc w:val="center"/>
             </w:pPr>
             <w:r>
@@ -15647,7 +15647,7 @@
           </w:tcPr>
           <w:p>
             <w:pPr>
-              <w:spacing w:before="0" w:after="0"/>
+              <w:spacing w:before="0" w:after="0" w:line="240" w:lineRule="auto"/>
               <w:jc w:val="center"/>
             </w:pPr>
             <w:r>
@@ -15678,7 +15678,7 @@
           </w:tcPr>
           <w:p>
             <w:pPr>
-              <w:spacing w:before="0" w:after="0"/>
+              <w:spacing w:before="0" w:after="0" w:line="240" w:lineRule="auto"/>
               <w:jc w:val="both"/>
             </w:pPr>
             <w:r>
@@ -15714,7 +15714,7 @@
           </w:tcPr>
           <w:p>
             <w:pPr>
-              <w:spacing w:before="0" w:after="0"/>
+              <w:spacing w:before="0" w:after="0" w:line="240" w:lineRule="auto"/>
               <w:jc w:val="center"/>
             </w:pPr>
             <w:r>
@@ -15745,7 +15745,7 @@
           </w:tcPr>
           <w:p>
             <w:pPr>
-              <w:spacing w:before="0" w:after="0"/>
+              <w:spacing w:before="0" w:after="0" w:line="240" w:lineRule="auto"/>
               <w:jc w:val="center"/>
             </w:pPr>
             <w:r>
@@ -15776,7 +15776,7 @@
           </w:tcPr>
           <w:p>
             <w:pPr>
-              <w:spacing w:before="0" w:after="0"/>
+              <w:spacing w:before="0" w:after="0" w:line="240" w:lineRule="auto"/>
               <w:jc w:val="both"/>
             </w:pPr>
             <w:r>
@@ -15812,7 +15812,7 @@
           </w:tcPr>
           <w:p>
             <w:pPr>
-              <w:spacing w:before="0" w:after="0"/>
+              <w:spacing w:before="0" w:after="0" w:line="240" w:lineRule="auto"/>
               <w:jc w:val="center"/>
             </w:pPr>
             <w:r>
@@ -15843,7 +15843,7 @@
           </w:tcPr>
           <w:p>
             <w:pPr>
-              <w:spacing w:before="0" w:after="0"/>
+              <w:spacing w:before="0" w:after="0" w:line="240" w:lineRule="auto"/>
               <w:jc w:val="center"/>
             </w:pPr>
             <w:r>
@@ -15874,7 +15874,7 @@
           </w:tcPr>
           <w:p>
             <w:pPr>
-              <w:spacing w:before="0" w:after="0"/>
+              <w:spacing w:before="0" w:after="0" w:line="240" w:lineRule="auto"/>
               <w:jc w:val="both"/>
             </w:pPr>
             <w:r>
@@ -15910,7 +15910,7 @@
           </w:tcPr>
           <w:p>
             <w:pPr>
-              <w:spacing w:before="0" w:after="0"/>
+              <w:spacing w:before="0" w:after="0" w:line="240" w:lineRule="auto"/>
               <w:jc w:val="center"/>
             </w:pPr>
             <w:r>
@@ -15941,7 +15941,7 @@
           </w:tcPr>
           <w:p>
             <w:pPr>
-              <w:spacing w:before="0" w:after="0"/>
+              <w:spacing w:before="0" w:after="0" w:line="240" w:lineRule="auto"/>
               <w:jc w:val="center"/>
             </w:pPr>
             <w:r>
@@ -15972,7 +15972,7 @@
           </w:tcPr>
           <w:p>
             <w:pPr>
-              <w:spacing w:before="0" w:after="0"/>
+              <w:spacing w:before="0" w:after="0" w:line="240" w:lineRule="auto"/>
               <w:jc w:val="both"/>
             </w:pPr>
             <w:r>
@@ -16008,7 +16008,7 @@
           </w:tcPr>
           <w:p>
             <w:pPr>
-              <w:spacing w:before="0" w:after="0"/>
+              <w:spacing w:before="0" w:after="0" w:line="240" w:lineRule="auto"/>
               <w:jc w:val="center"/>
             </w:pPr>
             <w:r>
@@ -16039,7 +16039,7 @@
           </w:tcPr>
           <w:p>
             <w:pPr>
-              <w:spacing w:before="0" w:after="0"/>
+              <w:spacing w:before="0" w:after="0" w:line="240" w:lineRule="auto"/>
               <w:jc w:val="center"/>
             </w:pPr>
             <w:r>
@@ -16070,7 +16070,7 @@
           </w:tcPr>
           <w:p>
             <w:pPr>
-              <w:spacing w:before="0" w:after="0"/>
+              <w:spacing w:before="0" w:after="0" w:line="240" w:lineRule="auto"/>
               <w:jc w:val="both"/>
             </w:pPr>
             <w:r>
@@ -16106,7 +16106,7 @@
           </w:tcPr>
           <w:p>
             <w:pPr>
-              <w:spacing w:before="0" w:after="0"/>
+              <w:spacing w:before="0" w:after="0" w:line="240" w:lineRule="auto"/>
               <w:jc w:val="center"/>
             </w:pPr>
             <w:r>
@@ -16137,7 +16137,7 @@
           </w:tcPr>
           <w:p>
             <w:pPr>
-              <w:spacing w:before="0" w:after="0"/>
+              <w:spacing w:before="0" w:after="0" w:line="240" w:lineRule="auto"/>
               <w:jc w:val="center"/>
             </w:pPr>
             <w:r>
@@ -16168,7 +16168,7 @@
           </w:tcPr>
           <w:p>
             <w:pPr>
-              <w:spacing w:before="0" w:after="0"/>
+              <w:spacing w:before="0" w:after="0" w:line="240" w:lineRule="auto"/>
               <w:jc w:val="both"/>
             </w:pPr>
             <w:r>
@@ -16189,7 +16189,7 @@
     <w:p>
       <w:pPr>
         <w:pStyle w:val="Endure-ChapterBodyText"/>
-        <w:spacing w:before="100" w:after="100"/>
+        <w:spacing w:before="100" w:after="100" w:line="240" w:lineRule="auto"/>
       </w:pPr>
       <w:r>
         <w:rPr>
@@ -16417,7 +16417,7 @@
     <w:p>
       <w:pPr>
         <w:pStyle w:val="Endure-ChapterBodyText"/>
-        <w:spacing w:before="100" w:after="100"/>
+        <w:spacing w:before="100" w:after="100" w:line="240" w:lineRule="auto"/>
       </w:pPr>
       <w:r>
         <w:rPr>
@@ -16561,7 +16561,7 @@
       <w:pPr>
         <w:pStyle w:val="Endure-Subhead"/>
         <w:keepNext/>
-        <w:spacing w:before="240" w:after="60"/>
+        <w:spacing w:before="240" w:after="60" w:line="240" w:lineRule="auto"/>
         <w:outlineLvl w:val="1"/>
       </w:pPr>
       <w:r>
@@ -16574,7 +16574,7 @@
     <w:p>
       <w:pPr>
         <w:pStyle w:val="Endure-FirstParagraphBodyText"/>
-        <w:spacing w:before="100" w:after="100"/>
+        <w:spacing w:before="100" w:after="100" w:line="240" w:lineRule="auto"/>
       </w:pPr>
       <w:r>
         <w:rPr>
@@ -16622,7 +16622,7 @@
           </w:tcPr>
           <w:p>
             <w:pPr>
-              <w:spacing w:before="0" w:after="0"/>
+              <w:spacing w:before="0" w:after="0" w:line="240" w:lineRule="auto"/>
               <w:jc w:val="center"/>
             </w:pPr>
             <w:r>
@@ -16655,7 +16655,7 @@
           </w:tcPr>
           <w:p>
             <w:pPr>
-              <w:spacing w:before="0" w:after="0"/>
+              <w:spacing w:before="0" w:after="0" w:line="240" w:lineRule="auto"/>
               <w:jc w:val="center"/>
             </w:pPr>
             <w:r>
@@ -16688,7 +16688,7 @@
           </w:tcPr>
           <w:p>
             <w:pPr>
-              <w:spacing w:before="0" w:after="0"/>
+              <w:spacing w:before="0" w:after="0" w:line="240" w:lineRule="auto"/>
               <w:jc w:val="center"/>
             </w:pPr>
             <w:r>
@@ -16721,7 +16721,7 @@
           </w:tcPr>
           <w:p>
             <w:pPr>
-              <w:spacing w:before="0" w:after="0"/>
+              <w:spacing w:before="0" w:after="0" w:line="240" w:lineRule="auto"/>
               <w:jc w:val="center"/>
             </w:pPr>
             <w:r>
@@ -16754,7 +16754,7 @@
           </w:tcPr>
           <w:p>
             <w:pPr>
-              <w:spacing w:before="0" w:after="0"/>
+              <w:spacing w:before="0" w:after="0" w:line="240" w:lineRule="auto"/>
               <w:jc w:val="center"/>
             </w:pPr>
             <w:r>
@@ -16787,7 +16787,7 @@
           </w:tcPr>
           <w:p>
             <w:pPr>
-              <w:spacing w:before="0" w:after="0"/>
+              <w:spacing w:before="0" w:after="0" w:line="240" w:lineRule="auto"/>
               <w:jc w:val="center"/>
             </w:pPr>
             <w:r>
@@ -16825,7 +16825,7 @@
           </w:tcPr>
           <w:p>
             <w:pPr>
-              <w:spacing w:before="0" w:after="0"/>
+              <w:spacing w:before="0" w:after="0" w:line="240" w:lineRule="auto"/>
               <w:jc w:val="center"/>
             </w:pPr>
             <w:r>
@@ -16856,7 +16856,7 @@
           </w:tcPr>
           <w:p>
             <w:pPr>
-              <w:spacing w:before="0" w:after="0"/>
+              <w:spacing w:before="0" w:after="0" w:line="240" w:lineRule="auto"/>
               <w:jc w:val="center"/>
             </w:pPr>
             <w:r>
@@ -16887,7 +16887,7 @@
           </w:tcPr>
           <w:p>
             <w:pPr>
-              <w:spacing w:before="0" w:after="0"/>
+              <w:spacing w:before="0" w:after="0" w:line="240" w:lineRule="auto"/>
               <w:jc w:val="center"/>
             </w:pPr>
             <w:r>
@@ -16918,7 +16918,7 @@
           </w:tcPr>
           <w:p>
             <w:pPr>
-              <w:spacing w:before="0" w:after="0"/>
+              <w:spacing w:before="0" w:after="0" w:line="240" w:lineRule="auto"/>
               <w:jc w:val="center"/>
             </w:pPr>
             <w:r>
@@ -16949,7 +16949,7 @@
           </w:tcPr>
           <w:p>
             <w:pPr>
-              <w:spacing w:before="0" w:after="0"/>
+              <w:spacing w:before="0" w:after="0" w:line="240" w:lineRule="auto"/>
               <w:jc w:val="center"/>
             </w:pPr>
             <w:r>
@@ -16980,7 +16980,7 @@
           </w:tcPr>
           <w:p>
             <w:pPr>
-              <w:spacing w:before="0" w:after="0"/>
+              <w:spacing w:before="0" w:after="0" w:line="240" w:lineRule="auto"/>
               <w:jc w:val="both"/>
             </w:pPr>
             <w:r>
@@ -17016,7 +17016,7 @@
           </w:tcPr>
           <w:p>
             <w:pPr>
-              <w:spacing w:before="0" w:after="0"/>
+              <w:spacing w:before="0" w:after="0" w:line="240" w:lineRule="auto"/>
               <w:jc w:val="center"/>
             </w:pPr>
             <w:r>
@@ -17047,7 +17047,7 @@
           </w:tcPr>
           <w:p>
             <w:pPr>
-              <w:spacing w:before="0" w:after="0"/>
+              <w:spacing w:before="0" w:after="0" w:line="240" w:lineRule="auto"/>
               <w:jc w:val="center"/>
             </w:pPr>
             <w:r>
@@ -17078,7 +17078,7 @@
           </w:tcPr>
           <w:p>
             <w:pPr>
-              <w:spacing w:before="0" w:after="0"/>
+              <w:spacing w:before="0" w:after="0" w:line="240" w:lineRule="auto"/>
               <w:jc w:val="center"/>
             </w:pPr>
             <w:r>
@@ -17109,7 +17109,7 @@
           </w:tcPr>
           <w:p>
             <w:pPr>
-              <w:spacing w:before="0" w:after="0"/>
+              <w:spacing w:before="0" w:after="0" w:line="240" w:lineRule="auto"/>
               <w:jc w:val="center"/>
             </w:pPr>
             <w:r>
@@ -17140,7 +17140,7 @@
           </w:tcPr>
           <w:p>
             <w:pPr>
-              <w:spacing w:before="0" w:after="0"/>
+              <w:spacing w:before="0" w:after="0" w:line="240" w:lineRule="auto"/>
               <w:jc w:val="center"/>
             </w:pPr>
             <w:r>
@@ -17171,7 +17171,7 @@
           </w:tcPr>
           <w:p>
             <w:pPr>
-              <w:spacing w:before="0" w:after="0"/>
+              <w:spacing w:before="0" w:after="0" w:line="240" w:lineRule="auto"/>
               <w:jc w:val="center"/>
             </w:pPr>
             <w:r>
@@ -17207,7 +17207,7 @@
           </w:tcPr>
           <w:p>
             <w:pPr>
-              <w:spacing w:before="0" w:after="0"/>
+              <w:spacing w:before="0" w:after="0" w:line="240" w:lineRule="auto"/>
               <w:jc w:val="center"/>
             </w:pPr>
             <w:r>
@@ -17238,7 +17238,7 @@
           </w:tcPr>
           <w:p>
             <w:pPr>
-              <w:spacing w:before="0" w:after="0"/>
+              <w:spacing w:before="0" w:after="0" w:line="240" w:lineRule="auto"/>
               <w:jc w:val="center"/>
             </w:pPr>
             <w:r>
@@ -17269,7 +17269,7 @@
           </w:tcPr>
           <w:p>
             <w:pPr>
-              <w:spacing w:before="0" w:after="0"/>
+              <w:spacing w:before="0" w:after="0" w:line="240" w:lineRule="auto"/>
               <w:jc w:val="center"/>
             </w:pPr>
             <w:r>
@@ -17300,7 +17300,7 @@
           </w:tcPr>
           <w:p>
             <w:pPr>
-              <w:spacing w:before="0" w:after="0"/>
+              <w:spacing w:before="0" w:after="0" w:line="240" w:lineRule="auto"/>
               <w:jc w:val="center"/>
             </w:pPr>
             <w:r>
@@ -17331,7 +17331,7 @@
           </w:tcPr>
           <w:p>
             <w:pPr>
-              <w:spacing w:before="0" w:after="0"/>
+              <w:spacing w:before="0" w:after="0" w:line="240" w:lineRule="auto"/>
               <w:jc w:val="center"/>
             </w:pPr>
             <w:r>
@@ -17362,7 +17362,7 @@
           </w:tcPr>
           <w:p>
             <w:pPr>
-              <w:spacing w:before="0" w:after="0"/>
+              <w:spacing w:before="0" w:after="0" w:line="240" w:lineRule="auto"/>
               <w:jc w:val="center"/>
             </w:pPr>
             <w:r>
@@ -17398,7 +17398,7 @@
           </w:tcPr>
           <w:p>
             <w:pPr>
-              <w:spacing w:before="0" w:after="0"/>
+              <w:spacing w:before="0" w:after="0" w:line="240" w:lineRule="auto"/>
               <w:jc w:val="center"/>
             </w:pPr>
             <w:r>
@@ -17429,7 +17429,7 @@
           </w:tcPr>
           <w:p>
             <w:pPr>
-              <w:spacing w:before="0" w:after="0"/>
+              <w:spacing w:before="0" w:after="0" w:line="240" w:lineRule="auto"/>
               <w:jc w:val="center"/>
             </w:pPr>
             <w:r>
@@ -17460,7 +17460,7 @@
           </w:tcPr>
           <w:p>
             <w:pPr>
-              <w:spacing w:before="0" w:after="0"/>
+              <w:spacing w:before="0" w:after="0" w:line="240" w:lineRule="auto"/>
               <w:jc w:val="center"/>
             </w:pPr>
             <w:r>
@@ -17491,7 +17491,7 @@
           </w:tcPr>
           <w:p>
             <w:pPr>
-              <w:spacing w:before="0" w:after="0"/>
+              <w:spacing w:before="0" w:after="0" w:line="240" w:lineRule="auto"/>
               <w:jc w:val="center"/>
             </w:pPr>
             <w:r>
@@ -17522,7 +17522,7 @@
           </w:tcPr>
           <w:p>
             <w:pPr>
-              <w:spacing w:before="0" w:after="0"/>
+              <w:spacing w:before="0" w:after="0" w:line="240" w:lineRule="auto"/>
               <w:jc w:val="center"/>
             </w:pPr>
             <w:r>
@@ -17553,7 +17553,7 @@
           </w:tcPr>
           <w:p>
             <w:pPr>
-              <w:spacing w:before="0" w:after="0"/>
+              <w:spacing w:before="0" w:after="0" w:line="240" w:lineRule="auto"/>
               <w:jc w:val="center"/>
             </w:pPr>
             <w:r>
@@ -17589,7 +17589,7 @@
           </w:tcPr>
           <w:p>
             <w:pPr>
-              <w:spacing w:before="0" w:after="0"/>
+              <w:spacing w:before="0" w:after="0" w:line="240" w:lineRule="auto"/>
               <w:jc w:val="center"/>
             </w:pPr>
             <w:r>
@@ -17620,7 +17620,7 @@
           </w:tcPr>
           <w:p>
             <w:pPr>
-              <w:spacing w:before="0" w:after="0"/>
+              <w:spacing w:before="0" w:after="0" w:line="240" w:lineRule="auto"/>
               <w:jc w:val="center"/>
             </w:pPr>
             <w:r>
@@ -17651,7 +17651,7 @@
           </w:tcPr>
           <w:p>
             <w:pPr>
-              <w:spacing w:before="0" w:after="0"/>
+              <w:spacing w:before="0" w:after="0" w:line="240" w:lineRule="auto"/>
               <w:jc w:val="center"/>
             </w:pPr>
             <w:r>
@@ -17682,7 +17682,7 @@
           </w:tcPr>
           <w:p>
             <w:pPr>
-              <w:spacing w:before="0" w:after="0"/>
+              <w:spacing w:before="0" w:after="0" w:line="240" w:lineRule="auto"/>
               <w:jc w:val="center"/>
             </w:pPr>
             <w:r>
@@ -17713,7 +17713,7 @@
           </w:tcPr>
           <w:p>
             <w:pPr>
-              <w:spacing w:before="0" w:after="0"/>
+              <w:spacing w:before="0" w:after="0" w:line="240" w:lineRule="auto"/>
               <w:jc w:val="center"/>
             </w:pPr>
             <w:r>
@@ -17744,7 +17744,7 @@
           </w:tcPr>
           <w:p>
             <w:pPr>
-              <w:spacing w:before="0" w:after="0"/>
+              <w:spacing w:before="0" w:after="0" w:line="240" w:lineRule="auto"/>
               <w:jc w:val="both"/>
             </w:pPr>
             <w:r>
@@ -17780,7 +17780,7 @@
           </w:tcPr>
           <w:p>
             <w:pPr>
-              <w:spacing w:before="0" w:after="0"/>
+              <w:spacing w:before="0" w:after="0" w:line="240" w:lineRule="auto"/>
               <w:jc w:val="center"/>
             </w:pPr>
             <w:r>
@@ -17811,7 +17811,7 @@
           </w:tcPr>
           <w:p>
             <w:pPr>
-              <w:spacing w:before="0" w:after="0"/>
+              <w:spacing w:before="0" w:after="0" w:line="240" w:lineRule="auto"/>
               <w:jc w:val="center"/>
             </w:pPr>
             <w:r>
@@ -17842,7 +17842,7 @@
           </w:tcPr>
           <w:p>
             <w:pPr>
-              <w:spacing w:before="0" w:after="0"/>
+              <w:spacing w:before="0" w:after="0" w:line="240" w:lineRule="auto"/>
               <w:jc w:val="center"/>
             </w:pPr>
             <w:r>
@@ -17873,7 +17873,7 @@
           </w:tcPr>
           <w:p>
             <w:pPr>
-              <w:spacing w:before="0" w:after="0"/>
+              <w:spacing w:before="0" w:after="0" w:line="240" w:lineRule="auto"/>
               <w:jc w:val="center"/>
             </w:pPr>
             <w:r>
@@ -17904,7 +17904,7 @@
           </w:tcPr>
           <w:p>
             <w:pPr>
-              <w:spacing w:before="0" w:after="0"/>
+              <w:spacing w:before="0" w:after="0" w:line="240" w:lineRule="auto"/>
               <w:jc w:val="center"/>
             </w:pPr>
             <w:r>
@@ -17935,7 +17935,7 @@
           </w:tcPr>
           <w:p>
             <w:pPr>
-              <w:spacing w:before="0" w:after="0"/>
+              <w:spacing w:before="0" w:after="0" w:line="240" w:lineRule="auto"/>
               <w:jc w:val="center"/>
             </w:pPr>
             <w:r>
@@ -17971,7 +17971,7 @@
           </w:tcPr>
           <w:p>
             <w:pPr>
-              <w:spacing w:before="0" w:after="0"/>
+              <w:spacing w:before="0" w:after="0" w:line="240" w:lineRule="auto"/>
               <w:jc w:val="center"/>
             </w:pPr>
             <w:r>
@@ -18002,7 +18002,7 @@
           </w:tcPr>
           <w:p>
             <w:pPr>
-              <w:spacing w:before="0" w:after="0"/>
+              <w:spacing w:before="0" w:after="0" w:line="240" w:lineRule="auto"/>
               <w:jc w:val="center"/>
             </w:pPr>
             <w:r>
@@ -18033,7 +18033,7 @@
           </w:tcPr>
           <w:p>
             <w:pPr>
-              <w:spacing w:before="0" w:after="0"/>
+              <w:spacing w:before="0" w:after="0" w:line="240" w:lineRule="auto"/>
               <w:jc w:val="center"/>
             </w:pPr>
             <w:r>
@@ -18064,7 +18064,7 @@
           </w:tcPr>
           <w:p>
             <w:pPr>
-              <w:spacing w:before="0" w:after="0"/>
+              <w:spacing w:before="0" w:after="0" w:line="240" w:lineRule="auto"/>
               <w:jc w:val="center"/>
             </w:pPr>
             <w:r>
@@ -18095,7 +18095,7 @@
           </w:tcPr>
           <w:p>
             <w:pPr>
-              <w:spacing w:before="0" w:after="0"/>
+              <w:spacing w:before="0" w:after="0" w:line="240" w:lineRule="auto"/>
               <w:jc w:val="center"/>
             </w:pPr>
             <w:r>
@@ -18126,7 +18126,7 @@
           </w:tcPr>
           <w:p>
             <w:pPr>
-              <w:spacing w:before="0" w:after="0"/>
+              <w:spacing w:before="0" w:after="0" w:line="240" w:lineRule="auto"/>
               <w:jc w:val="center"/>
             </w:pPr>
             <w:r>
@@ -18162,7 +18162,7 @@
           </w:tcPr>
           <w:p>
             <w:pPr>
-              <w:spacing w:before="0" w:after="0"/>
+              <w:spacing w:before="0" w:after="0" w:line="240" w:lineRule="auto"/>
               <w:jc w:val="center"/>
             </w:pPr>
             <w:r>
@@ -18193,7 +18193,7 @@
           </w:tcPr>
           <w:p>
             <w:pPr>
-              <w:spacing w:before="0" w:after="0"/>
+              <w:spacing w:before="0" w:after="0" w:line="240" w:lineRule="auto"/>
               <w:jc w:val="center"/>
             </w:pPr>
             <w:r>
@@ -18224,7 +18224,7 @@
           </w:tcPr>
           <w:p>
             <w:pPr>
-              <w:spacing w:before="0" w:after="0"/>
+              <w:spacing w:before="0" w:after="0" w:line="240" w:lineRule="auto"/>
               <w:jc w:val="center"/>
             </w:pPr>
             <w:r>
@@ -18255,7 +18255,7 @@
           </w:tcPr>
           <w:p>
             <w:pPr>
-              <w:spacing w:before="0" w:after="0"/>
+              <w:spacing w:before="0" w:after="0" w:line="240" w:lineRule="auto"/>
               <w:jc w:val="center"/>
             </w:pPr>
             <w:r>
@@ -18286,7 +18286,7 @@
           </w:tcPr>
           <w:p>
             <w:pPr>
-              <w:spacing w:before="0" w:after="0"/>
+              <w:spacing w:before="0" w:after="0" w:line="240" w:lineRule="auto"/>
               <w:jc w:val="center"/>
             </w:pPr>
             <w:r>
@@ -18317,7 +18317,7 @@
           </w:tcPr>
           <w:p>
             <w:pPr>
-              <w:spacing w:before="0" w:after="0"/>
+              <w:spacing w:before="0" w:after="0" w:line="240" w:lineRule="auto"/>
               <w:jc w:val="center"/>
             </w:pPr>
             <w:r>
@@ -18353,7 +18353,7 @@
           </w:tcPr>
           <w:p>
             <w:pPr>
-              <w:spacing w:before="0" w:after="0"/>
+              <w:spacing w:before="0" w:after="0" w:line="240" w:lineRule="auto"/>
               <w:jc w:val="center"/>
             </w:pPr>
             <w:r>
@@ -18384,7 +18384,7 @@
           </w:tcPr>
           <w:p>
             <w:pPr>
-              <w:spacing w:before="0" w:after="0"/>
+              <w:spacing w:before="0" w:after="0" w:line="240" w:lineRule="auto"/>
               <w:jc w:val="center"/>
             </w:pPr>
             <w:r>
@@ -18415,7 +18415,7 @@
           </w:tcPr>
           <w:p>
             <w:pPr>
-              <w:spacing w:before="0" w:after="0"/>
+              <w:spacing w:before="0" w:after="0" w:line="240" w:lineRule="auto"/>
               <w:jc w:val="center"/>
             </w:pPr>
             <w:r>
@@ -18446,7 +18446,7 @@
           </w:tcPr>
           <w:p>
             <w:pPr>
-              <w:spacing w:before="0" w:after="0"/>
+              <w:spacing w:before="0" w:after="0" w:line="240" w:lineRule="auto"/>
               <w:jc w:val="center"/>
             </w:pPr>
             <w:r>
@@ -18477,7 +18477,7 @@
           </w:tcPr>
           <w:p>
             <w:pPr>
-              <w:spacing w:before="0" w:after="0"/>
+              <w:spacing w:before="0" w:after="0" w:line="240" w:lineRule="auto"/>
               <w:jc w:val="center"/>
             </w:pPr>
             <w:r>
@@ -18508,7 +18508,7 @@
           </w:tcPr>
           <w:p>
             <w:pPr>
-              <w:spacing w:before="0" w:after="0"/>
+              <w:spacing w:before="0" w:after="0" w:line="240" w:lineRule="auto"/>
               <w:jc w:val="center"/>
             </w:pPr>
             <w:r>
@@ -18529,7 +18529,7 @@
     <w:p>
       <w:pPr>
         <w:pStyle w:val="Endure-ChapterBodyText"/>
-        <w:spacing w:before="100" w:after="100"/>
+        <w:spacing w:before="100" w:after="100" w:line="240" w:lineRule="auto"/>
       </w:pPr>
       <w:r>
         <w:rPr>
@@ -18576,7 +18576,7 @@
           </w:tcPr>
           <w:p>
             <w:pPr>
-              <w:spacing w:before="0" w:after="0"/>
+              <w:spacing w:before="0" w:after="0" w:line="240" w:lineRule="auto"/>
               <w:jc w:val="center"/>
             </w:pPr>
             <w:r>
@@ -18609,7 +18609,7 @@
           </w:tcPr>
           <w:p>
             <w:pPr>
-              <w:spacing w:before="0" w:after="0"/>
+              <w:spacing w:before="0" w:after="0" w:line="240" w:lineRule="auto"/>
               <w:jc w:val="center"/>
             </w:pPr>
             <w:r>
@@ -18642,7 +18642,7 @@
           </w:tcPr>
           <w:p>
             <w:pPr>
-              <w:spacing w:before="0" w:after="0"/>
+              <w:spacing w:before="0" w:after="0" w:line="240" w:lineRule="auto"/>
               <w:jc w:val="center"/>
             </w:pPr>
             <w:r>
@@ -18675,7 +18675,7 @@
           </w:tcPr>
           <w:p>
             <w:pPr>
-              <w:spacing w:before="0" w:after="0"/>
+              <w:spacing w:before="0" w:after="0" w:line="240" w:lineRule="auto"/>
               <w:jc w:val="center"/>
             </w:pPr>
             <w:r>
@@ -18713,7 +18713,7 @@
           </w:tcPr>
           <w:p>
             <w:pPr>
-              <w:spacing w:before="0" w:after="0"/>
+              <w:spacing w:before="0" w:after="0" w:line="240" w:lineRule="auto"/>
               <w:jc w:val="center"/>
             </w:pPr>
             <w:r>
@@ -18744,7 +18744,7 @@
           </w:tcPr>
           <w:p>
             <w:pPr>
-              <w:spacing w:before="0" w:after="0"/>
+              <w:spacing w:before="0" w:after="0" w:line="240" w:lineRule="auto"/>
               <w:jc w:val="center"/>
             </w:pPr>
             <w:r>
@@ -18775,7 +18775,7 @@
           </w:tcPr>
           <w:p>
             <w:pPr>
-              <w:spacing w:before="0" w:after="0"/>
+              <w:spacing w:before="0" w:after="0" w:line="240" w:lineRule="auto"/>
               <w:jc w:val="center"/>
             </w:pPr>
             <w:r>
@@ -18806,7 +18806,7 @@
           </w:tcPr>
           <w:p>
             <w:pPr>
-              <w:spacing w:before="0" w:after="0"/>
+              <w:spacing w:before="0" w:after="0" w:line="240" w:lineRule="auto"/>
               <w:jc w:val="center"/>
             </w:pPr>
             <w:r>
@@ -18842,7 +18842,7 @@
           </w:tcPr>
           <w:p>
             <w:pPr>
-              <w:spacing w:before="0" w:after="0"/>
+              <w:spacing w:before="0" w:after="0" w:line="240" w:lineRule="auto"/>
               <w:jc w:val="center"/>
             </w:pPr>
             <w:r>
@@ -18873,7 +18873,7 @@
           </w:tcPr>
           <w:p>
             <w:pPr>
-              <w:spacing w:before="0" w:after="0"/>
+              <w:spacing w:before="0" w:after="0" w:line="240" w:lineRule="auto"/>
               <w:jc w:val="center"/>
             </w:pPr>
             <w:r>
@@ -18904,7 +18904,7 @@
           </w:tcPr>
           <w:p>
             <w:pPr>
-              <w:spacing w:before="0" w:after="0"/>
+              <w:spacing w:before="0" w:after="0" w:line="240" w:lineRule="auto"/>
               <w:jc w:val="center"/>
             </w:pPr>
             <w:r>
@@ -18935,7 +18935,7 @@
           </w:tcPr>
           <w:p>
             <w:pPr>
-              <w:spacing w:before="0" w:after="0"/>
+              <w:spacing w:before="0" w:after="0" w:line="240" w:lineRule="auto"/>
               <w:jc w:val="center"/>
             </w:pPr>
             <w:r>
@@ -18971,7 +18971,7 @@
           </w:tcPr>
           <w:p>
             <w:pPr>
-              <w:spacing w:before="0" w:after="0"/>
+              <w:spacing w:before="0" w:after="0" w:line="240" w:lineRule="auto"/>
               <w:jc w:val="center"/>
             </w:pPr>
             <w:r>
@@ -19002,7 +19002,7 @@
           </w:tcPr>
           <w:p>
             <w:pPr>
-              <w:spacing w:before="0" w:after="0"/>
+              <w:spacing w:before="0" w:after="0" w:line="240" w:lineRule="auto"/>
               <w:jc w:val="center"/>
             </w:pPr>
             <w:r>
@@ -19033,7 +19033,7 @@
           </w:tcPr>
           <w:p>
             <w:pPr>
-              <w:spacing w:before="0" w:after="0"/>
+              <w:spacing w:before="0" w:after="0" w:line="240" w:lineRule="auto"/>
               <w:jc w:val="center"/>
             </w:pPr>
             <w:r>
@@ -19064,7 +19064,7 @@
           </w:tcPr>
           <w:p>
             <w:pPr>
-              <w:spacing w:before="0" w:after="0"/>
+              <w:spacing w:before="0" w:after="0" w:line="240" w:lineRule="auto"/>
               <w:jc w:val="center"/>
             </w:pPr>
             <w:r>
@@ -19100,7 +19100,7 @@
           </w:tcPr>
           <w:p>
             <w:pPr>
-              <w:spacing w:before="0" w:after="0"/>
+              <w:spacing w:before="0" w:after="0" w:line="240" w:lineRule="auto"/>
               <w:jc w:val="center"/>
             </w:pPr>
             <w:r>
@@ -19131,7 +19131,7 @@
           </w:tcPr>
           <w:p>
             <w:pPr>
-              <w:spacing w:before="0" w:after="0"/>
+              <w:spacing w:before="0" w:after="0" w:line="240" w:lineRule="auto"/>
               <w:jc w:val="center"/>
             </w:pPr>
             <w:r>
@@ -19162,7 +19162,7 @@
           </w:tcPr>
           <w:p>
             <w:pPr>
-              <w:spacing w:before="0" w:after="0"/>
+              <w:spacing w:before="0" w:after="0" w:line="240" w:lineRule="auto"/>
               <w:jc w:val="center"/>
             </w:pPr>
             <w:r>
@@ -19193,7 +19193,7 @@
           </w:tcPr>
           <w:p>
             <w:pPr>
-              <w:spacing w:before="0" w:after="0"/>
+              <w:spacing w:before="0" w:after="0" w:line="240" w:lineRule="auto"/>
               <w:jc w:val="center"/>
             </w:pPr>
             <w:r>
@@ -19297,7 +19297,7 @@
       <w:pPr>
         <w:pStyle w:val="Endure-Subhead"/>
         <w:keepNext/>
-        <w:spacing w:before="240" w:after="60"/>
+        <w:spacing w:before="240" w:after="60" w:line="240" w:lineRule="auto"/>
         <w:outlineLvl w:val="1"/>
       </w:pPr>
       <w:r>
@@ -19310,7 +19310,7 @@
     <w:p>
       <w:pPr>
         <w:pStyle w:val="Endure-FirstParagraphBodyText"/>
-        <w:spacing w:before="100" w:after="100"/>
+        <w:spacing w:before="100" w:after="100" w:line="240" w:lineRule="auto"/>
       </w:pPr>
       <w:r>
         <w:rPr>
@@ -20548,7 +20548,7 @@
       <w:pPr>
         <w:pStyle w:val="Endure-Subhead"/>
         <w:keepNext/>
-        <w:spacing w:before="240" w:after="60"/>
+        <w:spacing w:before="240" w:after="60" w:line="240" w:lineRule="auto"/>
         <w:outlineLvl w:val="1"/>
       </w:pPr>
       <w:r>
@@ -20884,7 +20884,7 @@
       <w:pPr>
         <w:pStyle w:val="Endure-Subhead"/>
         <w:keepNext/>
-        <w:spacing w:before="240" w:after="60"/>
+        <w:spacing w:before="240" w:after="60" w:line="240" w:lineRule="auto"/>
         <w:outlineLvl w:val="1"/>
       </w:pPr>
       <w:r>
@@ -20897,7 +20897,7 @@
     <w:p>
       <w:pPr>
         <w:pStyle w:val="Endure-FirstParagraphBodyText"/>
-        <w:spacing w:before="100" w:after="100"/>
+        <w:spacing w:before="100" w:after="100" w:line="240" w:lineRule="auto"/>
       </w:pPr>
       <w:r>
         <w:rPr>
@@ -20944,7 +20944,7 @@
           </w:tcPr>
           <w:p>
             <w:pPr>
-              <w:spacing w:before="0" w:after="0"/>
+              <w:spacing w:before="0" w:after="0" w:line="240" w:lineRule="auto"/>
               <w:jc w:val="center"/>
             </w:pPr>
             <w:r>
@@ -20977,7 +20977,7 @@
           </w:tcPr>
           <w:p>
             <w:pPr>
-              <w:spacing w:before="0" w:after="0"/>
+              <w:spacing w:before="0" w:after="0" w:line="240" w:lineRule="auto"/>
               <w:jc w:val="center"/>
             </w:pPr>
             <w:r>
@@ -21010,7 +21010,7 @@
           </w:tcPr>
           <w:p>
             <w:pPr>
-              <w:spacing w:before="0" w:after="0"/>
+              <w:spacing w:before="0" w:after="0" w:line="240" w:lineRule="auto"/>
               <w:jc w:val="center"/>
             </w:pPr>
             <w:r>
@@ -21043,7 +21043,7 @@
           </w:tcPr>
           <w:p>
             <w:pPr>
-              <w:spacing w:before="0" w:after="0"/>
+              <w:spacing w:before="0" w:after="0" w:line="240" w:lineRule="auto"/>
               <w:jc w:val="center"/>
             </w:pPr>
             <w:r>
@@ -21076,7 +21076,7 @@
           </w:tcPr>
           <w:p>
             <w:pPr>
-              <w:spacing w:before="0" w:after="0"/>
+              <w:spacing w:before="0" w:after="0" w:line="240" w:lineRule="auto"/>
               <w:jc w:val="center"/>
             </w:pPr>
             <w:r>
@@ -21114,7 +21114,7 @@
           </w:tcPr>
           <w:p>
             <w:pPr>
-              <w:spacing w:before="0" w:after="0"/>
+              <w:spacing w:before="0" w:after="0" w:line="240" w:lineRule="auto"/>
               <w:jc w:val="center"/>
             </w:pPr>
             <w:r>
@@ -21145,7 +21145,7 @@
           </w:tcPr>
           <w:p>
             <w:pPr>
-              <w:spacing w:before="0" w:after="0"/>
+              <w:spacing w:before="0" w:after="0" w:line="240" w:lineRule="auto"/>
               <w:jc w:val="center"/>
             </w:pPr>
             <w:r>
@@ -21176,7 +21176,7 @@
           </w:tcPr>
           <w:p>
             <w:pPr>
-              <w:spacing w:before="0" w:after="0"/>
+              <w:spacing w:before="0" w:after="0" w:line="240" w:lineRule="auto"/>
               <w:jc w:val="both"/>
             </w:pPr>
             <w:r>
@@ -21207,7 +21207,7 @@
           </w:tcPr>
           <w:p>
             <w:pPr>
-              <w:spacing w:before="0" w:after="0"/>
+              <w:spacing w:before="0" w:after="0" w:line="240" w:lineRule="auto"/>
               <w:jc w:val="center"/>
             </w:pPr>
             <w:r>
@@ -21238,7 +21238,7 @@
           </w:tcPr>
           <w:p>
             <w:pPr>
-              <w:spacing w:before="0" w:after="0"/>
+              <w:spacing w:before="0" w:after="0" w:line="240" w:lineRule="auto"/>
               <w:jc w:val="center"/>
             </w:pPr>
             <w:r>
@@ -21274,7 +21274,7 @@
           </w:tcPr>
           <w:p>
             <w:pPr>
-              <w:spacing w:before="0" w:after="0"/>
+              <w:spacing w:before="0" w:after="0" w:line="240" w:lineRule="auto"/>
               <w:jc w:val="center"/>
             </w:pPr>
             <w:r>
@@ -21305,7 +21305,7 @@
           </w:tcPr>
           <w:p>
             <w:pPr>
-              <w:spacing w:before="0" w:after="0"/>
+              <w:spacing w:before="0" w:after="0" w:line="240" w:lineRule="auto"/>
               <w:jc w:val="center"/>
             </w:pPr>
             <w:r>
@@ -21336,7 +21336,7 @@
           </w:tcPr>
           <w:p>
             <w:pPr>
-              <w:spacing w:before="0" w:after="0"/>
+              <w:spacing w:before="0" w:after="0" w:line="240" w:lineRule="auto"/>
               <w:jc w:val="center"/>
             </w:pPr>
             <w:r>
@@ -21367,7 +21367,7 @@
           </w:tcPr>
           <w:p>
             <w:pPr>
-              <w:spacing w:before="0" w:after="0"/>
+              <w:spacing w:before="0" w:after="0" w:line="240" w:lineRule="auto"/>
               <w:jc w:val="center"/>
             </w:pPr>
             <w:r>
@@ -21398,7 +21398,7 @@
           </w:tcPr>
           <w:p>
             <w:pPr>
-              <w:spacing w:before="0" w:after="0"/>
+              <w:spacing w:before="0" w:after="0" w:line="240" w:lineRule="auto"/>
               <w:jc w:val="center"/>
             </w:pPr>
             <w:r>
@@ -21434,7 +21434,7 @@
           </w:tcPr>
           <w:p>
             <w:pPr>
-              <w:spacing w:before="0" w:after="0"/>
+              <w:spacing w:before="0" w:after="0" w:line="240" w:lineRule="auto"/>
               <w:jc w:val="center"/>
             </w:pPr>
             <w:r>
@@ -21465,7 +21465,7 @@
           </w:tcPr>
           <w:p>
             <w:pPr>
-              <w:spacing w:before="0" w:after="0"/>
+              <w:spacing w:before="0" w:after="0" w:line="240" w:lineRule="auto"/>
               <w:jc w:val="center"/>
             </w:pPr>
             <w:r>
@@ -21496,7 +21496,7 @@
           </w:tcPr>
           <w:p>
             <w:pPr>
-              <w:spacing w:before="0" w:after="0"/>
+              <w:spacing w:before="0" w:after="0" w:line="240" w:lineRule="auto"/>
               <w:jc w:val="center"/>
             </w:pPr>
             <w:r>
@@ -21527,7 +21527,7 @@
           </w:tcPr>
           <w:p>
             <w:pPr>
-              <w:spacing w:before="0" w:after="0"/>
+              <w:spacing w:before="0" w:after="0" w:line="240" w:lineRule="auto"/>
               <w:jc w:val="center"/>
             </w:pPr>
             <w:r>
@@ -21558,7 +21558,7 @@
           </w:tcPr>
           <w:p>
             <w:pPr>
-              <w:spacing w:before="0" w:after="0"/>
+              <w:spacing w:before="0" w:after="0" w:line="240" w:lineRule="auto"/>
               <w:jc w:val="center"/>
             </w:pPr>
             <w:r>
@@ -21594,7 +21594,7 @@
           </w:tcPr>
           <w:p>
             <w:pPr>
-              <w:spacing w:before="0" w:after="0"/>
+              <w:spacing w:before="0" w:after="0" w:line="240" w:lineRule="auto"/>
               <w:jc w:val="center"/>
             </w:pPr>
             <w:r>
@@ -21625,7 +21625,7 @@
           </w:tcPr>
           <w:p>
             <w:pPr>
-              <w:spacing w:before="0" w:after="0"/>
+              <w:spacing w:before="0" w:after="0" w:line="240" w:lineRule="auto"/>
               <w:jc w:val="center"/>
             </w:pPr>
             <w:r>
@@ -21656,7 +21656,7 @@
           </w:tcPr>
           <w:p>
             <w:pPr>
-              <w:spacing w:before="0" w:after="0"/>
+              <w:spacing w:before="0" w:after="0" w:line="240" w:lineRule="auto"/>
               <w:jc w:val="center"/>
             </w:pPr>
             <w:r>
@@ -21687,7 +21687,7 @@
           </w:tcPr>
           <w:p>
             <w:pPr>
-              <w:spacing w:before="0" w:after="0"/>
+              <w:spacing w:before="0" w:after="0" w:line="240" w:lineRule="auto"/>
               <w:jc w:val="center"/>
             </w:pPr>
             <w:r>
@@ -21718,7 +21718,7 @@
           </w:tcPr>
           <w:p>
             <w:pPr>
-              <w:spacing w:before="0" w:after="0"/>
+              <w:spacing w:before="0" w:after="0" w:line="240" w:lineRule="auto"/>
               <w:jc w:val="center"/>
             </w:pPr>
             <w:r>
@@ -21754,7 +21754,7 @@
           </w:tcPr>
           <w:p>
             <w:pPr>
-              <w:spacing w:before="0" w:after="0"/>
+              <w:spacing w:before="0" w:after="0" w:line="240" w:lineRule="auto"/>
               <w:jc w:val="center"/>
             </w:pPr>
             <w:r>
@@ -21785,7 +21785,7 @@
           </w:tcPr>
           <w:p>
             <w:pPr>
-              <w:spacing w:before="0" w:after="0"/>
+              <w:spacing w:before="0" w:after="0" w:line="240" w:lineRule="auto"/>
               <w:jc w:val="center"/>
             </w:pPr>
             <w:r>
@@ -21816,7 +21816,7 @@
           </w:tcPr>
           <w:p>
             <w:pPr>
-              <w:spacing w:before="0" w:after="0"/>
+              <w:spacing w:before="0" w:after="0" w:line="240" w:lineRule="auto"/>
               <w:jc w:val="center"/>
             </w:pPr>
             <w:r>
@@ -21847,7 +21847,7 @@
           </w:tcPr>
           <w:p>
             <w:pPr>
-              <w:spacing w:before="0" w:after="0"/>
+              <w:spacing w:before="0" w:after="0" w:line="240" w:lineRule="auto"/>
               <w:jc w:val="center"/>
             </w:pPr>
             <w:r>
@@ -21878,7 +21878,7 @@
           </w:tcPr>
           <w:p>
             <w:pPr>
-              <w:spacing w:before="0" w:after="0"/>
+              <w:spacing w:before="0" w:after="0" w:line="240" w:lineRule="auto"/>
               <w:jc w:val="center"/>
             </w:pPr>
             <w:r>
@@ -21914,7 +21914,7 @@
           </w:tcPr>
           <w:p>
             <w:pPr>
-              <w:spacing w:before="0" w:after="0"/>
+              <w:spacing w:before="0" w:after="0" w:line="240" w:lineRule="auto"/>
               <w:jc w:val="center"/>
             </w:pPr>
             <w:r>
@@ -21945,7 +21945,7 @@
           </w:tcPr>
           <w:p>
             <w:pPr>
-              <w:spacing w:before="0" w:after="0"/>
+              <w:spacing w:before="0" w:after="0" w:line="240" w:lineRule="auto"/>
               <w:jc w:val="both"/>
             </w:pPr>
             <w:r>
@@ -21976,7 +21976,7 @@
           </w:tcPr>
           <w:p>
             <w:pPr>
-              <w:spacing w:before="0" w:after="0"/>
+              <w:spacing w:before="0" w:after="0" w:line="240" w:lineRule="auto"/>
               <w:jc w:val="both"/>
             </w:pPr>
             <w:r>
@@ -22007,7 +22007,7 @@
           </w:tcPr>
           <w:p>
             <w:pPr>
-              <w:spacing w:before="0" w:after="0"/>
+              <w:spacing w:before="0" w:after="0" w:line="240" w:lineRule="auto"/>
               <w:jc w:val="center"/>
             </w:pPr>
             <w:r>
@@ -22038,7 +22038,7 @@
           </w:tcPr>
           <w:p>
             <w:pPr>
-              <w:spacing w:before="0" w:after="0"/>
+              <w:spacing w:before="0" w:after="0" w:line="240" w:lineRule="auto"/>
               <w:jc w:val="center"/>
             </w:pPr>
             <w:r>
@@ -22074,7 +22074,7 @@
           </w:tcPr>
           <w:p>
             <w:pPr>
-              <w:spacing w:before="0" w:after="0"/>
+              <w:spacing w:before="0" w:after="0" w:line="240" w:lineRule="auto"/>
               <w:jc w:val="center"/>
             </w:pPr>
             <w:r>
@@ -22105,7 +22105,7 @@
           </w:tcPr>
           <w:p>
             <w:pPr>
-              <w:spacing w:before="0" w:after="0"/>
+              <w:spacing w:before="0" w:after="0" w:line="240" w:lineRule="auto"/>
               <w:jc w:val="center"/>
             </w:pPr>
             <w:r>
@@ -22136,7 +22136,7 @@
           </w:tcPr>
           <w:p>
             <w:pPr>
-              <w:spacing w:before="0" w:after="0"/>
+              <w:spacing w:before="0" w:after="0" w:line="240" w:lineRule="auto"/>
               <w:jc w:val="center"/>
             </w:pPr>
             <w:r>
@@ -22167,7 +22167,7 @@
           </w:tcPr>
           <w:p>
             <w:pPr>
-              <w:spacing w:before="0" w:after="0"/>
+              <w:spacing w:before="0" w:after="0" w:line="240" w:lineRule="auto"/>
               <w:jc w:val="center"/>
             </w:pPr>
             <w:r>
@@ -22198,7 +22198,7 @@
           </w:tcPr>
           <w:p>
             <w:pPr>
-              <w:spacing w:before="0" w:after="0"/>
+              <w:spacing w:before="0" w:after="0" w:line="240" w:lineRule="auto"/>
               <w:jc w:val="center"/>
             </w:pPr>
             <w:r>
@@ -22234,7 +22234,7 @@
           </w:tcPr>
           <w:p>
             <w:pPr>
-              <w:spacing w:before="0" w:after="0"/>
+              <w:spacing w:before="0" w:after="0" w:line="240" w:lineRule="auto"/>
               <w:jc w:val="center"/>
             </w:pPr>
             <w:r>
@@ -22265,7 +22265,7 @@
           </w:tcPr>
           <w:p>
             <w:pPr>
-              <w:spacing w:before="0" w:after="0"/>
+              <w:spacing w:before="0" w:after="0" w:line="240" w:lineRule="auto"/>
               <w:jc w:val="center"/>
             </w:pPr>
             <w:r>
@@ -22296,7 +22296,7 @@
           </w:tcPr>
           <w:p>
             <w:pPr>
-              <w:spacing w:before="0" w:after="0"/>
+              <w:spacing w:before="0" w:after="0" w:line="240" w:lineRule="auto"/>
               <w:jc w:val="both"/>
             </w:pPr>
             <w:r>
@@ -22327,7 +22327,7 @@
           </w:tcPr>
           <w:p>
             <w:pPr>
-              <w:spacing w:before="0" w:after="0"/>
+              <w:spacing w:before="0" w:after="0" w:line="240" w:lineRule="auto"/>
               <w:jc w:val="center"/>
             </w:pPr>
             <w:r>
@@ -22358,7 +22358,7 @@
           </w:tcPr>
           <w:p>
             <w:pPr>
-              <w:spacing w:before="0" w:after="0"/>
+              <w:spacing w:before="0" w:after="0" w:line="240" w:lineRule="auto"/>
               <w:jc w:val="center"/>
             </w:pPr>
             <w:r>
@@ -22394,7 +22394,7 @@
           </w:tcPr>
           <w:p>
             <w:pPr>
-              <w:spacing w:before="0" w:after="0"/>
+              <w:spacing w:before="0" w:after="0" w:line="240" w:lineRule="auto"/>
               <w:jc w:val="center"/>
             </w:pPr>
             <w:r>
@@ -22425,7 +22425,7 @@
           </w:tcPr>
           <w:p>
             <w:pPr>
-              <w:spacing w:before="0" w:after="0"/>
+              <w:spacing w:before="0" w:after="0" w:line="240" w:lineRule="auto"/>
               <w:jc w:val="center"/>
             </w:pPr>
             <w:r>
@@ -22456,7 +22456,7 @@
           </w:tcPr>
           <w:p>
             <w:pPr>
-              <w:spacing w:before="0" w:after="0"/>
+              <w:spacing w:before="0" w:after="0" w:line="240" w:lineRule="auto"/>
               <w:jc w:val="center"/>
             </w:pPr>
             <w:r>
@@ -22487,7 +22487,7 @@
           </w:tcPr>
           <w:p>
             <w:pPr>
-              <w:spacing w:before="0" w:after="0"/>
+              <w:spacing w:before="0" w:after="0" w:line="240" w:lineRule="auto"/>
               <w:jc w:val="center"/>
             </w:pPr>
             <w:r>
@@ -22518,7 +22518,7 @@
           </w:tcPr>
           <w:p>
             <w:pPr>
-              <w:spacing w:before="0" w:after="0"/>
+              <w:spacing w:before="0" w:after="0" w:line="240" w:lineRule="auto"/>
               <w:jc w:val="center"/>
             </w:pPr>
             <w:r>
@@ -22554,7 +22554,7 @@
           </w:tcPr>
           <w:p>
             <w:pPr>
-              <w:spacing w:before="0" w:after="0"/>
+              <w:spacing w:before="0" w:after="0" w:line="240" w:lineRule="auto"/>
               <w:jc w:val="center"/>
             </w:pPr>
             <w:r>
@@ -22585,7 +22585,7 @@
           </w:tcPr>
           <w:p>
             <w:pPr>
-              <w:spacing w:before="0" w:after="0"/>
+              <w:spacing w:before="0" w:after="0" w:line="240" w:lineRule="auto"/>
               <w:jc w:val="center"/>
             </w:pPr>
             <w:r>
@@ -22616,7 +22616,7 @@
           </w:tcPr>
           <w:p>
             <w:pPr>
-              <w:spacing w:before="0" w:after="0"/>
+              <w:spacing w:before="0" w:after="0" w:line="240" w:lineRule="auto"/>
               <w:jc w:val="center"/>
             </w:pPr>
             <w:r>
@@ -22647,7 +22647,7 @@
           </w:tcPr>
           <w:p>
             <w:pPr>
-              <w:spacing w:before="0" w:after="0"/>
+              <w:spacing w:before="0" w:after="0" w:line="240" w:lineRule="auto"/>
               <w:jc w:val="center"/>
             </w:pPr>
             <w:r>
@@ -22678,7 +22678,7 @@
           </w:tcPr>
           <w:p>
             <w:pPr>
-              <w:spacing w:before="0" w:after="0"/>
+              <w:spacing w:before="0" w:after="0" w:line="240" w:lineRule="auto"/>
               <w:jc w:val="center"/>
             </w:pPr>
             <w:r>
@@ -22714,7 +22714,7 @@
           </w:tcPr>
           <w:p>
             <w:pPr>
-              <w:spacing w:before="0" w:after="0"/>
+              <w:spacing w:before="0" w:after="0" w:line="240" w:lineRule="auto"/>
               <w:jc w:val="center"/>
             </w:pPr>
             <w:r>
@@ -22745,7 +22745,7 @@
           </w:tcPr>
           <w:p>
             <w:pPr>
-              <w:spacing w:before="0" w:after="0"/>
+              <w:spacing w:before="0" w:after="0" w:line="240" w:lineRule="auto"/>
               <w:jc w:val="center"/>
             </w:pPr>
             <w:r>
@@ -22776,7 +22776,7 @@
           </w:tcPr>
           <w:p>
             <w:pPr>
-              <w:spacing w:before="0" w:after="0"/>
+              <w:spacing w:before="0" w:after="0" w:line="240" w:lineRule="auto"/>
               <w:jc w:val="center"/>
             </w:pPr>
             <w:r>
@@ -22807,7 +22807,7 @@
           </w:tcPr>
           <w:p>
             <w:pPr>
-              <w:spacing w:before="0" w:after="0"/>
+              <w:spacing w:before="0" w:after="0" w:line="240" w:lineRule="auto"/>
               <w:jc w:val="center"/>
             </w:pPr>
             <w:r>
@@ -22838,7 +22838,7 @@
           </w:tcPr>
           <w:p>
             <w:pPr>
-              <w:spacing w:before="0" w:after="0"/>
+              <w:spacing w:before="0" w:after="0" w:line="240" w:lineRule="auto"/>
               <w:jc w:val="center"/>
             </w:pPr>
             <w:r>
@@ -22874,7 +22874,7 @@
           </w:tcPr>
           <w:p>
             <w:pPr>
-              <w:spacing w:before="0" w:after="0"/>
+              <w:spacing w:before="0" w:after="0" w:line="240" w:lineRule="auto"/>
               <w:jc w:val="center"/>
             </w:pPr>
             <w:r>
@@ -22905,7 +22905,7 @@
           </w:tcPr>
           <w:p>
             <w:pPr>
-              <w:spacing w:before="0" w:after="0"/>
+              <w:spacing w:before="0" w:after="0" w:line="240" w:lineRule="auto"/>
               <w:jc w:val="center"/>
             </w:pPr>
             <w:r>
@@ -22936,7 +22936,7 @@
           </w:tcPr>
           <w:p>
             <w:pPr>
-              <w:spacing w:before="0" w:after="0"/>
+              <w:spacing w:before="0" w:after="0" w:line="240" w:lineRule="auto"/>
               <w:jc w:val="center"/>
             </w:pPr>
             <w:r>
@@ -22967,7 +22967,7 @@
           </w:tcPr>
           <w:p>
             <w:pPr>
-              <w:spacing w:before="0" w:after="0"/>
+              <w:spacing w:before="0" w:after="0" w:line="240" w:lineRule="auto"/>
               <w:jc w:val="center"/>
             </w:pPr>
             <w:r>
@@ -22998,7 +22998,7 @@
           </w:tcPr>
           <w:p>
             <w:pPr>
-              <w:spacing w:before="0" w:after="0"/>
+              <w:spacing w:before="0" w:after="0" w:line="240" w:lineRule="auto"/>
               <w:jc w:val="center"/>
             </w:pPr>
             <w:r>
@@ -23020,7 +23020,7 @@
       <w:pPr>
         <w:pStyle w:val="Endure-Subhead"/>
         <w:keepNext/>
-        <w:spacing w:before="160" w:after="60"/>
+        <w:spacing w:before="160" w:after="60" w:line="240" w:lineRule="auto"/>
         <w:outlineLvl w:val="2"/>
       </w:pPr>
       <w:r>
@@ -23033,7 +23033,7 @@
     <w:p>
       <w:pPr>
         <w:pStyle w:val="Endure-FirstParagraphBodyText"/>
-        <w:spacing w:before="100" w:after="100"/>
+        <w:spacing w:before="100" w:after="100" w:line="240" w:lineRule="auto"/>
       </w:pPr>
       <w:r>
         <w:rPr>
@@ -23111,7 +23111,7 @@
       <w:pPr>
         <w:pStyle w:val="Endure-Subhead"/>
         <w:keepNext/>
-        <w:spacing w:before="160" w:after="60"/>
+        <w:spacing w:before="160" w:after="60" w:line="240" w:lineRule="auto"/>
         <w:outlineLvl w:val="2"/>
       </w:pPr>
       <w:r>
@@ -23280,7 +23280,7 @@
       <w:pPr>
         <w:pStyle w:val="Endure-Subhead"/>
         <w:keepNext/>
-        <w:spacing w:before="240" w:after="60"/>
+        <w:spacing w:before="240" w:after="60" w:line="240" w:lineRule="auto"/>
         <w:outlineLvl w:val="1"/>
       </w:pPr>
       <w:r>
@@ -23326,7 +23326,7 @@
           </w:tcPr>
           <w:p>
             <w:pPr>
-              <w:spacing w:before="0" w:after="0"/>
+              <w:spacing w:before="0" w:after="0" w:line="240" w:lineRule="auto"/>
               <w:jc w:val="center"/>
             </w:pPr>
             <w:r>
@@ -23359,7 +23359,7 @@
           </w:tcPr>
           <w:p>
             <w:pPr>
-              <w:spacing w:before="0" w:after="0"/>
+              <w:spacing w:before="0" w:after="0" w:line="240" w:lineRule="auto"/>
               <w:jc w:val="center"/>
             </w:pPr>
             <w:r>
@@ -23392,7 +23392,7 @@
           </w:tcPr>
           <w:p>
             <w:pPr>
-              <w:spacing w:before="0" w:after="0"/>
+              <w:spacing w:before="0" w:after="0" w:line="240" w:lineRule="auto"/>
               <w:jc w:val="center"/>
             </w:pPr>
             <w:r>
@@ -23430,7 +23430,7 @@
           </w:tcPr>
           <w:p>
             <w:pPr>
-              <w:spacing w:before="0" w:after="0"/>
+              <w:spacing w:before="0" w:after="0" w:line="240" w:lineRule="auto"/>
               <w:jc w:val="center"/>
             </w:pPr>
             <w:r>
@@ -23461,7 +23461,7 @@
           </w:tcPr>
           <w:p>
             <w:pPr>
-              <w:spacing w:before="0" w:after="0"/>
+              <w:spacing w:before="0" w:after="0" w:line="240" w:lineRule="auto"/>
               <w:jc w:val="center"/>
             </w:pPr>
             <w:r>
@@ -23492,7 +23492,7 @@
           </w:tcPr>
           <w:p>
             <w:pPr>
-              <w:spacing w:before="0" w:after="0"/>
+              <w:spacing w:before="0" w:after="0" w:line="240" w:lineRule="auto"/>
               <w:jc w:val="both"/>
             </w:pPr>
             <w:r>
@@ -23528,7 +23528,7 @@
           </w:tcPr>
           <w:p>
             <w:pPr>
-              <w:spacing w:before="0" w:after="0"/>
+              <w:spacing w:before="0" w:after="0" w:line="240" w:lineRule="auto"/>
               <w:jc w:val="center"/>
             </w:pPr>
             <w:r>
@@ -23559,7 +23559,7 @@
           </w:tcPr>
           <w:p>
             <w:pPr>
-              <w:spacing w:before="0" w:after="0"/>
+              <w:spacing w:before="0" w:after="0" w:line="240" w:lineRule="auto"/>
               <w:jc w:val="center"/>
             </w:pPr>
             <w:r>
@@ -23590,7 +23590,7 @@
           </w:tcPr>
           <w:p>
             <w:pPr>
-              <w:spacing w:before="0" w:after="0"/>
+              <w:spacing w:before="0" w:after="0" w:line="240" w:lineRule="auto"/>
               <w:jc w:val="both"/>
             </w:pPr>
             <w:r>
@@ -23626,7 +23626,7 @@
           </w:tcPr>
           <w:p>
             <w:pPr>
-              <w:spacing w:before="0" w:after="0"/>
+              <w:spacing w:before="0" w:after="0" w:line="240" w:lineRule="auto"/>
               <w:jc w:val="center"/>
             </w:pPr>
             <w:r>
@@ -23657,7 +23657,7 @@
           </w:tcPr>
           <w:p>
             <w:pPr>
-              <w:spacing w:before="0" w:after="0"/>
+              <w:spacing w:before="0" w:after="0" w:line="240" w:lineRule="auto"/>
               <w:jc w:val="both"/>
             </w:pPr>
             <w:r>
@@ -23688,7 +23688,7 @@
           </w:tcPr>
           <w:p>
             <w:pPr>
-              <w:spacing w:before="0" w:after="0"/>
+              <w:spacing w:before="0" w:after="0" w:line="240" w:lineRule="auto"/>
               <w:jc w:val="center"/>
             </w:pPr>
             <w:r>
@@ -23724,7 +23724,7 @@
           </w:tcPr>
           <w:p>
             <w:pPr>
-              <w:spacing w:before="0" w:after="0"/>
+              <w:spacing w:before="0" w:after="0" w:line="240" w:lineRule="auto"/>
               <w:jc w:val="center"/>
             </w:pPr>
             <w:r>
@@ -23755,7 +23755,7 @@
           </w:tcPr>
           <w:p>
             <w:pPr>
-              <w:spacing w:before="0" w:after="0"/>
+              <w:spacing w:before="0" w:after="0" w:line="240" w:lineRule="auto"/>
               <w:jc w:val="center"/>
             </w:pPr>
             <w:r>
@@ -23786,7 +23786,7 @@
           </w:tcPr>
           <w:p>
             <w:pPr>
-              <w:spacing w:before="0" w:after="0"/>
+              <w:spacing w:before="0" w:after="0" w:line="240" w:lineRule="auto"/>
               <w:jc w:val="center"/>
             </w:pPr>
             <w:r>
@@ -23822,7 +23822,7 @@
           </w:tcPr>
           <w:p>
             <w:pPr>
-              <w:spacing w:before="0" w:after="0"/>
+              <w:spacing w:before="0" w:after="0" w:line="240" w:lineRule="auto"/>
               <w:jc w:val="center"/>
             </w:pPr>
             <w:r>
@@ -23853,7 +23853,7 @@
           </w:tcPr>
           <w:p>
             <w:pPr>
-              <w:spacing w:before="0" w:after="0"/>
+              <w:spacing w:before="0" w:after="0" w:line="240" w:lineRule="auto"/>
               <w:jc w:val="center"/>
             </w:pPr>
             <w:r>
@@ -23884,7 +23884,7 @@
           </w:tcPr>
           <w:p>
             <w:pPr>
-              <w:spacing w:before="0" w:after="0"/>
+              <w:spacing w:before="0" w:after="0" w:line="240" w:lineRule="auto"/>
               <w:jc w:val="center"/>
             </w:pPr>
             <w:r>
@@ -23920,7 +23920,7 @@
           </w:tcPr>
           <w:p>
             <w:pPr>
-              <w:spacing w:before="0" w:after="0"/>
+              <w:spacing w:before="0" w:after="0" w:line="240" w:lineRule="auto"/>
               <w:jc w:val="center"/>
             </w:pPr>
             <w:r>
@@ -23951,7 +23951,7 @@
           </w:tcPr>
           <w:p>
             <w:pPr>
-              <w:spacing w:before="0" w:after="0"/>
+              <w:spacing w:before="0" w:after="0" w:line="240" w:lineRule="auto"/>
               <w:jc w:val="center"/>
             </w:pPr>
             <w:r>
@@ -23982,7 +23982,7 @@
           </w:tcPr>
           <w:p>
             <w:pPr>
-              <w:spacing w:before="0" w:after="0"/>
+              <w:spacing w:before="0" w:after="0" w:line="240" w:lineRule="auto"/>
               <w:jc w:val="both"/>
             </w:pPr>
             <w:r>
@@ -24018,7 +24018,7 @@
           </w:tcPr>
           <w:p>
             <w:pPr>
-              <w:spacing w:before="0" w:after="0"/>
+              <w:spacing w:before="0" w:after="0" w:line="240" w:lineRule="auto"/>
               <w:jc w:val="center"/>
             </w:pPr>
             <w:r>
@@ -24049,7 +24049,7 @@
           </w:tcPr>
           <w:p>
             <w:pPr>
-              <w:spacing w:before="0" w:after="0"/>
+              <w:spacing w:before="0" w:after="0" w:line="240" w:lineRule="auto"/>
               <w:jc w:val="center"/>
             </w:pPr>
             <w:r>
@@ -24080,7 +24080,7 @@
           </w:tcPr>
           <w:p>
             <w:pPr>
-              <w:spacing w:before="0" w:after="0"/>
+              <w:spacing w:before="0" w:after="0" w:line="240" w:lineRule="auto"/>
               <w:jc w:val="both"/>
             </w:pPr>
             <w:r>
@@ -24116,7 +24116,7 @@
           </w:tcPr>
           <w:p>
             <w:pPr>
-              <w:spacing w:before="0" w:after="0"/>
+              <w:spacing w:before="0" w:after="0" w:line="240" w:lineRule="auto"/>
               <w:jc w:val="center"/>
             </w:pPr>
             <w:r>
@@ -24147,7 +24147,7 @@
           </w:tcPr>
           <w:p>
             <w:pPr>
-              <w:spacing w:before="0" w:after="0"/>
+              <w:spacing w:before="0" w:after="0" w:line="240" w:lineRule="auto"/>
               <w:jc w:val="center"/>
             </w:pPr>
             <w:r>
@@ -24178,7 +24178,7 @@
           </w:tcPr>
           <w:p>
             <w:pPr>
-              <w:spacing w:before="0" w:after="0"/>
+              <w:spacing w:before="0" w:after="0" w:line="240" w:lineRule="auto"/>
               <w:jc w:val="both"/>
             </w:pPr>
             <w:r>
@@ -24214,7 +24214,7 @@
           </w:tcPr>
           <w:p>
             <w:pPr>
-              <w:spacing w:before="0" w:after="0"/>
+              <w:spacing w:before="0" w:after="0" w:line="240" w:lineRule="auto"/>
               <w:jc w:val="center"/>
             </w:pPr>
             <w:r>
@@ -24245,7 +24245,7 @@
           </w:tcPr>
           <w:p>
             <w:pPr>
-              <w:spacing w:before="0" w:after="0"/>
+              <w:spacing w:before="0" w:after="0" w:line="240" w:lineRule="auto"/>
               <w:jc w:val="center"/>
             </w:pPr>
             <w:r>
@@ -24276,7 +24276,7 @@
           </w:tcPr>
           <w:p>
             <w:pPr>
-              <w:spacing w:before="0" w:after="0"/>
+              <w:spacing w:before="0" w:after="0" w:line="240" w:lineRule="auto"/>
               <w:jc w:val="both"/>
             </w:pPr>
             <w:r>
@@ -24312,7 +24312,7 @@
           </w:tcPr>
           <w:p>
             <w:pPr>
-              <w:spacing w:before="0" w:after="0"/>
+              <w:spacing w:before="0" w:after="0" w:line="240" w:lineRule="auto"/>
               <w:jc w:val="both"/>
             </w:pPr>
             <w:r>
@@ -24343,7 +24343,7 @@
           </w:tcPr>
           <w:p>
             <w:pPr>
-              <w:spacing w:before="0" w:after="0"/>
+              <w:spacing w:before="0" w:after="0" w:line="240" w:lineRule="auto"/>
               <w:jc w:val="center"/>
             </w:pPr>
             <w:r>
@@ -24374,7 +24374,7 @@
           </w:tcPr>
           <w:p>
             <w:pPr>
-              <w:spacing w:before="0" w:after="0"/>
+              <w:spacing w:before="0" w:after="0" w:line="240" w:lineRule="auto"/>
               <w:jc w:val="both"/>
             </w:pPr>
             <w:r>
@@ -24410,7 +24410,7 @@
           </w:tcPr>
           <w:p>
             <w:pPr>
-              <w:spacing w:before="0" w:after="0"/>
+              <w:spacing w:before="0" w:after="0" w:line="240" w:lineRule="auto"/>
               <w:jc w:val="center"/>
             </w:pPr>
             <w:r>
@@ -24441,7 +24441,7 @@
           </w:tcPr>
           <w:p>
             <w:pPr>
-              <w:spacing w:before="0" w:after="0"/>
+              <w:spacing w:before="0" w:after="0" w:line="240" w:lineRule="auto"/>
               <w:jc w:val="center"/>
             </w:pPr>
             <w:r>
@@ -24472,7 +24472,7 @@
           </w:tcPr>
           <w:p>
             <w:pPr>
-              <w:spacing w:before="0" w:after="0"/>
+              <w:spacing w:before="0" w:after="0" w:line="240" w:lineRule="auto"/>
               <w:jc w:val="both"/>
             </w:pPr>
             <w:r>
@@ -24508,7 +24508,7 @@
           </w:tcPr>
           <w:p>
             <w:pPr>
-              <w:spacing w:before="0" w:after="0"/>
+              <w:spacing w:before="0" w:after="0" w:line="240" w:lineRule="auto"/>
               <w:jc w:val="center"/>
             </w:pPr>
             <w:r>
@@ -24539,7 +24539,7 @@
           </w:tcPr>
           <w:p>
             <w:pPr>
-              <w:spacing w:before="0" w:after="0"/>
+              <w:spacing w:before="0" w:after="0" w:line="240" w:lineRule="auto"/>
               <w:jc w:val="center"/>
             </w:pPr>
             <w:r>
@@ -24570,7 +24570,7 @@
           </w:tcPr>
           <w:p>
             <w:pPr>
-              <w:spacing w:before="0" w:after="0"/>
+              <w:spacing w:before="0" w:after="0" w:line="240" w:lineRule="auto"/>
               <w:jc w:val="both"/>
             </w:pPr>
             <w:r>
@@ -24592,7 +24592,7 @@
       <w:pPr>
         <w:pStyle w:val="Endure-Subhead"/>
         <w:keepNext/>
-        <w:spacing w:before="240" w:after="60"/>
+        <w:spacing w:before="240" w:after="60" w:line="240" w:lineRule="auto"/>
         <w:outlineLvl w:val="1"/>
       </w:pPr>
       <w:r>
@@ -25019,7 +25019,7 @@
       <w:pPr>
         <w:pStyle w:val="Endure-Subhead"/>
         <w:keepNext/>
-        <w:spacing w:before="240" w:after="60"/>
+        <w:spacing w:before="240" w:after="60" w:line="240" w:lineRule="auto"/>
         <w:outlineLvl w:val="1"/>
       </w:pPr>
       <w:r>
@@ -25032,7 +25032,7 @@
     <w:p>
       <w:pPr>
         <w:pStyle w:val="Endure-FirstParagraphBodyText"/>
-        <w:spacing w:before="100" w:after="100"/>
+        <w:spacing w:before="100" w:after="100" w:line="240" w:lineRule="auto"/>
       </w:pPr>
       <w:r>
         <w:rPr>
@@ -26518,7 +26518,7 @@
       <w:pPr>
         <w:pStyle w:val="Endure-Subhead"/>
         <w:keepNext/>
-        <w:spacing w:before="240" w:after="60"/>
+        <w:spacing w:before="240" w:after="60" w:line="240" w:lineRule="auto"/>
         <w:outlineLvl w:val="1"/>
       </w:pPr>
       <w:r>
@@ -26565,7 +26565,7 @@
           </w:tcPr>
           <w:p>
             <w:pPr>
-              <w:spacing w:before="0" w:after="0"/>
+              <w:spacing w:before="0" w:after="0" w:line="240" w:lineRule="auto"/>
               <w:jc w:val="center"/>
             </w:pPr>
             <w:r>
@@ -26598,7 +26598,7 @@
           </w:tcPr>
           <w:p>
             <w:pPr>
-              <w:spacing w:before="0" w:after="0"/>
+              <w:spacing w:before="0" w:after="0" w:line="240" w:lineRule="auto"/>
               <w:jc w:val="center"/>
             </w:pPr>
             <w:r>
@@ -26631,7 +26631,7 @@
           </w:tcPr>
           <w:p>
             <w:pPr>
-              <w:spacing w:before="0" w:after="0"/>
+              <w:spacing w:before="0" w:after="0" w:line="240" w:lineRule="auto"/>
               <w:jc w:val="center"/>
             </w:pPr>
             <w:r>
@@ -26664,7 +26664,7 @@
           </w:tcPr>
           <w:p>
             <w:pPr>
-              <w:spacing w:before="0" w:after="0"/>
+              <w:spacing w:before="0" w:after="0" w:line="240" w:lineRule="auto"/>
               <w:jc w:val="center"/>
             </w:pPr>
             <w:r>
@@ -26702,7 +26702,7 @@
           </w:tcPr>
           <w:p>
             <w:pPr>
-              <w:spacing w:before="0" w:after="0"/>
+              <w:spacing w:before="0" w:after="0" w:line="240" w:lineRule="auto"/>
               <w:jc w:val="center"/>
             </w:pPr>
             <w:r>
@@ -26733,7 +26733,7 @@
           </w:tcPr>
           <w:p>
             <w:pPr>
-              <w:spacing w:before="0" w:after="0"/>
+              <w:spacing w:before="0" w:after="0" w:line="240" w:lineRule="auto"/>
               <w:jc w:val="center"/>
             </w:pPr>
             <w:r>
@@ -26764,7 +26764,7 @@
           </w:tcPr>
           <w:p>
             <w:pPr>
-              <w:spacing w:before="0" w:after="0"/>
+              <w:spacing w:before="0" w:after="0" w:line="240" w:lineRule="auto"/>
               <w:jc w:val="both"/>
             </w:pPr>
             <w:r>
@@ -26795,7 +26795,7 @@
           </w:tcPr>
           <w:p>
             <w:pPr>
-              <w:spacing w:before="0" w:after="0"/>
+              <w:spacing w:before="0" w:after="0" w:line="240" w:lineRule="auto"/>
               <w:jc w:val="center"/>
             </w:pPr>
             <w:r>
@@ -26831,7 +26831,7 @@
           </w:tcPr>
           <w:p>
             <w:pPr>
-              <w:spacing w:before="0" w:after="0"/>
+              <w:spacing w:before="0" w:after="0" w:line="240" w:lineRule="auto"/>
               <w:jc w:val="center"/>
             </w:pPr>
             <w:r>
@@ -26862,7 +26862,7 @@
           </w:tcPr>
           <w:p>
             <w:pPr>
-              <w:spacing w:before="0" w:after="0"/>
+              <w:spacing w:before="0" w:after="0" w:line="240" w:lineRule="auto"/>
               <w:jc w:val="center"/>
             </w:pPr>
             <w:r>
@@ -26893,7 +26893,7 @@
           </w:tcPr>
           <w:p>
             <w:pPr>
-              <w:spacing w:before="0" w:after="0"/>
+              <w:spacing w:before="0" w:after="0" w:line="240" w:lineRule="auto"/>
               <w:jc w:val="both"/>
             </w:pPr>
             <w:r>
@@ -26924,7 +26924,7 @@
           </w:tcPr>
           <w:p>
             <w:pPr>
-              <w:spacing w:before="0" w:after="0"/>
+              <w:spacing w:before="0" w:after="0" w:line="240" w:lineRule="auto"/>
               <w:jc w:val="center"/>
             </w:pPr>
             <w:r>
@@ -26960,7 +26960,7 @@
           </w:tcPr>
           <w:p>
             <w:pPr>
-              <w:spacing w:before="0" w:after="0"/>
+              <w:spacing w:before="0" w:after="0" w:line="240" w:lineRule="auto"/>
               <w:jc w:val="center"/>
             </w:pPr>
             <w:r>
@@ -26991,7 +26991,7 @@
           </w:tcPr>
           <w:p>
             <w:pPr>
-              <w:spacing w:before="0" w:after="0"/>
+              <w:spacing w:before="0" w:after="0" w:line="240" w:lineRule="auto"/>
               <w:jc w:val="center"/>
             </w:pPr>
             <w:r>
@@ -27022,7 +27022,7 @@
           </w:tcPr>
           <w:p>
             <w:pPr>
-              <w:spacing w:before="0" w:after="0"/>
+              <w:spacing w:before="0" w:after="0" w:line="240" w:lineRule="auto"/>
               <w:jc w:val="center"/>
             </w:pPr>
             <w:r>
@@ -27053,7 +27053,7 @@
           </w:tcPr>
           <w:p>
             <w:pPr>
-              <w:spacing w:before="0" w:after="0"/>
+              <w:spacing w:before="0" w:after="0" w:line="240" w:lineRule="auto"/>
               <w:jc w:val="center"/>
             </w:pPr>
             <w:r>
@@ -27089,7 +27089,7 @@
           </w:tcPr>
           <w:p>
             <w:pPr>
-              <w:spacing w:before="0" w:after="0"/>
+              <w:spacing w:before="0" w:after="0" w:line="240" w:lineRule="auto"/>
               <w:jc w:val="center"/>
             </w:pPr>
             <w:r>
@@ -27120,7 +27120,7 @@
           </w:tcPr>
           <w:p>
             <w:pPr>
-              <w:spacing w:before="0" w:after="0"/>
+              <w:spacing w:before="0" w:after="0" w:line="240" w:lineRule="auto"/>
               <w:jc w:val="center"/>
             </w:pPr>
             <w:r>
@@ -27151,7 +27151,7 @@
           </w:tcPr>
           <w:p>
             <w:pPr>
-              <w:spacing w:before="0" w:after="0"/>
+              <w:spacing w:before="0" w:after="0" w:line="240" w:lineRule="auto"/>
               <w:jc w:val="both"/>
             </w:pPr>
             <w:r>
@@ -27182,7 +27182,7 @@
           </w:tcPr>
           <w:p>
             <w:pPr>
-              <w:spacing w:before="0" w:after="0"/>
+              <w:spacing w:before="0" w:after="0" w:line="240" w:lineRule="auto"/>
               <w:jc w:val="center"/>
             </w:pPr>
             <w:r>
@@ -27218,7 +27218,7 @@
           </w:tcPr>
           <w:p>
             <w:pPr>
-              <w:spacing w:before="0" w:after="0"/>
+              <w:spacing w:before="0" w:after="0" w:line="240" w:lineRule="auto"/>
               <w:jc w:val="center"/>
             </w:pPr>
             <w:r>
@@ -27249,7 +27249,7 @@
           </w:tcPr>
           <w:p>
             <w:pPr>
-              <w:spacing w:before="0" w:after="0"/>
+              <w:spacing w:before="0" w:after="0" w:line="240" w:lineRule="auto"/>
               <w:jc w:val="center"/>
             </w:pPr>
             <w:r>
@@ -27280,7 +27280,7 @@
           </w:tcPr>
           <w:p>
             <w:pPr>
-              <w:spacing w:before="0" w:after="0"/>
+              <w:spacing w:before="0" w:after="0" w:line="240" w:lineRule="auto"/>
               <w:jc w:val="both"/>
             </w:pPr>
             <w:r>
@@ -27311,7 +27311,7 @@
           </w:tcPr>
           <w:p>
             <w:pPr>
-              <w:spacing w:before="0" w:after="0"/>
+              <w:spacing w:before="0" w:after="0" w:line="240" w:lineRule="auto"/>
               <w:jc w:val="center"/>
             </w:pPr>
             <w:r>
@@ -27347,7 +27347,7 @@
           </w:tcPr>
           <w:p>
             <w:pPr>
-              <w:spacing w:before="0" w:after="0"/>
+              <w:spacing w:before="0" w:after="0" w:line="240" w:lineRule="auto"/>
               <w:jc w:val="center"/>
             </w:pPr>
             <w:r>
@@ -27378,7 +27378,7 @@
           </w:tcPr>
           <w:p>
             <w:pPr>
-              <w:spacing w:before="0" w:after="0"/>
+              <w:spacing w:before="0" w:after="0" w:line="240" w:lineRule="auto"/>
               <w:jc w:val="center"/>
             </w:pPr>
             <w:r>
@@ -27409,7 +27409,7 @@
           </w:tcPr>
           <w:p>
             <w:pPr>
-              <w:spacing w:before="0" w:after="0"/>
+              <w:spacing w:before="0" w:after="0" w:line="240" w:lineRule="auto"/>
               <w:jc w:val="both"/>
             </w:pPr>
             <w:r>
@@ -27440,7 +27440,7 @@
           </w:tcPr>
           <w:p>
             <w:pPr>
-              <w:spacing w:before="0" w:after="0"/>
+              <w:spacing w:before="0" w:after="0" w:line="240" w:lineRule="auto"/>
               <w:jc w:val="center"/>
             </w:pPr>
             <w:r>
@@ -27476,7 +27476,7 @@
           </w:tcPr>
           <w:p>
             <w:pPr>
-              <w:spacing w:before="0" w:after="0"/>
+              <w:spacing w:before="0" w:after="0" w:line="240" w:lineRule="auto"/>
               <w:jc w:val="center"/>
             </w:pPr>
             <w:r>
@@ -27507,7 +27507,7 @@
           </w:tcPr>
           <w:p>
             <w:pPr>
-              <w:spacing w:before="0" w:after="0"/>
+              <w:spacing w:before="0" w:after="0" w:line="240" w:lineRule="auto"/>
               <w:jc w:val="center"/>
             </w:pPr>
             <w:r>
@@ -27538,7 +27538,7 @@
           </w:tcPr>
           <w:p>
             <w:pPr>
-              <w:spacing w:before="0" w:after="0"/>
+              <w:spacing w:before="0" w:after="0" w:line="240" w:lineRule="auto"/>
               <w:jc w:val="both"/>
             </w:pPr>
             <w:r>
@@ -27569,7 +27569,7 @@
           </w:tcPr>
           <w:p>
             <w:pPr>
-              <w:spacing w:before="0" w:after="0"/>
+              <w:spacing w:before="0" w:after="0" w:line="240" w:lineRule="auto"/>
               <w:jc w:val="center"/>
             </w:pPr>
             <w:r>
@@ -27605,7 +27605,7 @@
           </w:tcPr>
           <w:p>
             <w:pPr>
-              <w:spacing w:before="0" w:after="0"/>
+              <w:spacing w:before="0" w:after="0" w:line="240" w:lineRule="auto"/>
               <w:jc w:val="center"/>
             </w:pPr>
             <w:r>
@@ -27636,7 +27636,7 @@
           </w:tcPr>
           <w:p>
             <w:pPr>
-              <w:spacing w:before="0" w:after="0"/>
+              <w:spacing w:before="0" w:after="0" w:line="240" w:lineRule="auto"/>
               <w:jc w:val="center"/>
             </w:pPr>
             <w:r>
@@ -27667,7 +27667,7 @@
           </w:tcPr>
           <w:p>
             <w:pPr>
-              <w:spacing w:before="0" w:after="0"/>
+              <w:spacing w:before="0" w:after="0" w:line="240" w:lineRule="auto"/>
               <w:jc w:val="both"/>
             </w:pPr>
             <w:r>
@@ -27698,7 +27698,7 @@
           </w:tcPr>
           <w:p>
             <w:pPr>
-              <w:spacing w:before="0" w:after="0"/>
+              <w:spacing w:before="0" w:after="0" w:line="240" w:lineRule="auto"/>
               <w:jc w:val="center"/>
             </w:pPr>
             <w:r>
@@ -27734,7 +27734,7 @@
           </w:tcPr>
           <w:p>
             <w:pPr>
-              <w:spacing w:before="0" w:after="0"/>
+              <w:spacing w:before="0" w:after="0" w:line="240" w:lineRule="auto"/>
               <w:jc w:val="center"/>
             </w:pPr>
             <w:r>
@@ -27765,7 +27765,7 @@
           </w:tcPr>
           <w:p>
             <w:pPr>
-              <w:spacing w:before="0" w:after="0"/>
+              <w:spacing w:before="0" w:after="0" w:line="240" w:lineRule="auto"/>
               <w:jc w:val="center"/>
             </w:pPr>
             <w:r>
@@ -27796,7 +27796,7 @@
           </w:tcPr>
           <w:p>
             <w:pPr>
-              <w:spacing w:before="0" w:after="0"/>
+              <w:spacing w:before="0" w:after="0" w:line="240" w:lineRule="auto"/>
               <w:jc w:val="both"/>
             </w:pPr>
             <w:r>
@@ -27827,7 +27827,7 @@
           </w:tcPr>
           <w:p>
             <w:pPr>
-              <w:spacing w:before="0" w:after="0"/>
+              <w:spacing w:before="0" w:after="0" w:line="240" w:lineRule="auto"/>
               <w:jc w:val="center"/>
             </w:pPr>
             <w:r>
@@ -27863,7 +27863,7 @@
           </w:tcPr>
           <w:p>
             <w:pPr>
-              <w:spacing w:before="0" w:after="0"/>
+              <w:spacing w:before="0" w:after="0" w:line="240" w:lineRule="auto"/>
               <w:jc w:val="center"/>
             </w:pPr>
             <w:r>
@@ -27894,7 +27894,7 @@
           </w:tcPr>
           <w:p>
             <w:pPr>
-              <w:spacing w:before="0" w:after="0"/>
+              <w:spacing w:before="0" w:after="0" w:line="240" w:lineRule="auto"/>
               <w:jc w:val="center"/>
             </w:pPr>
             <w:r>
@@ -27925,7 +27925,7 @@
           </w:tcPr>
           <w:p>
             <w:pPr>
-              <w:spacing w:before="0" w:after="0"/>
+              <w:spacing w:before="0" w:after="0" w:line="240" w:lineRule="auto"/>
               <w:jc w:val="both"/>
             </w:pPr>
             <w:r>
@@ -27956,7 +27956,7 @@
           </w:tcPr>
           <w:p>
             <w:pPr>
-              <w:spacing w:before="0" w:after="0"/>
+              <w:spacing w:before="0" w:after="0" w:line="240" w:lineRule="auto"/>
               <w:jc w:val="center"/>
             </w:pPr>
             <w:r>
@@ -27992,7 +27992,7 @@
           </w:tcPr>
           <w:p>
             <w:pPr>
-              <w:spacing w:before="0" w:after="0"/>
+              <w:spacing w:before="0" w:after="0" w:line="240" w:lineRule="auto"/>
               <w:jc w:val="center"/>
             </w:pPr>
             <w:r>
@@ -28023,7 +28023,7 @@
           </w:tcPr>
           <w:p>
             <w:pPr>
-              <w:spacing w:before="0" w:after="0"/>
+              <w:spacing w:before="0" w:after="0" w:line="240" w:lineRule="auto"/>
               <w:jc w:val="center"/>
             </w:pPr>
             <w:r>
@@ -28054,7 +28054,7 @@
           </w:tcPr>
           <w:p>
             <w:pPr>
-              <w:spacing w:before="0" w:after="0"/>
+              <w:spacing w:before="0" w:after="0" w:line="240" w:lineRule="auto"/>
               <w:jc w:val="center"/>
             </w:pPr>
             <w:r>
@@ -28085,7 +28085,7 @@
           </w:tcPr>
           <w:p>
             <w:pPr>
-              <w:spacing w:before="0" w:after="0"/>
+              <w:spacing w:before="0" w:after="0" w:line="240" w:lineRule="auto"/>
               <w:jc w:val="center"/>
             </w:pPr>
             <w:r>
@@ -28121,7 +28121,7 @@
           </w:tcPr>
           <w:p>
             <w:pPr>
-              <w:spacing w:before="0" w:after="0"/>
+              <w:spacing w:before="0" w:after="0" w:line="240" w:lineRule="auto"/>
               <w:jc w:val="center"/>
             </w:pPr>
             <w:r>
@@ -28152,7 +28152,7 @@
           </w:tcPr>
           <w:p>
             <w:pPr>
-              <w:spacing w:before="0" w:after="0"/>
+              <w:spacing w:before="0" w:after="0" w:line="240" w:lineRule="auto"/>
               <w:jc w:val="center"/>
             </w:pPr>
             <w:r>
@@ -28183,7 +28183,7 @@
           </w:tcPr>
           <w:p>
             <w:pPr>
-              <w:spacing w:before="0" w:after="0"/>
+              <w:spacing w:before="0" w:after="0" w:line="240" w:lineRule="auto"/>
               <w:jc w:val="both"/>
             </w:pPr>
             <w:r>
@@ -28214,7 +28214,7 @@
           </w:tcPr>
           <w:p>
             <w:pPr>
-              <w:spacing w:before="0" w:after="0"/>
+              <w:spacing w:before="0" w:after="0" w:line="240" w:lineRule="auto"/>
               <w:jc w:val="center"/>
             </w:pPr>
             <w:r>
@@ -28250,7 +28250,7 @@
           </w:tcPr>
           <w:p>
             <w:pPr>
-              <w:spacing w:before="0" w:after="0"/>
+              <w:spacing w:before="0" w:after="0" w:line="240" w:lineRule="auto"/>
               <w:jc w:val="center"/>
             </w:pPr>
             <w:r>
@@ -28281,7 +28281,7 @@
           </w:tcPr>
           <w:p>
             <w:pPr>
-              <w:spacing w:before="0" w:after="0"/>
+              <w:spacing w:before="0" w:after="0" w:line="240" w:lineRule="auto"/>
               <w:jc w:val="center"/>
             </w:pPr>
             <w:r>
@@ -28312,7 +28312,7 @@
           </w:tcPr>
           <w:p>
             <w:pPr>
-              <w:spacing w:before="0" w:after="0"/>
+              <w:spacing w:before="0" w:after="0" w:line="240" w:lineRule="auto"/>
               <w:jc w:val="center"/>
             </w:pPr>
             <w:r>
@@ -28343,7 +28343,7 @@
           </w:tcPr>
           <w:p>
             <w:pPr>
-              <w:spacing w:before="0" w:after="0"/>
+              <w:spacing w:before="0" w:after="0" w:line="240" w:lineRule="auto"/>
               <w:jc w:val="center"/>
             </w:pPr>
             <w:r>
@@ -28379,7 +28379,7 @@
           </w:tcPr>
           <w:p>
             <w:pPr>
-              <w:spacing w:before="0" w:after="0"/>
+              <w:spacing w:before="0" w:after="0" w:line="240" w:lineRule="auto"/>
               <w:jc w:val="center"/>
             </w:pPr>
             <w:r>
@@ -28410,7 +28410,7 @@
           </w:tcPr>
           <w:p>
             <w:pPr>
-              <w:spacing w:before="0" w:after="0"/>
+              <w:spacing w:before="0" w:after="0" w:line="240" w:lineRule="auto"/>
               <w:jc w:val="center"/>
             </w:pPr>
             <w:r>
@@ -28441,7 +28441,7 @@
           </w:tcPr>
           <w:p>
             <w:pPr>
-              <w:spacing w:before="0" w:after="0"/>
+              <w:spacing w:before="0" w:after="0" w:line="240" w:lineRule="auto"/>
               <w:jc w:val="both"/>
             </w:pPr>
             <w:r>
@@ -28472,7 +28472,7 @@
           </w:tcPr>
           <w:p>
             <w:pPr>
-              <w:spacing w:before="0" w:after="0"/>
+              <w:spacing w:before="0" w:after="0" w:line="240" w:lineRule="auto"/>
               <w:jc w:val="center"/>
             </w:pPr>
             <w:r>
@@ -28508,7 +28508,7 @@
           </w:tcPr>
           <w:p>
             <w:pPr>
-              <w:spacing w:before="0" w:after="0"/>
+              <w:spacing w:before="0" w:after="0" w:line="240" w:lineRule="auto"/>
               <w:jc w:val="center"/>
             </w:pPr>
             <w:r>
@@ -28539,7 +28539,7 @@
           </w:tcPr>
           <w:p>
             <w:pPr>
-              <w:spacing w:before="0" w:after="0"/>
+              <w:spacing w:before="0" w:after="0" w:line="240" w:lineRule="auto"/>
               <w:jc w:val="center"/>
             </w:pPr>
             <w:r>
@@ -28570,7 +28570,7 @@
           </w:tcPr>
           <w:p>
             <w:pPr>
-              <w:spacing w:before="0" w:after="0"/>
+              <w:spacing w:before="0" w:after="0" w:line="240" w:lineRule="auto"/>
               <w:jc w:val="both"/>
             </w:pPr>
             <w:r>
@@ -28601,7 +28601,7 @@
           </w:tcPr>
           <w:p>
             <w:pPr>
-              <w:spacing w:before="0" w:after="0"/>
+              <w:spacing w:before="0" w:after="0" w:line="240" w:lineRule="auto"/>
               <w:jc w:val="center"/>
             </w:pPr>
             <w:r>
@@ -28637,7 +28637,7 @@
           </w:tcPr>
           <w:p>
             <w:pPr>
-              <w:spacing w:before="0" w:after="0"/>
+              <w:spacing w:before="0" w:after="0" w:line="240" w:lineRule="auto"/>
               <w:jc w:val="center"/>
             </w:pPr>
             <w:r>
@@ -28668,7 +28668,7 @@
           </w:tcPr>
           <w:p>
             <w:pPr>
-              <w:spacing w:before="0" w:after="0"/>
+              <w:spacing w:before="0" w:after="0" w:line="240" w:lineRule="auto"/>
               <w:jc w:val="center"/>
             </w:pPr>
             <w:r>
@@ -28699,7 +28699,7 @@
           </w:tcPr>
           <w:p>
             <w:pPr>
-              <w:spacing w:before="0" w:after="0"/>
+              <w:spacing w:before="0" w:after="0" w:line="240" w:lineRule="auto"/>
               <w:jc w:val="both"/>
             </w:pPr>
             <w:r>
@@ -28730,7 +28730,7 @@
           </w:tcPr>
           <w:p>
             <w:pPr>
-              <w:spacing w:before="0" w:after="0"/>
+              <w:spacing w:before="0" w:after="0" w:line="240" w:lineRule="auto"/>
               <w:jc w:val="center"/>
             </w:pPr>
             <w:r>
@@ -28766,7 +28766,7 @@
           </w:tcPr>
           <w:p>
             <w:pPr>
-              <w:spacing w:before="0" w:after="0"/>
+              <w:spacing w:before="0" w:after="0" w:line="240" w:lineRule="auto"/>
               <w:jc w:val="center"/>
             </w:pPr>
             <w:r>
@@ -28797,7 +28797,7 @@
           </w:tcPr>
           <w:p>
             <w:pPr>
-              <w:spacing w:before="0" w:after="0"/>
+              <w:spacing w:before="0" w:after="0" w:line="240" w:lineRule="auto"/>
               <w:jc w:val="center"/>
             </w:pPr>
             <w:r>
@@ -28828,7 +28828,7 @@
           </w:tcPr>
           <w:p>
             <w:pPr>
-              <w:spacing w:before="0" w:after="0"/>
+              <w:spacing w:before="0" w:after="0" w:line="240" w:lineRule="auto"/>
               <w:jc w:val="both"/>
             </w:pPr>
             <w:r>
@@ -28859,7 +28859,7 @@
           </w:tcPr>
           <w:p>
             <w:pPr>
-              <w:spacing w:before="0" w:after="0"/>
+              <w:spacing w:before="0" w:after="0" w:line="240" w:lineRule="auto"/>
               <w:jc w:val="center"/>
             </w:pPr>
             <w:r>
@@ -28895,7 +28895,7 @@
           </w:tcPr>
           <w:p>
             <w:pPr>
-              <w:spacing w:before="0" w:after="0"/>
+              <w:spacing w:before="0" w:after="0" w:line="240" w:lineRule="auto"/>
               <w:jc w:val="center"/>
             </w:pPr>
             <w:r>
@@ -28926,7 +28926,7 @@
           </w:tcPr>
           <w:p>
             <w:pPr>
-              <w:spacing w:before="0" w:after="0"/>
+              <w:spacing w:before="0" w:after="0" w:line="240" w:lineRule="auto"/>
               <w:jc w:val="center"/>
             </w:pPr>
             <w:r>
@@ -28957,7 +28957,7 @@
           </w:tcPr>
           <w:p>
             <w:pPr>
-              <w:spacing w:before="0" w:after="0"/>
+              <w:spacing w:before="0" w:after="0" w:line="240" w:lineRule="auto"/>
               <w:jc w:val="center"/>
             </w:pPr>
             <w:r>
@@ -28988,7 +28988,7 @@
           </w:tcPr>
           <w:p>
             <w:pPr>
-              <w:spacing w:before="0" w:after="0"/>
+              <w:spacing w:before="0" w:after="0" w:line="240" w:lineRule="auto"/>
               <w:jc w:val="center"/>
             </w:pPr>
             <w:r>
@@ -29024,7 +29024,7 @@
           </w:tcPr>
           <w:p>
             <w:pPr>
-              <w:spacing w:before="0" w:after="0"/>
+              <w:spacing w:before="0" w:after="0" w:line="240" w:lineRule="auto"/>
               <w:jc w:val="center"/>
             </w:pPr>
             <w:r>
@@ -29055,7 +29055,7 @@
           </w:tcPr>
           <w:p>
             <w:pPr>
-              <w:spacing w:before="0" w:after="0"/>
+              <w:spacing w:before="0" w:after="0" w:line="240" w:lineRule="auto"/>
               <w:jc w:val="center"/>
             </w:pPr>
             <w:r>
@@ -29086,7 +29086,7 @@
           </w:tcPr>
           <w:p>
             <w:pPr>
-              <w:spacing w:before="0" w:after="0"/>
+              <w:spacing w:before="0" w:after="0" w:line="240" w:lineRule="auto"/>
               <w:jc w:val="both"/>
             </w:pPr>
             <w:r>
@@ -29117,7 +29117,7 @@
           </w:tcPr>
           <w:p>
             <w:pPr>
-              <w:spacing w:before="0" w:after="0"/>
+              <w:spacing w:before="0" w:after="0" w:line="240" w:lineRule="auto"/>
               <w:jc w:val="center"/>
             </w:pPr>
             <w:r>
@@ -29153,7 +29153,7 @@
           </w:tcPr>
           <w:p>
             <w:pPr>
-              <w:spacing w:before="0" w:after="0"/>
+              <w:spacing w:before="0" w:after="0" w:line="240" w:lineRule="auto"/>
               <w:jc w:val="center"/>
             </w:pPr>
             <w:r>
@@ -29184,7 +29184,7 @@
           </w:tcPr>
           <w:p>
             <w:pPr>
-              <w:spacing w:before="0" w:after="0"/>
+              <w:spacing w:before="0" w:after="0" w:line="240" w:lineRule="auto"/>
               <w:jc w:val="center"/>
             </w:pPr>
             <w:r>
@@ -29215,7 +29215,7 @@
           </w:tcPr>
           <w:p>
             <w:pPr>
-              <w:spacing w:before="0" w:after="0"/>
+              <w:spacing w:before="0" w:after="0" w:line="240" w:lineRule="auto"/>
               <w:jc w:val="both"/>
             </w:pPr>
             <w:r>
@@ -29246,7 +29246,7 @@
           </w:tcPr>
           <w:p>
             <w:pPr>
-              <w:spacing w:before="0" w:after="0"/>
+              <w:spacing w:before="0" w:after="0" w:line="240" w:lineRule="auto"/>
               <w:jc w:val="center"/>
             </w:pPr>
             <w:r>
@@ -29282,7 +29282,7 @@
           </w:tcPr>
           <w:p>
             <w:pPr>
-              <w:spacing w:before="0" w:after="0"/>
+              <w:spacing w:before="0" w:after="0" w:line="240" w:lineRule="auto"/>
               <w:jc w:val="center"/>
             </w:pPr>
             <w:r>
@@ -29313,7 +29313,7 @@
           </w:tcPr>
           <w:p>
             <w:pPr>
-              <w:spacing w:before="0" w:after="0"/>
+              <w:spacing w:before="0" w:after="0" w:line="240" w:lineRule="auto"/>
               <w:jc w:val="center"/>
             </w:pPr>
             <w:r>
@@ -29344,7 +29344,7 @@
           </w:tcPr>
           <w:p>
             <w:pPr>
-              <w:spacing w:before="0" w:after="0"/>
+              <w:spacing w:before="0" w:after="0" w:line="240" w:lineRule="auto"/>
               <w:jc w:val="both"/>
             </w:pPr>
             <w:r>
@@ -29375,7 +29375,7 @@
           </w:tcPr>
           <w:p>
             <w:pPr>
-              <w:spacing w:before="0" w:after="0"/>
+              <w:spacing w:before="0" w:after="0" w:line="240" w:lineRule="auto"/>
               <w:jc w:val="center"/>
             </w:pPr>
             <w:r>
@@ -29411,7 +29411,7 @@
           </w:tcPr>
           <w:p>
             <w:pPr>
-              <w:spacing w:before="0" w:after="0"/>
+              <w:spacing w:before="0" w:after="0" w:line="240" w:lineRule="auto"/>
               <w:jc w:val="center"/>
             </w:pPr>
             <w:r>
@@ -29442,7 +29442,7 @@
           </w:tcPr>
           <w:p>
             <w:pPr>
-              <w:spacing w:before="0" w:after="0"/>
+              <w:spacing w:before="0" w:after="0" w:line="240" w:lineRule="auto"/>
               <w:jc w:val="center"/>
             </w:pPr>
             <w:r>
@@ -29473,7 +29473,7 @@
           </w:tcPr>
           <w:p>
             <w:pPr>
-              <w:spacing w:before="0" w:after="0"/>
+              <w:spacing w:before="0" w:after="0" w:line="240" w:lineRule="auto"/>
               <w:jc w:val="both"/>
             </w:pPr>
             <w:r>
@@ -29504,7 +29504,7 @@
           </w:tcPr>
           <w:p>
             <w:pPr>
-              <w:spacing w:before="0" w:after="0"/>
+              <w:spacing w:before="0" w:after="0" w:line="240" w:lineRule="auto"/>
               <w:jc w:val="center"/>
             </w:pPr>
             <w:r>
@@ -29540,7 +29540,7 @@
           </w:tcPr>
           <w:p>
             <w:pPr>
-              <w:spacing w:before="0" w:after="0"/>
+              <w:spacing w:before="0" w:after="0" w:line="240" w:lineRule="auto"/>
               <w:jc w:val="center"/>
             </w:pPr>
             <w:r>
@@ -29571,7 +29571,7 @@
           </w:tcPr>
           <w:p>
             <w:pPr>
-              <w:spacing w:before="0" w:after="0"/>
+              <w:spacing w:before="0" w:after="0" w:line="240" w:lineRule="auto"/>
               <w:jc w:val="center"/>
             </w:pPr>
             <w:r>
@@ -29602,7 +29602,7 @@
           </w:tcPr>
           <w:p>
             <w:pPr>
-              <w:spacing w:before="0" w:after="0"/>
+              <w:spacing w:before="0" w:after="0" w:line="240" w:lineRule="auto"/>
               <w:jc w:val="both"/>
             </w:pPr>
             <w:r>
@@ -29633,7 +29633,7 @@
           </w:tcPr>
           <w:p>
             <w:pPr>
-              <w:spacing w:before="0" w:after="0"/>
+              <w:spacing w:before="0" w:after="0" w:line="240" w:lineRule="auto"/>
               <w:jc w:val="center"/>
             </w:pPr>
             <w:r>
@@ -29669,7 +29669,7 @@
           </w:tcPr>
           <w:p>
             <w:pPr>
-              <w:spacing w:before="0" w:after="0"/>
+              <w:spacing w:before="0" w:after="0" w:line="240" w:lineRule="auto"/>
               <w:jc w:val="center"/>
             </w:pPr>
             <w:r>
@@ -29700,7 +29700,7 @@
           </w:tcPr>
           <w:p>
             <w:pPr>
-              <w:spacing w:before="0" w:after="0"/>
+              <w:spacing w:before="0" w:after="0" w:line="240" w:lineRule="auto"/>
               <w:jc w:val="center"/>
             </w:pPr>
             <w:r>
@@ -29731,7 +29731,7 @@
           </w:tcPr>
           <w:p>
             <w:pPr>
-              <w:spacing w:before="0" w:after="0"/>
+              <w:spacing w:before="0" w:after="0" w:line="240" w:lineRule="auto"/>
               <w:jc w:val="center"/>
             </w:pPr>
             <w:r>
@@ -29762,7 +29762,7 @@
           </w:tcPr>
           <w:p>
             <w:pPr>
-              <w:spacing w:before="0" w:after="0"/>
+              <w:spacing w:before="0" w:after="0" w:line="240" w:lineRule="auto"/>
               <w:jc w:val="center"/>
             </w:pPr>
             <w:r>
@@ -29798,7 +29798,7 @@
           </w:tcPr>
           <w:p>
             <w:pPr>
-              <w:spacing w:before="0" w:after="0"/>
+              <w:spacing w:before="0" w:after="0" w:line="240" w:lineRule="auto"/>
               <w:jc w:val="center"/>
             </w:pPr>
             <w:r>
@@ -29829,7 +29829,7 @@
           </w:tcPr>
           <w:p>
             <w:pPr>
-              <w:spacing w:before="0" w:after="0"/>
+              <w:spacing w:before="0" w:after="0" w:line="240" w:lineRule="auto"/>
               <w:jc w:val="center"/>
             </w:pPr>
             <w:r>
@@ -29860,7 +29860,7 @@
           </w:tcPr>
           <w:p>
             <w:pPr>
-              <w:spacing w:before="0" w:after="0"/>
+              <w:spacing w:before="0" w:after="0" w:line="240" w:lineRule="auto"/>
               <w:jc w:val="center"/>
             </w:pPr>
             <w:r>
@@ -29891,7 +29891,7 @@
           </w:tcPr>
           <w:p>
             <w:pPr>
-              <w:spacing w:before="0" w:after="0"/>
+              <w:spacing w:before="0" w:after="0" w:line="240" w:lineRule="auto"/>
               <w:jc w:val="center"/>
             </w:pPr>
             <w:r>
@@ -29927,7 +29927,7 @@
           </w:tcPr>
           <w:p>
             <w:pPr>
-              <w:spacing w:before="0" w:after="0"/>
+              <w:spacing w:before="0" w:after="0" w:line="240" w:lineRule="auto"/>
               <w:jc w:val="center"/>
             </w:pPr>
             <w:r>
@@ -29958,7 +29958,7 @@
           </w:tcPr>
           <w:p>
             <w:pPr>
-              <w:spacing w:before="0" w:after="0"/>
+              <w:spacing w:before="0" w:after="0" w:line="240" w:lineRule="auto"/>
               <w:jc w:val="center"/>
             </w:pPr>
             <w:r>
@@ -29989,7 +29989,7 @@
           </w:tcPr>
           <w:p>
             <w:pPr>
-              <w:spacing w:before="0" w:after="0"/>
+              <w:spacing w:before="0" w:after="0" w:line="240" w:lineRule="auto"/>
               <w:jc w:val="both"/>
             </w:pPr>
             <w:r>
@@ -30020,7 +30020,7 @@
           </w:tcPr>
           <w:p>
             <w:pPr>
-              <w:spacing w:before="0" w:after="0"/>
+              <w:spacing w:before="0" w:after="0" w:line="240" w:lineRule="auto"/>
               <w:jc w:val="center"/>
             </w:pPr>
             <w:r>
@@ -30056,7 +30056,7 @@
           </w:tcPr>
           <w:p>
             <w:pPr>
-              <w:spacing w:before="0" w:after="0"/>
+              <w:spacing w:before="0" w:after="0" w:line="240" w:lineRule="auto"/>
               <w:jc w:val="center"/>
             </w:pPr>
             <w:r>
@@ -30087,7 +30087,7 @@
           </w:tcPr>
           <w:p>
             <w:pPr>
-              <w:spacing w:before="0" w:after="0"/>
+              <w:spacing w:before="0" w:after="0" w:line="240" w:lineRule="auto"/>
               <w:jc w:val="center"/>
             </w:pPr>
             <w:r>
@@ -30118,7 +30118,7 @@
           </w:tcPr>
           <w:p>
             <w:pPr>
-              <w:spacing w:before="0" w:after="0"/>
+              <w:spacing w:before="0" w:after="0" w:line="240" w:lineRule="auto"/>
               <w:jc w:val="both"/>
             </w:pPr>
             <w:r>
@@ -30149,7 +30149,7 @@
           </w:tcPr>
           <w:p>
             <w:pPr>
-              <w:spacing w:before="0" w:after="0"/>
+              <w:spacing w:before="0" w:after="0" w:line="240" w:lineRule="auto"/>
               <w:jc w:val="center"/>
             </w:pPr>
             <w:r>
@@ -30185,7 +30185,7 @@
           </w:tcPr>
           <w:p>
             <w:pPr>
-              <w:spacing w:before="0" w:after="0"/>
+              <w:spacing w:before="0" w:after="0" w:line="240" w:lineRule="auto"/>
               <w:jc w:val="center"/>
             </w:pPr>
             <w:r>
@@ -30216,7 +30216,7 @@
           </w:tcPr>
           <w:p>
             <w:pPr>
-              <w:spacing w:before="0" w:after="0"/>
+              <w:spacing w:before="0" w:after="0" w:line="240" w:lineRule="auto"/>
               <w:jc w:val="center"/>
             </w:pPr>
             <w:r>
@@ -30247,7 +30247,7 @@
           </w:tcPr>
           <w:p>
             <w:pPr>
-              <w:spacing w:before="0" w:after="0"/>
+              <w:spacing w:before="0" w:after="0" w:line="240" w:lineRule="auto"/>
               <w:jc w:val="both"/>
             </w:pPr>
             <w:r>
@@ -30278,7 +30278,7 @@
           </w:tcPr>
           <w:p>
             <w:pPr>
-              <w:spacing w:before="0" w:after="0"/>
+              <w:spacing w:before="0" w:after="0" w:line="240" w:lineRule="auto"/>
               <w:jc w:val="center"/>
             </w:pPr>
             <w:r>
@@ -30300,7 +30300,7 @@
       <w:pPr>
         <w:pStyle w:val="Endure-Subhead"/>
         <w:keepNext/>
-        <w:spacing w:before="240" w:after="60"/>
+        <w:spacing w:before="240" w:after="60" w:line="240" w:lineRule="auto"/>
         <w:outlineLvl w:val="1"/>
       </w:pPr>
       <w:r>
@@ -30348,7 +30348,7 @@
           </w:tcPr>
           <w:p>
             <w:pPr>
-              <w:spacing w:before="0" w:after="0"/>
+              <w:spacing w:before="0" w:after="0" w:line="240" w:lineRule="auto"/>
               <w:jc w:val="center"/>
             </w:pPr>
             <w:r>
@@ -30381,7 +30381,7 @@
           </w:tcPr>
           <w:p>
             <w:pPr>
-              <w:spacing w:before="0" w:after="0"/>
+              <w:spacing w:before="0" w:after="0" w:line="240" w:lineRule="auto"/>
               <w:jc w:val="center"/>
             </w:pPr>
             <w:r>
@@ -30414,7 +30414,7 @@
           </w:tcPr>
           <w:p>
             <w:pPr>
-              <w:spacing w:before="0" w:after="0"/>
+              <w:spacing w:before="0" w:after="0" w:line="240" w:lineRule="auto"/>
               <w:jc w:val="center"/>
             </w:pPr>
             <w:r>
@@ -30447,7 +30447,7 @@
           </w:tcPr>
           <w:p>
             <w:pPr>
-              <w:spacing w:before="0" w:after="0"/>
+              <w:spacing w:before="0" w:after="0" w:line="240" w:lineRule="auto"/>
               <w:jc w:val="center"/>
             </w:pPr>
             <w:r>
@@ -30480,7 +30480,7 @@
           </w:tcPr>
           <w:p>
             <w:pPr>
-              <w:spacing w:before="0" w:after="0"/>
+              <w:spacing w:before="0" w:after="0" w:line="240" w:lineRule="auto"/>
               <w:jc w:val="center"/>
             </w:pPr>
             <w:r>
@@ -30518,7 +30518,7 @@
           </w:tcPr>
           <w:p>
             <w:pPr>
-              <w:spacing w:before="0" w:after="0"/>
+              <w:spacing w:before="0" w:after="0" w:line="240" w:lineRule="auto"/>
               <w:jc w:val="center"/>
             </w:pPr>
             <w:r>
@@ -30549,7 +30549,7 @@
           </w:tcPr>
           <w:p>
             <w:pPr>
-              <w:spacing w:before="0" w:after="0"/>
+              <w:spacing w:before="0" w:after="0" w:line="240" w:lineRule="auto"/>
               <w:jc w:val="center"/>
             </w:pPr>
             <w:r>
@@ -30580,7 +30580,7 @@
           </w:tcPr>
           <w:p>
             <w:pPr>
-              <w:spacing w:before="0" w:after="0"/>
+              <w:spacing w:before="0" w:after="0" w:line="240" w:lineRule="auto"/>
               <w:jc w:val="center"/>
             </w:pPr>
             <w:r>
@@ -30611,7 +30611,7 @@
           </w:tcPr>
           <w:p>
             <w:pPr>
-              <w:spacing w:before="0" w:after="0"/>
+              <w:spacing w:before="0" w:after="0" w:line="240" w:lineRule="auto"/>
               <w:jc w:val="center"/>
             </w:pPr>
             <w:r>
@@ -30642,7 +30642,7 @@
           </w:tcPr>
           <w:p>
             <w:pPr>
-              <w:spacing w:before="0" w:after="0"/>
+              <w:spacing w:before="0" w:after="0" w:line="240" w:lineRule="auto"/>
               <w:jc w:val="center"/>
             </w:pPr>
             <w:r>
@@ -30678,7 +30678,7 @@
           </w:tcPr>
           <w:p>
             <w:pPr>
-              <w:spacing w:before="0" w:after="0"/>
+              <w:spacing w:before="0" w:after="0" w:line="240" w:lineRule="auto"/>
               <w:jc w:val="center"/>
             </w:pPr>
             <w:r>
@@ -30709,7 +30709,7 @@
           </w:tcPr>
           <w:p>
             <w:pPr>
-              <w:spacing w:before="0" w:after="0"/>
+              <w:spacing w:before="0" w:after="0" w:line="240" w:lineRule="auto"/>
               <w:jc w:val="center"/>
             </w:pPr>
             <w:r>
@@ -30740,7 +30740,7 @@
           </w:tcPr>
           <w:p>
             <w:pPr>
-              <w:spacing w:before="0" w:after="0"/>
+              <w:spacing w:before="0" w:after="0" w:line="240" w:lineRule="auto"/>
               <w:jc w:val="center"/>
             </w:pPr>
             <w:r>
@@ -30771,7 +30771,7 @@
           </w:tcPr>
           <w:p>
             <w:pPr>
-              <w:spacing w:before="0" w:after="0"/>
+              <w:spacing w:before="0" w:after="0" w:line="240" w:lineRule="auto"/>
               <w:jc w:val="center"/>
             </w:pPr>
             <w:r>
@@ -30802,7 +30802,7 @@
           </w:tcPr>
           <w:p>
             <w:pPr>
-              <w:spacing w:before="0" w:after="0"/>
+              <w:spacing w:before="0" w:after="0" w:line="240" w:lineRule="auto"/>
               <w:jc w:val="center"/>
             </w:pPr>
             <w:r>
@@ -30838,7 +30838,7 @@
           </w:tcPr>
           <w:p>
             <w:pPr>
-              <w:spacing w:before="0" w:after="0"/>
+              <w:spacing w:before="0" w:after="0" w:line="240" w:lineRule="auto"/>
               <w:jc w:val="center"/>
             </w:pPr>
             <w:r>
@@ -30869,7 +30869,7 @@
           </w:tcPr>
           <w:p>
             <w:pPr>
-              <w:spacing w:before="0" w:after="0"/>
+              <w:spacing w:before="0" w:after="0" w:line="240" w:lineRule="auto"/>
               <w:jc w:val="center"/>
             </w:pPr>
             <w:r>
@@ -30900,7 +30900,7 @@
           </w:tcPr>
           <w:p>
             <w:pPr>
-              <w:spacing w:before="0" w:after="0"/>
+              <w:spacing w:before="0" w:after="0" w:line="240" w:lineRule="auto"/>
               <w:jc w:val="center"/>
             </w:pPr>
             <w:r>
@@ -30931,7 +30931,7 @@
           </w:tcPr>
           <w:p>
             <w:pPr>
-              <w:spacing w:before="0" w:after="0"/>
+              <w:spacing w:before="0" w:after="0" w:line="240" w:lineRule="auto"/>
               <w:jc w:val="center"/>
             </w:pPr>
             <w:r>
@@ -30962,7 +30962,7 @@
           </w:tcPr>
           <w:p>
             <w:pPr>
-              <w:spacing w:before="0" w:after="0"/>
+              <w:spacing w:before="0" w:after="0" w:line="240" w:lineRule="auto"/>
               <w:jc w:val="center"/>
             </w:pPr>
             <w:r>
@@ -30998,7 +30998,7 @@
           </w:tcPr>
           <w:p>
             <w:pPr>
-              <w:spacing w:before="0" w:after="0"/>
+              <w:spacing w:before="0" w:after="0" w:line="240" w:lineRule="auto"/>
               <w:jc w:val="center"/>
             </w:pPr>
             <w:r>
@@ -31029,7 +31029,7 @@
           </w:tcPr>
           <w:p>
             <w:pPr>
-              <w:spacing w:before="0" w:after="0"/>
+              <w:spacing w:before="0" w:after="0" w:line="240" w:lineRule="auto"/>
               <w:jc w:val="center"/>
             </w:pPr>
             <w:r>
@@ -31060,7 +31060,7 @@
           </w:tcPr>
           <w:p>
             <w:pPr>
-              <w:spacing w:before="0" w:after="0"/>
+              <w:spacing w:before="0" w:after="0" w:line="240" w:lineRule="auto"/>
               <w:jc w:val="center"/>
             </w:pPr>
             <w:r>
@@ -31091,7 +31091,7 @@
           </w:tcPr>
           <w:p>
             <w:pPr>
-              <w:spacing w:before="0" w:after="0"/>
+              <w:spacing w:before="0" w:after="0" w:line="240" w:lineRule="auto"/>
               <w:jc w:val="center"/>
             </w:pPr>
             <w:r>
@@ -31122,7 +31122,7 @@
           </w:tcPr>
           <w:p>
             <w:pPr>
-              <w:spacing w:before="0" w:after="0"/>
+              <w:spacing w:before="0" w:after="0" w:line="240" w:lineRule="auto"/>
               <w:jc w:val="center"/>
             </w:pPr>
             <w:r>
@@ -31158,7 +31158,7 @@
           </w:tcPr>
           <w:p>
             <w:pPr>
-              <w:spacing w:before="0" w:after="0"/>
+              <w:spacing w:before="0" w:after="0" w:line="240" w:lineRule="auto"/>
               <w:jc w:val="center"/>
             </w:pPr>
             <w:r>
@@ -31189,7 +31189,7 @@
           </w:tcPr>
           <w:p>
             <w:pPr>
-              <w:spacing w:before="0" w:after="0"/>
+              <w:spacing w:before="0" w:after="0" w:line="240" w:lineRule="auto"/>
               <w:jc w:val="center"/>
             </w:pPr>
             <w:r>
@@ -31220,7 +31220,7 @@
           </w:tcPr>
           <w:p>
             <w:pPr>
-              <w:spacing w:before="0" w:after="0"/>
+              <w:spacing w:before="0" w:after="0" w:line="240" w:lineRule="auto"/>
               <w:jc w:val="center"/>
             </w:pPr>
             <w:r>
@@ -31251,7 +31251,7 @@
           </w:tcPr>
           <w:p>
             <w:pPr>
-              <w:spacing w:before="0" w:after="0"/>
+              <w:spacing w:before="0" w:after="0" w:line="240" w:lineRule="auto"/>
               <w:jc w:val="center"/>
             </w:pPr>
             <w:r>
@@ -31282,7 +31282,7 @@
           </w:tcPr>
           <w:p>
             <w:pPr>
-              <w:spacing w:before="0" w:after="0"/>
+              <w:spacing w:before="0" w:after="0" w:line="240" w:lineRule="auto"/>
               <w:jc w:val="center"/>
             </w:pPr>
             <w:r>
@@ -31318,7 +31318,7 @@
           </w:tcPr>
           <w:p>
             <w:pPr>
-              <w:spacing w:before="0" w:after="0"/>
+              <w:spacing w:before="0" w:after="0" w:line="240" w:lineRule="auto"/>
               <w:jc w:val="center"/>
             </w:pPr>
             <w:r>
@@ -31349,7 +31349,7 @@
           </w:tcPr>
           <w:p>
             <w:pPr>
-              <w:spacing w:before="0" w:after="0"/>
+              <w:spacing w:before="0" w:after="0" w:line="240" w:lineRule="auto"/>
               <w:jc w:val="center"/>
             </w:pPr>
             <w:r>
@@ -31380,7 +31380,7 @@
           </w:tcPr>
           <w:p>
             <w:pPr>
-              <w:spacing w:before="0" w:after="0"/>
+              <w:spacing w:before="0" w:after="0" w:line="240" w:lineRule="auto"/>
               <w:jc w:val="center"/>
             </w:pPr>
             <w:r>
@@ -31411,7 +31411,7 @@
           </w:tcPr>
           <w:p>
             <w:pPr>
-              <w:spacing w:before="0" w:after="0"/>
+              <w:spacing w:before="0" w:after="0" w:line="240" w:lineRule="auto"/>
               <w:jc w:val="center"/>
             </w:pPr>
             <w:r>
@@ -31442,7 +31442,7 @@
           </w:tcPr>
           <w:p>
             <w:pPr>
-              <w:spacing w:before="0" w:after="0"/>
+              <w:spacing w:before="0" w:after="0" w:line="240" w:lineRule="auto"/>
               <w:jc w:val="center"/>
             </w:pPr>
             <w:r>
@@ -31478,7 +31478,7 @@
           </w:tcPr>
           <w:p>
             <w:pPr>
-              <w:spacing w:before="0" w:after="0"/>
+              <w:spacing w:before="0" w:after="0" w:line="240" w:lineRule="auto"/>
               <w:jc w:val="center"/>
             </w:pPr>
             <w:r>
@@ -31509,7 +31509,7 @@
           </w:tcPr>
           <w:p>
             <w:pPr>
-              <w:spacing w:before="0" w:after="0"/>
+              <w:spacing w:before="0" w:after="0" w:line="240" w:lineRule="auto"/>
               <w:jc w:val="center"/>
             </w:pPr>
             <w:r>
@@ -31540,7 +31540,7 @@
           </w:tcPr>
           <w:p>
             <w:pPr>
-              <w:spacing w:before="0" w:after="0"/>
+              <w:spacing w:before="0" w:after="0" w:line="240" w:lineRule="auto"/>
               <w:jc w:val="center"/>
             </w:pPr>
             <w:r>
@@ -31571,7 +31571,7 @@
           </w:tcPr>
           <w:p>
             <w:pPr>
-              <w:spacing w:before="0" w:after="0"/>
+              <w:spacing w:before="0" w:after="0" w:line="240" w:lineRule="auto"/>
               <w:jc w:val="center"/>
             </w:pPr>
             <w:r>
@@ -31602,7 +31602,7 @@
           </w:tcPr>
           <w:p>
             <w:pPr>
-              <w:spacing w:before="0" w:after="0"/>
+              <w:spacing w:before="0" w:after="0" w:line="240" w:lineRule="auto"/>
               <w:jc w:val="center"/>
             </w:pPr>
             <w:r>
@@ -31638,7 +31638,7 @@
           </w:tcPr>
           <w:p>
             <w:pPr>
-              <w:spacing w:before="0" w:after="0"/>
+              <w:spacing w:before="0" w:after="0" w:line="240" w:lineRule="auto"/>
               <w:jc w:val="center"/>
             </w:pPr>
             <w:r>
@@ -31669,7 +31669,7 @@
           </w:tcPr>
           <w:p>
             <w:pPr>
-              <w:spacing w:before="0" w:after="0"/>
+              <w:spacing w:before="0" w:after="0" w:line="240" w:lineRule="auto"/>
               <w:jc w:val="center"/>
             </w:pPr>
             <w:r>
@@ -31700,7 +31700,7 @@
           </w:tcPr>
           <w:p>
             <w:pPr>
-              <w:spacing w:before="0" w:after="0"/>
+              <w:spacing w:before="0" w:after="0" w:line="240" w:lineRule="auto"/>
               <w:jc w:val="center"/>
             </w:pPr>
             <w:r>
@@ -31731,7 +31731,7 @@
           </w:tcPr>
           <w:p>
             <w:pPr>
-              <w:spacing w:before="0" w:after="0"/>
+              <w:spacing w:before="0" w:after="0" w:line="240" w:lineRule="auto"/>
               <w:jc w:val="center"/>
             </w:pPr>
             <w:r>
@@ -31762,7 +31762,7 @@
           </w:tcPr>
           <w:p>
             <w:pPr>
-              <w:spacing w:before="0" w:after="0"/>
+              <w:spacing w:before="0" w:after="0" w:line="240" w:lineRule="auto"/>
               <w:jc w:val="both"/>
             </w:pPr>
             <w:r>
@@ -31798,7 +31798,7 @@
           </w:tcPr>
           <w:p>
             <w:pPr>
-              <w:spacing w:before="0" w:after="0"/>
+              <w:spacing w:before="0" w:after="0" w:line="240" w:lineRule="auto"/>
               <w:jc w:val="center"/>
             </w:pPr>
             <w:r>
@@ -31829,7 +31829,7 @@
           </w:tcPr>
           <w:p>
             <w:pPr>
-              <w:spacing w:before="0" w:after="0"/>
+              <w:spacing w:before="0" w:after="0" w:line="240" w:lineRule="auto"/>
               <w:jc w:val="center"/>
             </w:pPr>
             <w:r>
@@ -31860,7 +31860,7 @@
           </w:tcPr>
           <w:p>
             <w:pPr>
-              <w:spacing w:before="0" w:after="0"/>
+              <w:spacing w:before="0" w:after="0" w:line="240" w:lineRule="auto"/>
               <w:jc w:val="center"/>
             </w:pPr>
             <w:r>
@@ -31891,7 +31891,7 @@
           </w:tcPr>
           <w:p>
             <w:pPr>
-              <w:spacing w:before="0" w:after="0"/>
+              <w:spacing w:before="0" w:after="0" w:line="240" w:lineRule="auto"/>
               <w:jc w:val="center"/>
             </w:pPr>
             <w:r>
@@ -31922,7 +31922,7 @@
           </w:tcPr>
           <w:p>
             <w:pPr>
-              <w:spacing w:before="0" w:after="0"/>
+              <w:spacing w:before="0" w:after="0" w:line="240" w:lineRule="auto"/>
               <w:jc w:val="both"/>
             </w:pPr>
             <w:r>
@@ -31958,7 +31958,7 @@
           </w:tcPr>
           <w:p>
             <w:pPr>
-              <w:spacing w:before="0" w:after="0"/>
+              <w:spacing w:before="0" w:after="0" w:line="240" w:lineRule="auto"/>
               <w:jc w:val="center"/>
             </w:pPr>
             <w:r>
@@ -31989,7 +31989,7 @@
           </w:tcPr>
           <w:p>
             <w:pPr>
-              <w:spacing w:before="0" w:after="0"/>
+              <w:spacing w:before="0" w:after="0" w:line="240" w:lineRule="auto"/>
               <w:jc w:val="center"/>
             </w:pPr>
             <w:r>
@@ -32020,7 +32020,7 @@
           </w:tcPr>
           <w:p>
             <w:pPr>
-              <w:spacing w:before="0" w:after="0"/>
+              <w:spacing w:before="0" w:after="0" w:line="240" w:lineRule="auto"/>
               <w:jc w:val="center"/>
             </w:pPr>
             <w:r>
@@ -32051,7 +32051,7 @@
           </w:tcPr>
           <w:p>
             <w:pPr>
-              <w:spacing w:before="0" w:after="0"/>
+              <w:spacing w:before="0" w:after="0" w:line="240" w:lineRule="auto"/>
               <w:jc w:val="center"/>
             </w:pPr>
             <w:r>
@@ -32082,7 +32082,7 @@
           </w:tcPr>
           <w:p>
             <w:pPr>
-              <w:spacing w:before="0" w:after="0"/>
+              <w:spacing w:before="0" w:after="0" w:line="240" w:lineRule="auto"/>
               <w:jc w:val="center"/>
             </w:pPr>
             <w:r>
@@ -32118,7 +32118,7 @@
           </w:tcPr>
           <w:p>
             <w:pPr>
-              <w:spacing w:before="0" w:after="0"/>
+              <w:spacing w:before="0" w:after="0" w:line="240" w:lineRule="auto"/>
               <w:jc w:val="center"/>
             </w:pPr>
             <w:r>
@@ -32149,7 +32149,7 @@
           </w:tcPr>
           <w:p>
             <w:pPr>
-              <w:spacing w:before="0" w:after="0"/>
+              <w:spacing w:before="0" w:after="0" w:line="240" w:lineRule="auto"/>
               <w:jc w:val="center"/>
             </w:pPr>
             <w:r>
@@ -32180,7 +32180,7 @@
           </w:tcPr>
           <w:p>
             <w:pPr>
-              <w:spacing w:before="0" w:after="0"/>
+              <w:spacing w:before="0" w:after="0" w:line="240" w:lineRule="auto"/>
               <w:jc w:val="center"/>
             </w:pPr>
             <w:r>
@@ -32211,7 +32211,7 @@
           </w:tcPr>
           <w:p>
             <w:pPr>
-              <w:spacing w:before="0" w:after="0"/>
+              <w:spacing w:before="0" w:after="0" w:line="240" w:lineRule="auto"/>
               <w:jc w:val="center"/>
             </w:pPr>
             <w:r>
@@ -32242,7 +32242,7 @@
           </w:tcPr>
           <w:p>
             <w:pPr>
-              <w:spacing w:before="0" w:after="0"/>
+              <w:spacing w:before="0" w:after="0" w:line="240" w:lineRule="auto"/>
               <w:jc w:val="center"/>
             </w:pPr>
             <w:r>
@@ -32278,7 +32278,7 @@
           </w:tcPr>
           <w:p>
             <w:pPr>
-              <w:spacing w:before="0" w:after="0"/>
+              <w:spacing w:before="0" w:after="0" w:line="240" w:lineRule="auto"/>
               <w:jc w:val="center"/>
             </w:pPr>
             <w:r>
@@ -32309,7 +32309,7 @@
           </w:tcPr>
           <w:p>
             <w:pPr>
-              <w:spacing w:before="0" w:after="0"/>
+              <w:spacing w:before="0" w:after="0" w:line="240" w:lineRule="auto"/>
               <w:jc w:val="center"/>
             </w:pPr>
             <w:r>
@@ -32340,7 +32340,7 @@
           </w:tcPr>
           <w:p>
             <w:pPr>
-              <w:spacing w:before="0" w:after="0"/>
+              <w:spacing w:before="0" w:after="0" w:line="240" w:lineRule="auto"/>
               <w:jc w:val="center"/>
             </w:pPr>
             <w:r>
@@ -32371,7 +32371,7 @@
           </w:tcPr>
           <w:p>
             <w:pPr>
-              <w:spacing w:before="0" w:after="0"/>
+              <w:spacing w:before="0" w:after="0" w:line="240" w:lineRule="auto"/>
               <w:jc w:val="center"/>
             </w:pPr>
             <w:r>
@@ -32402,7 +32402,7 @@
           </w:tcPr>
           <w:p>
             <w:pPr>
-              <w:spacing w:before="0" w:after="0"/>
+              <w:spacing w:before="0" w:after="0" w:line="240" w:lineRule="auto"/>
               <w:jc w:val="center"/>
             </w:pPr>
             <w:r>
@@ -32438,7 +32438,7 @@
           </w:tcPr>
           <w:p>
             <w:pPr>
-              <w:spacing w:before="0" w:after="0"/>
+              <w:spacing w:before="0" w:after="0" w:line="240" w:lineRule="auto"/>
               <w:jc w:val="center"/>
             </w:pPr>
             <w:r>
@@ -32469,7 +32469,7 @@
           </w:tcPr>
           <w:p>
             <w:pPr>
-              <w:spacing w:before="0" w:after="0"/>
+              <w:spacing w:before="0" w:after="0" w:line="240" w:lineRule="auto"/>
               <w:jc w:val="center"/>
             </w:pPr>
             <w:r>
@@ -32500,7 +32500,7 @@
           </w:tcPr>
           <w:p>
             <w:pPr>
-              <w:spacing w:before="0" w:after="0"/>
+              <w:spacing w:before="0" w:after="0" w:line="240" w:lineRule="auto"/>
               <w:jc w:val="center"/>
             </w:pPr>
             <w:r>
@@ -32531,7 +32531,7 @@
           </w:tcPr>
           <w:p>
             <w:pPr>
-              <w:spacing w:before="0" w:after="0"/>
+              <w:spacing w:before="0" w:after="0" w:line="240" w:lineRule="auto"/>
               <w:jc w:val="center"/>
             </w:pPr>
             <w:r>
@@ -32562,7 +32562,7 @@
           </w:tcPr>
           <w:p>
             <w:pPr>
-              <w:spacing w:before="0" w:after="0"/>
+              <w:spacing w:before="0" w:after="0" w:line="240" w:lineRule="auto"/>
               <w:jc w:val="center"/>
             </w:pPr>
             <w:r>
@@ -32598,7 +32598,7 @@
           </w:tcPr>
           <w:p>
             <w:pPr>
-              <w:spacing w:before="0" w:after="0"/>
+              <w:spacing w:before="0" w:after="0" w:line="240" w:lineRule="auto"/>
               <w:jc w:val="center"/>
             </w:pPr>
             <w:r>
@@ -32629,7 +32629,7 @@
           </w:tcPr>
           <w:p>
             <w:pPr>
-              <w:spacing w:before="0" w:after="0"/>
+              <w:spacing w:before="0" w:after="0" w:line="240" w:lineRule="auto"/>
               <w:jc w:val="center"/>
             </w:pPr>
             <w:r>
@@ -32660,7 +32660,7 @@
           </w:tcPr>
           <w:p>
             <w:pPr>
-              <w:spacing w:before="0" w:after="0"/>
+              <w:spacing w:before="0" w:after="0" w:line="240" w:lineRule="auto"/>
               <w:jc w:val="center"/>
             </w:pPr>
             <w:r>
@@ -32691,7 +32691,7 @@
           </w:tcPr>
           <w:p>
             <w:pPr>
-              <w:spacing w:before="0" w:after="0"/>
+              <w:spacing w:before="0" w:after="0" w:line="240" w:lineRule="auto"/>
               <w:jc w:val="center"/>
             </w:pPr>
             <w:r>
@@ -32722,7 +32722,7 @@
           </w:tcPr>
           <w:p>
             <w:pPr>
-              <w:spacing w:before="0" w:after="0"/>
+              <w:spacing w:before="0" w:after="0" w:line="240" w:lineRule="auto"/>
               <w:jc w:val="center"/>
             </w:pPr>
             <w:r>
@@ -32758,7 +32758,7 @@
           </w:tcPr>
           <w:p>
             <w:pPr>
-              <w:spacing w:before="0" w:after="0"/>
+              <w:spacing w:before="0" w:after="0" w:line="240" w:lineRule="auto"/>
               <w:jc w:val="center"/>
             </w:pPr>
             <w:r>
@@ -32789,7 +32789,7 @@
           </w:tcPr>
           <w:p>
             <w:pPr>
-              <w:spacing w:before="0" w:after="0"/>
+              <w:spacing w:before="0" w:after="0" w:line="240" w:lineRule="auto"/>
               <w:jc w:val="center"/>
             </w:pPr>
             <w:r>
@@ -32820,7 +32820,7 @@
           </w:tcPr>
           <w:p>
             <w:pPr>
-              <w:spacing w:before="0" w:after="0"/>
+              <w:spacing w:before="0" w:after="0" w:line="240" w:lineRule="auto"/>
               <w:jc w:val="center"/>
             </w:pPr>
             <w:r>
@@ -32851,7 +32851,7 @@
           </w:tcPr>
           <w:p>
             <w:pPr>
-              <w:spacing w:before="0" w:after="0"/>
+              <w:spacing w:before="0" w:after="0" w:line="240" w:lineRule="auto"/>
               <w:jc w:val="center"/>
             </w:pPr>
             <w:r>
@@ -32882,7 +32882,7 @@
           </w:tcPr>
           <w:p>
             <w:pPr>
-              <w:spacing w:before="0" w:after="0"/>
+              <w:spacing w:before="0" w:after="0" w:line="240" w:lineRule="auto"/>
               <w:jc w:val="both"/>
             </w:pPr>
             <w:r>
@@ -32918,7 +32918,7 @@
           </w:tcPr>
           <w:p>
             <w:pPr>
-              <w:spacing w:before="0" w:after="0"/>
+              <w:spacing w:before="0" w:after="0" w:line="240" w:lineRule="auto"/>
               <w:jc w:val="center"/>
             </w:pPr>
             <w:r>
@@ -32949,7 +32949,7 @@
           </w:tcPr>
           <w:p>
             <w:pPr>
-              <w:spacing w:before="0" w:after="0"/>
+              <w:spacing w:before="0" w:after="0" w:line="240" w:lineRule="auto"/>
               <w:jc w:val="center"/>
             </w:pPr>
             <w:r>
@@ -32980,7 +32980,7 @@
           </w:tcPr>
           <w:p>
             <w:pPr>
-              <w:spacing w:before="0" w:after="0"/>
+              <w:spacing w:before="0" w:after="0" w:line="240" w:lineRule="auto"/>
               <w:jc w:val="center"/>
             </w:pPr>
             <w:r>
@@ -33011,7 +33011,7 @@
           </w:tcPr>
           <w:p>
             <w:pPr>
-              <w:spacing w:before="0" w:after="0"/>
+              <w:spacing w:before="0" w:after="0" w:line="240" w:lineRule="auto"/>
               <w:jc w:val="center"/>
             </w:pPr>
             <w:r>
@@ -33042,7 +33042,7 @@
           </w:tcPr>
           <w:p>
             <w:pPr>
-              <w:spacing w:before="0" w:after="0"/>
+              <w:spacing w:before="0" w:after="0" w:line="240" w:lineRule="auto"/>
               <w:jc w:val="center"/>
             </w:pPr>
             <w:r>
@@ -33078,7 +33078,7 @@
           </w:tcPr>
           <w:p>
             <w:pPr>
-              <w:spacing w:before="0" w:after="0"/>
+              <w:spacing w:before="0" w:after="0" w:line="240" w:lineRule="auto"/>
               <w:jc w:val="center"/>
             </w:pPr>
             <w:r>
@@ -33109,7 +33109,7 @@
           </w:tcPr>
           <w:p>
             <w:pPr>
-              <w:spacing w:before="0" w:after="0"/>
+              <w:spacing w:before="0" w:after="0" w:line="240" w:lineRule="auto"/>
               <w:jc w:val="center"/>
             </w:pPr>
             <w:r>
@@ -33140,7 +33140,7 @@
           </w:tcPr>
           <w:p>
             <w:pPr>
-              <w:spacing w:before="0" w:after="0"/>
+              <w:spacing w:before="0" w:after="0" w:line="240" w:lineRule="auto"/>
               <w:jc w:val="center"/>
             </w:pPr>
             <w:r>
@@ -33171,7 +33171,7 @@
           </w:tcPr>
           <w:p>
             <w:pPr>
-              <w:spacing w:before="0" w:after="0"/>
+              <w:spacing w:before="0" w:after="0" w:line="240" w:lineRule="auto"/>
               <w:jc w:val="center"/>
             </w:pPr>
             <w:r>
@@ -33202,7 +33202,7 @@
           </w:tcPr>
           <w:p>
             <w:pPr>
-              <w:spacing w:before="0" w:after="0"/>
+              <w:spacing w:before="0" w:after="0" w:line="240" w:lineRule="auto"/>
               <w:jc w:val="center"/>
             </w:pPr>
             <w:r>
@@ -33238,7 +33238,7 @@
           </w:tcPr>
           <w:p>
             <w:pPr>
-              <w:spacing w:before="0" w:after="0"/>
+              <w:spacing w:before="0" w:after="0" w:line="240" w:lineRule="auto"/>
               <w:jc w:val="center"/>
             </w:pPr>
             <w:r>
@@ -33269,7 +33269,7 @@
           </w:tcPr>
           <w:p>
             <w:pPr>
-              <w:spacing w:before="0" w:after="0"/>
+              <w:spacing w:before="0" w:after="0" w:line="240" w:lineRule="auto"/>
               <w:jc w:val="center"/>
             </w:pPr>
             <w:r>
@@ -33300,7 +33300,7 @@
           </w:tcPr>
           <w:p>
             <w:pPr>
-              <w:spacing w:before="0" w:after="0"/>
+              <w:spacing w:before="0" w:after="0" w:line="240" w:lineRule="auto"/>
               <w:jc w:val="center"/>
             </w:pPr>
             <w:r>
@@ -33331,7 +33331,7 @@
           </w:tcPr>
           <w:p>
             <w:pPr>
-              <w:spacing w:before="0" w:after="0"/>
+              <w:spacing w:before="0" w:after="0" w:line="240" w:lineRule="auto"/>
               <w:jc w:val="center"/>
             </w:pPr>
             <w:r>
@@ -33362,7 +33362,7 @@
           </w:tcPr>
           <w:p>
             <w:pPr>
-              <w:spacing w:before="0" w:after="0"/>
+              <w:spacing w:before="0" w:after="0" w:line="240" w:lineRule="auto"/>
               <w:jc w:val="center"/>
             </w:pPr>
             <w:r>
@@ -33398,7 +33398,7 @@
           </w:tcPr>
           <w:p>
             <w:pPr>
-              <w:spacing w:before="0" w:after="0"/>
+              <w:spacing w:before="0" w:after="0" w:line="240" w:lineRule="auto"/>
               <w:jc w:val="center"/>
             </w:pPr>
             <w:r>
@@ -33429,7 +33429,7 @@
           </w:tcPr>
           <w:p>
             <w:pPr>
-              <w:spacing w:before="0" w:after="0"/>
+              <w:spacing w:before="0" w:after="0" w:line="240" w:lineRule="auto"/>
               <w:jc w:val="center"/>
             </w:pPr>
             <w:r>
@@ -33460,7 +33460,7 @@
           </w:tcPr>
           <w:p>
             <w:pPr>
-              <w:spacing w:before="0" w:after="0"/>
+              <w:spacing w:before="0" w:after="0" w:line="240" w:lineRule="auto"/>
               <w:jc w:val="center"/>
             </w:pPr>
             <w:r>
@@ -33491,7 +33491,7 @@
           </w:tcPr>
           <w:p>
             <w:pPr>
-              <w:spacing w:before="0" w:after="0"/>
+              <w:spacing w:before="0" w:after="0" w:line="240" w:lineRule="auto"/>
               <w:jc w:val="center"/>
             </w:pPr>
             <w:r>
@@ -33522,7 +33522,7 @@
           </w:tcPr>
           <w:p>
             <w:pPr>
-              <w:spacing w:before="0" w:after="0"/>
+              <w:spacing w:before="0" w:after="0" w:line="240" w:lineRule="auto"/>
               <w:jc w:val="center"/>
             </w:pPr>
             <w:r>
@@ -33558,7 +33558,7 @@
           </w:tcPr>
           <w:p>
             <w:pPr>
-              <w:spacing w:before="0" w:after="0"/>
+              <w:spacing w:before="0" w:after="0" w:line="240" w:lineRule="auto"/>
               <w:jc w:val="center"/>
             </w:pPr>
             <w:r>
@@ -33589,7 +33589,7 @@
           </w:tcPr>
           <w:p>
             <w:pPr>
-              <w:spacing w:before="0" w:after="0"/>
+              <w:spacing w:before="0" w:after="0" w:line="240" w:lineRule="auto"/>
               <w:jc w:val="center"/>
             </w:pPr>
             <w:r>
@@ -33620,7 +33620,7 @@
           </w:tcPr>
           <w:p>
             <w:pPr>
-              <w:spacing w:before="0" w:after="0"/>
+              <w:spacing w:before="0" w:after="0" w:line="240" w:lineRule="auto"/>
               <w:jc w:val="center"/>
             </w:pPr>
             <w:r>
@@ -33651,7 +33651,7 @@
           </w:tcPr>
           <w:p>
             <w:pPr>
-              <w:spacing w:before="0" w:after="0"/>
+              <w:spacing w:before="0" w:after="0" w:line="240" w:lineRule="auto"/>
               <w:jc w:val="center"/>
             </w:pPr>
             <w:r>
@@ -33682,7 +33682,7 @@
           </w:tcPr>
           <w:p>
             <w:pPr>
-              <w:spacing w:before="0" w:after="0"/>
+              <w:spacing w:before="0" w:after="0" w:line="240" w:lineRule="auto"/>
               <w:jc w:val="center"/>
             </w:pPr>
             <w:r>
@@ -33703,7 +33703,7 @@
     <w:p>
       <w:pPr>
         <w:pStyle w:val="Endure-ChapterBodyText"/>
-        <w:spacing w:before="100" w:after="100"/>
+        <w:spacing w:before="100" w:after="100" w:line="240" w:lineRule="auto"/>
       </w:pPr>
       <w:r>
         <w:rPr>
@@ -33716,7 +33716,7 @@
     <w:p>
       <w:pPr>
         <w:pStyle w:val="Endure-ChapterBodyText"/>
-        <w:spacing w:before="40" w:after="40"/>
+        <w:spacing w:before="40" w:after="40" w:line="240" w:lineRule="auto"/>
         <w:ind w:left="360" w:hanging="216"/>
       </w:pPr>
       <w:r>
@@ -33781,7 +33781,7 @@
     <w:p>
       <w:pPr>
         <w:pStyle w:val="Endure-ChapterBodyText"/>
-        <w:spacing w:before="40" w:after="40"/>
+        <w:spacing w:before="40" w:after="40" w:line="240" w:lineRule="auto"/>
         <w:ind w:left="360" w:hanging="216"/>
       </w:pPr>
       <w:r>
@@ -33833,7 +33833,7 @@
     <w:p>
       <w:pPr>
         <w:pStyle w:val="Endure-ChapterBodyText"/>
-        <w:spacing w:before="40" w:after="40"/>
+        <w:spacing w:before="40" w:after="40" w:line="240" w:lineRule="auto"/>
         <w:ind w:left="360" w:hanging="216"/>
       </w:pPr>
       <w:r>
@@ -33904,7 +33904,7 @@
       <w:pPr>
         <w:pStyle w:val="Endure-Subhead"/>
         <w:keepNext/>
-        <w:spacing w:before="240" w:after="60"/>
+        <w:spacing w:before="240" w:after="60" w:line="240" w:lineRule="auto"/>
         <w:outlineLvl w:val="1"/>
       </w:pPr>
       <w:r>
@@ -33917,7 +33917,7 @@
     <w:p>
       <w:pPr>
         <w:pStyle w:val="Endure-FirstParagraphBodyText"/>
-        <w:spacing w:before="100" w:after="100"/>
+        <w:spacing w:before="100" w:after="100" w:line="240" w:lineRule="auto"/>
       </w:pPr>
       <w:r>
         <w:rPr>
@@ -36418,7 +36418,7 @@
       <w:pPr>
         <w:pStyle w:val="Endure-Subhead"/>
         <w:keepNext/>
-        <w:spacing w:before="240" w:after="60"/>
+        <w:spacing w:before="240" w:after="60" w:line="240" w:lineRule="auto"/>
         <w:outlineLvl w:val="1"/>
       </w:pPr>
       <w:r>
@@ -36431,7 +36431,7 @@
     <w:p>
       <w:pPr>
         <w:pStyle w:val="Endure-FirstParagraphBodyText"/>
-        <w:spacing w:before="100" w:after="100"/>
+        <w:spacing w:before="100" w:after="100" w:line="240" w:lineRule="auto"/>
       </w:pPr>
       <w:r>
         <w:rPr>
@@ -37019,7 +37019,7 @@
     <w:p>
       <w:pPr>
         <w:pStyle w:val="Endure-ChapterBodyText"/>
-        <w:spacing w:before="100" w:after="100"/>
+        <w:spacing w:before="100" w:after="100" w:line="240" w:lineRule="auto"/>
       </w:pPr>
       <w:r>
         <w:rPr>
@@ -37129,7 +37129,7 @@
       <w:pPr>
         <w:pStyle w:val="Endure-Subhead"/>
         <w:keepNext/>
-        <w:spacing w:before="240" w:after="60"/>
+        <w:spacing w:before="240" w:after="60" w:line="240" w:lineRule="auto"/>
         <w:outlineLvl w:val="1"/>
       </w:pPr>
       <w:r>
@@ -37142,7 +37142,7 @@
     <w:p>
       <w:pPr>
         <w:pStyle w:val="Endure-FirstParagraphBodyText"/>
-        <w:spacing w:before="100" w:after="100"/>
+        <w:spacing w:before="100" w:after="100" w:line="240" w:lineRule="auto"/>
       </w:pPr>
       <w:r>
         <w:rPr>
@@ -40019,7 +40019,7 @@
       <w:pPr>
         <w:pStyle w:val="Endure-Subhead"/>
         <w:keepNext/>
-        <w:spacing w:before="240" w:after="60"/>
+        <w:spacing w:before="240" w:after="60" w:line="240" w:lineRule="auto"/>
         <w:outlineLvl w:val="1"/>
       </w:pPr>
       <w:r>
@@ -40032,7 +40032,7 @@
     <w:p>
       <w:pPr>
         <w:pStyle w:val="Endure-FirstParagraphBodyText"/>
-        <w:spacing w:before="100" w:after="100"/>
+        <w:spacing w:before="100" w:after="100" w:line="240" w:lineRule="auto"/>
       </w:pPr>
       <w:r>
         <w:rPr>
@@ -41056,7 +41056,7 @@
     <w:p>
       <w:pPr>
         <w:pStyle w:val="Endure-ChapterBodyText"/>
-        <w:spacing w:before="100" w:after="100"/>
+        <w:spacing w:before="100" w:after="100" w:line="240" w:lineRule="auto"/>
       </w:pPr>
       <w:r>
         <w:rPr>
@@ -41102,7 +41102,7 @@
           </w:tcPr>
           <w:p>
             <w:pPr>
-              <w:spacing w:before="0" w:after="0"/>
+              <w:spacing w:before="0" w:after="0" w:line="240" w:lineRule="auto"/>
               <w:jc w:val="center"/>
             </w:pPr>
             <w:r>
@@ -41135,7 +41135,7 @@
           </w:tcPr>
           <w:p>
             <w:pPr>
-              <w:spacing w:before="0" w:after="0"/>
+              <w:spacing w:before="0" w:after="0" w:line="240" w:lineRule="auto"/>
               <w:jc w:val="center"/>
             </w:pPr>
             <w:r>
@@ -41168,7 +41168,7 @@
           </w:tcPr>
           <w:p>
             <w:pPr>
-              <w:spacing w:before="0" w:after="0"/>
+              <w:spacing w:before="0" w:after="0" w:line="240" w:lineRule="auto"/>
               <w:jc w:val="center"/>
             </w:pPr>
             <w:r>
@@ -41206,7 +41206,7 @@
           </w:tcPr>
           <w:p>
             <w:pPr>
-              <w:spacing w:before="0" w:after="0"/>
+              <w:spacing w:before="0" w:after="0" w:line="240" w:lineRule="auto"/>
               <w:jc w:val="center"/>
             </w:pPr>
             <w:r>
@@ -41237,7 +41237,7 @@
           </w:tcPr>
           <w:p>
             <w:pPr>
-              <w:spacing w:before="0" w:after="0"/>
+              <w:spacing w:before="0" w:after="0" w:line="240" w:lineRule="auto"/>
               <w:jc w:val="both"/>
             </w:pPr>
             <w:r>
@@ -41268,7 +41268,7 @@
           </w:tcPr>
           <w:p>
             <w:pPr>
-              <w:spacing w:before="0" w:after="0"/>
+              <w:spacing w:before="0" w:after="0" w:line="240" w:lineRule="auto"/>
               <w:jc w:val="center"/>
             </w:pPr>
             <w:r>
@@ -41304,7 +41304,7 @@
           </w:tcPr>
           <w:p>
             <w:pPr>
-              <w:spacing w:before="0" w:after="0"/>
+              <w:spacing w:before="0" w:after="0" w:line="240" w:lineRule="auto"/>
               <w:jc w:val="center"/>
             </w:pPr>
             <w:r>
@@ -41335,7 +41335,7 @@
           </w:tcPr>
           <w:p>
             <w:pPr>
-              <w:spacing w:before="0" w:after="0"/>
+              <w:spacing w:before="0" w:after="0" w:line="240" w:lineRule="auto"/>
               <w:jc w:val="both"/>
             </w:pPr>
             <w:r>
@@ -41366,7 +41366,7 @@
           </w:tcPr>
           <w:p>
             <w:pPr>
-              <w:spacing w:before="0" w:after="0"/>
+              <w:spacing w:before="0" w:after="0" w:line="240" w:lineRule="auto"/>
               <w:jc w:val="center"/>
             </w:pPr>
             <w:r>
@@ -41402,7 +41402,7 @@
           </w:tcPr>
           <w:p>
             <w:pPr>
-              <w:spacing w:before="0" w:after="0"/>
+              <w:spacing w:before="0" w:after="0" w:line="240" w:lineRule="auto"/>
               <w:jc w:val="center"/>
             </w:pPr>
             <w:r>
@@ -41433,7 +41433,7 @@
           </w:tcPr>
           <w:p>
             <w:pPr>
-              <w:spacing w:before="0" w:after="0"/>
+              <w:spacing w:before="0" w:after="0" w:line="240" w:lineRule="auto"/>
               <w:jc w:val="center"/>
             </w:pPr>
             <w:r>
@@ -41464,7 +41464,7 @@
           </w:tcPr>
           <w:p>
             <w:pPr>
-              <w:spacing w:before="0" w:after="0"/>
+              <w:spacing w:before="0" w:after="0" w:line="240" w:lineRule="auto"/>
               <w:jc w:val="center"/>
             </w:pPr>
             <w:r>
@@ -41500,7 +41500,7 @@
           </w:tcPr>
           <w:p>
             <w:pPr>
-              <w:spacing w:before="0" w:after="0"/>
+              <w:spacing w:before="0" w:after="0" w:line="240" w:lineRule="auto"/>
               <w:jc w:val="center"/>
             </w:pPr>
             <w:r>
@@ -41531,7 +41531,7 @@
           </w:tcPr>
           <w:p>
             <w:pPr>
-              <w:spacing w:before="0" w:after="0"/>
+              <w:spacing w:before="0" w:after="0" w:line="240" w:lineRule="auto"/>
               <w:jc w:val="center"/>
             </w:pPr>
             <w:r>
@@ -41562,7 +41562,7 @@
           </w:tcPr>
           <w:p>
             <w:pPr>
-              <w:spacing w:before="0" w:after="0"/>
+              <w:spacing w:before="0" w:after="0" w:line="240" w:lineRule="auto"/>
               <w:jc w:val="center"/>
             </w:pPr>
             <w:r>
@@ -41598,7 +41598,7 @@
           </w:tcPr>
           <w:p>
             <w:pPr>
-              <w:spacing w:before="0" w:after="0"/>
+              <w:spacing w:before="0" w:after="0" w:line="240" w:lineRule="auto"/>
               <w:jc w:val="center"/>
             </w:pPr>
             <w:r>
@@ -41629,7 +41629,7 @@
           </w:tcPr>
           <w:p>
             <w:pPr>
-              <w:spacing w:before="0" w:after="0"/>
+              <w:spacing w:before="0" w:after="0" w:line="240" w:lineRule="auto"/>
               <w:jc w:val="center"/>
             </w:pPr>
             <w:r>
@@ -41660,7 +41660,7 @@
           </w:tcPr>
           <w:p>
             <w:pPr>
-              <w:spacing w:before="0" w:after="0"/>
+              <w:spacing w:before="0" w:after="0" w:line="240" w:lineRule="auto"/>
               <w:jc w:val="center"/>
             </w:pPr>
             <w:r>
@@ -41696,7 +41696,7 @@
           </w:tcPr>
           <w:p>
             <w:pPr>
-              <w:spacing w:before="0" w:after="0"/>
+              <w:spacing w:before="0" w:after="0" w:line="240" w:lineRule="auto"/>
               <w:jc w:val="center"/>
             </w:pPr>
             <w:r>
@@ -41727,7 +41727,7 @@
           </w:tcPr>
           <w:p>
             <w:pPr>
-              <w:spacing w:before="0" w:after="0"/>
+              <w:spacing w:before="0" w:after="0" w:line="240" w:lineRule="auto"/>
               <w:jc w:val="both"/>
             </w:pPr>
             <w:r>
@@ -41758,7 +41758,7 @@
           </w:tcPr>
           <w:p>
             <w:pPr>
-              <w:spacing w:before="0" w:after="0"/>
+              <w:spacing w:before="0" w:after="0" w:line="240" w:lineRule="auto"/>
               <w:jc w:val="center"/>
             </w:pPr>
             <w:r>
@@ -41794,7 +41794,7 @@
           </w:tcPr>
           <w:p>
             <w:pPr>
-              <w:spacing w:before="0" w:after="0"/>
+              <w:spacing w:before="0" w:after="0" w:line="240" w:lineRule="auto"/>
               <w:jc w:val="center"/>
             </w:pPr>
             <w:r>
@@ -41825,7 +41825,7 @@
           </w:tcPr>
           <w:p>
             <w:pPr>
-              <w:spacing w:before="0" w:after="0"/>
+              <w:spacing w:before="0" w:after="0" w:line="240" w:lineRule="auto"/>
               <w:jc w:val="center"/>
             </w:pPr>
             <w:r>
@@ -41856,7 +41856,7 @@
           </w:tcPr>
           <w:p>
             <w:pPr>
-              <w:spacing w:before="0" w:after="0"/>
+              <w:spacing w:before="0" w:after="0" w:line="240" w:lineRule="auto"/>
               <w:jc w:val="center"/>
             </w:pPr>
             <w:r>
@@ -41892,7 +41892,7 @@
           </w:tcPr>
           <w:p>
             <w:pPr>
-              <w:spacing w:before="0" w:after="0"/>
+              <w:spacing w:before="0" w:after="0" w:line="240" w:lineRule="auto"/>
               <w:jc w:val="center"/>
             </w:pPr>
             <w:r>
@@ -41923,7 +41923,7 @@
           </w:tcPr>
           <w:p>
             <w:pPr>
-              <w:spacing w:before="0" w:after="0"/>
+              <w:spacing w:before="0" w:after="0" w:line="240" w:lineRule="auto"/>
               <w:jc w:val="center"/>
             </w:pPr>
             <w:r>
@@ -41954,7 +41954,7 @@
           </w:tcPr>
           <w:p>
             <w:pPr>
-              <w:spacing w:before="0" w:after="0"/>
+              <w:spacing w:before="0" w:after="0" w:line="240" w:lineRule="auto"/>
               <w:jc w:val="center"/>
             </w:pPr>
             <w:r>
@@ -41990,7 +41990,7 @@
           </w:tcPr>
           <w:p>
             <w:pPr>
-              <w:spacing w:before="0" w:after="0"/>
+              <w:spacing w:before="0" w:after="0" w:line="240" w:lineRule="auto"/>
               <w:jc w:val="center"/>
             </w:pPr>
             <w:r>
@@ -42021,7 +42021,7 @@
           </w:tcPr>
           <w:p>
             <w:pPr>
-              <w:spacing w:before="0" w:after="0"/>
+              <w:spacing w:before="0" w:after="0" w:line="240" w:lineRule="auto"/>
               <w:jc w:val="center"/>
             </w:pPr>
             <w:r>
@@ -42052,7 +42052,7 @@
           </w:tcPr>
           <w:p>
             <w:pPr>
-              <w:spacing w:before="0" w:after="0"/>
+              <w:spacing w:before="0" w:after="0" w:line="240" w:lineRule="auto"/>
               <w:jc w:val="center"/>
             </w:pPr>
             <w:r>
@@ -42088,7 +42088,7 @@
           </w:tcPr>
           <w:p>
             <w:pPr>
-              <w:spacing w:before="0" w:after="0"/>
+              <w:spacing w:before="0" w:after="0" w:line="240" w:lineRule="auto"/>
               <w:jc w:val="center"/>
             </w:pPr>
             <w:r>
@@ -42119,7 +42119,7 @@
           </w:tcPr>
           <w:p>
             <w:pPr>
-              <w:spacing w:before="0" w:after="0"/>
+              <w:spacing w:before="0" w:after="0" w:line="240" w:lineRule="auto"/>
               <w:jc w:val="center"/>
             </w:pPr>
             <w:r>
@@ -42150,7 +42150,7 @@
           </w:tcPr>
           <w:p>
             <w:pPr>
-              <w:spacing w:before="0" w:after="0"/>
+              <w:spacing w:before="0" w:after="0" w:line="240" w:lineRule="auto"/>
               <w:jc w:val="center"/>
             </w:pPr>
             <w:r>
@@ -42172,7 +42172,7 @@
       <w:pPr>
         <w:pStyle w:val="Endure-Subhead"/>
         <w:keepNext/>
-        <w:spacing w:before="240" w:after="60"/>
+        <w:spacing w:before="240" w:after="60" w:line="240" w:lineRule="auto"/>
         <w:outlineLvl w:val="1"/>
       </w:pPr>
       <w:r>
@@ -42185,7 +42185,7 @@
     <w:p>
       <w:pPr>
         <w:pStyle w:val="Endure-FirstParagraphBodyText"/>
-        <w:spacing w:before="100" w:after="100"/>
+        <w:spacing w:before="100" w:after="100" w:line="240" w:lineRule="auto"/>
       </w:pPr>
       <w:r>
         <w:rPr>
@@ -42198,7 +42198,7 @@
       <w:pPr>
         <w:pStyle w:val="Endure-Subhead"/>
         <w:keepNext/>
-        <w:spacing w:before="160" w:after="60"/>
+        <w:spacing w:before="160" w:after="60" w:line="240" w:lineRule="auto"/>
         <w:outlineLvl w:val="2"/>
       </w:pPr>
       <w:r>
@@ -43026,7 +43026,7 @@
       <w:pPr>
         <w:pStyle w:val="Endure-Subhead"/>
         <w:keepNext/>
-        <w:spacing w:before="160" w:after="60"/>
+        <w:spacing w:before="160" w:after="60" w:line="240" w:lineRule="auto"/>
         <w:outlineLvl w:val="2"/>
       </w:pPr>
       <w:r>
@@ -43886,7 +43886,7 @@
       <w:pPr>
         <w:pStyle w:val="Endure-Subhead"/>
         <w:keepNext/>
-        <w:spacing w:before="160" w:after="60"/>
+        <w:spacing w:before="160" w:after="60" w:line="240" w:lineRule="auto"/>
         <w:outlineLvl w:val="2"/>
       </w:pPr>
       <w:r>
@@ -44688,7 +44688,7 @@
     <w:p>
       <w:pPr>
         <w:pStyle w:val="Endure-ChapterBodyText"/>
-        <w:spacing w:before="100" w:after="100"/>
+        <w:spacing w:before="100" w:after="100" w:line="240" w:lineRule="auto"/>
       </w:pPr>
       <w:r>
         <w:rPr>
@@ -44829,7 +44829,7 @@
       <w:pPr>
         <w:pStyle w:val="Endure-Subhead"/>
         <w:keepNext/>
-        <w:spacing w:before="240" w:after="60"/>
+        <w:spacing w:before="240" w:after="60" w:line="240" w:lineRule="auto"/>
         <w:outlineLvl w:val="1"/>
       </w:pPr>
       <w:r>
@@ -44842,7 +44842,7 @@
     <w:p>
       <w:pPr>
         <w:pStyle w:val="Endure-FirstParagraphBodyText"/>
-        <w:spacing w:before="100" w:after="100"/>
+        <w:spacing w:before="100" w:after="100" w:line="240" w:lineRule="auto"/>
       </w:pPr>
       <w:r>
         <w:rPr>
@@ -44855,7 +44855,7 @@
       <w:pPr>
         <w:pStyle w:val="Endure-Subhead"/>
         <w:keepNext/>
-        <w:spacing w:before="160" w:after="60"/>
+        <w:spacing w:before="160" w:after="60" w:line="240" w:lineRule="auto"/>
         <w:outlineLvl w:val="2"/>
       </w:pPr>
       <w:r>
@@ -45573,7 +45573,7 @@
       <w:pPr>
         <w:pStyle w:val="Endure-Subhead"/>
         <w:keepNext/>
-        <w:spacing w:before="160" w:after="60"/>
+        <w:spacing w:before="160" w:after="60" w:line="240" w:lineRule="auto"/>
         <w:outlineLvl w:val="2"/>
       </w:pPr>
       <w:r>
@@ -46073,7 +46073,7 @@
       <w:pPr>
         <w:pStyle w:val="Endure-Subhead"/>
         <w:keepNext/>
-        <w:spacing w:before="160" w:after="60"/>
+        <w:spacing w:before="160" w:after="60" w:line="240" w:lineRule="auto"/>
         <w:outlineLvl w:val="2"/>
       </w:pPr>
       <w:r>
@@ -46628,7 +46628,7 @@
       <w:pPr>
         <w:pStyle w:val="Endure-Subhead"/>
         <w:keepNext/>
-        <w:spacing w:before="160" w:after="60"/>
+        <w:spacing w:before="160" w:after="60" w:line="240" w:lineRule="auto"/>
         <w:outlineLvl w:val="2"/>
       </w:pPr>
       <w:r>
@@ -47547,7 +47547,7 @@
       <w:pPr>
         <w:pStyle w:val="Endure-Subhead"/>
         <w:keepNext/>
-        <w:spacing w:before="160" w:after="60"/>
+        <w:spacing w:before="160" w:after="60" w:line="240" w:lineRule="auto"/>
         <w:outlineLvl w:val="2"/>
       </w:pPr>
       <w:r>
@@ -48389,7 +48389,7 @@
       <w:pPr>
         <w:pStyle w:val="Endure-Subhead"/>
         <w:keepNext/>
-        <w:spacing w:before="160" w:after="60"/>
+        <w:spacing w:before="160" w:after="60" w:line="240" w:lineRule="auto"/>
         <w:outlineLvl w:val="2"/>
       </w:pPr>
       <w:r>
@@ -49114,7 +49114,7 @@
     <w:p>
       <w:pPr>
         <w:pStyle w:val="Endure-ChapterBodyText"/>
-        <w:spacing w:before="100" w:after="100"/>
+        <w:spacing w:before="100" w:after="100" w:line="240" w:lineRule="auto"/>
       </w:pPr>
       <w:r>
         <w:rPr>
@@ -49355,7 +49355,7 @@
     <w:p>
       <w:pPr>
         <w:pStyle w:val="Endure-ChapterBodyText"/>
-        <w:spacing w:before="100" w:after="100"/>
+        <w:spacing w:before="100" w:after="100" w:line="240" w:lineRule="auto"/>
       </w:pPr>
       <w:r>
         <w:rPr>
@@ -49367,6 +49367,11 @@
     </w:p>
     <w:sectPr>
       <w:footerReference w:type="first" r:id="rId43"/>
+      <w:headerReference w:type="default" r:id="rId46"/>
+      <w:footerReference w:type="default" r:id="rId47"/>
+      <w:headerReference w:type="even" r:id="rId48"/>
+      <w:footerReference w:type="even" r:id="rId49"/>
+      <w:headerReference w:type="first" r:id="rId50"/>
       <w:type w:val="nextColumn"/>
       <w:pgSz w:w="10080" w:h="14400"/>
       <w:pgMar w:top="794" w:right="851" w:bottom="794" w:left="1077" w:header="454" w:footer="454" w:gutter="0"/>
@@ -50611,6 +50616,26 @@
 </w:ftr>
 </file>
 
+<file path=word/footer34.xml><?xml version="1.0" encoding="utf-8"?>
+<w:ftr xmlns:m="http://schemas.openxmlformats.org/officeDocument/2006/math" xmlns:mc="http://schemas.openxmlformats.org/markup-compatibility/2006" xmlns:mo="http://schemas.microsoft.com/office/mac/office/2008/main" xmlns:mv="urn:schemas-microsoft-com:mac:vml" xmlns:o="urn:schemas-microsoft-com:office:office" xmlns:r="http://schemas.openxmlformats.org/officeDocument/2006/relationships" xmlns:v="urn:schemas-microsoft-com:vml" xmlns:w10="urn:schemas-microsoft-com:office:word" xmlns:w14="http://schemas.microsoft.com/office/word/2010/wordml" xmlns:w="http://schemas.openxmlformats.org/wordprocessingml/2006/main" xmlns:wne="http://schemas.microsoft.com/office/word/2006/wordml" xmlns:wp14="http://schemas.microsoft.com/office/word/2010/wordprocessingDrawing" xmlns:wp="http://schemas.openxmlformats.org/drawingml/2006/wordprocessingDrawing" xmlns:wpc="http://schemas.microsoft.com/office/word/2010/wordprocessingCanvas" xmlns:wpg="http://schemas.microsoft.com/office/word/2010/wordprocessingGroup" xmlns:wpi="http://schemas.microsoft.com/office/word/2010/wordprocessingInk" xmlns:wps="http://schemas.microsoft.com/office/word/2010/wordprocessingShape" mc:Ignorable="w14 wp14">
+  <w:p>
+    <w:pPr>
+      <w:pStyle w:val="Footer"/>
+    </w:pPr>
+  </w:p>
+</w:ftr>
+</file>
+
+<file path=word/footer35.xml><?xml version="1.0" encoding="utf-8"?>
+<w:ftr xmlns:m="http://schemas.openxmlformats.org/officeDocument/2006/math" xmlns:mc="http://schemas.openxmlformats.org/markup-compatibility/2006" xmlns:mo="http://schemas.microsoft.com/office/mac/office/2008/main" xmlns:mv="urn:schemas-microsoft-com:mac:vml" xmlns:o="urn:schemas-microsoft-com:office:office" xmlns:r="http://schemas.openxmlformats.org/officeDocument/2006/relationships" xmlns:v="urn:schemas-microsoft-com:vml" xmlns:w10="urn:schemas-microsoft-com:office:word" xmlns:w14="http://schemas.microsoft.com/office/word/2010/wordml" xmlns:w="http://schemas.openxmlformats.org/wordprocessingml/2006/main" xmlns:wne="http://schemas.microsoft.com/office/word/2006/wordml" xmlns:wp14="http://schemas.microsoft.com/office/word/2010/wordprocessingDrawing" xmlns:wp="http://schemas.openxmlformats.org/drawingml/2006/wordprocessingDrawing" xmlns:wpc="http://schemas.microsoft.com/office/word/2010/wordprocessingCanvas" xmlns:wpg="http://schemas.microsoft.com/office/word/2010/wordprocessingGroup" xmlns:wpi="http://schemas.microsoft.com/office/word/2010/wordprocessingInk" xmlns:wps="http://schemas.microsoft.com/office/word/2010/wordprocessingShape" mc:Ignorable="w14 wp14">
+  <w:p>
+    <w:pPr>
+      <w:pStyle w:val="Footer"/>
+    </w:pPr>
+  </w:p>
+</w:ftr>
+</file>
+
 <file path=word/footer4.xml><?xml version="1.0" encoding="utf-8"?>
 <w:ftr xmlns:wpc="http://schemas.microsoft.com/office/word/2010/wordprocessingCanvas" xmlns:cx="http://schemas.microsoft.com/office/drawing/2014/chartex" xmlns:cx1="http://schemas.microsoft.com/office/drawing/2015/9/8/chartex" xmlns:cx2="http://schemas.microsoft.com/office/drawing/2015/10/21/chartex" xmlns:cx3="http://schemas.microsoft.com/office/drawing/2016/5/9/chartex" xmlns:cx4="http://schemas.microsoft.com/office/drawing/2016/5/10/chartex" xmlns:cx5="http://schemas.microsoft.com/office/drawing/2016/5/11/chartex" xmlns:cx6="http://schemas.microsoft.com/office/drawing/2016/5/12/chartex" xmlns:cx7="http://schemas.microsoft.com/office/drawing/2016/5/13/chartex" xmlns:cx8="http://schemas.microsoft.com/office/drawing/2016/5/14/chartex" xmlns:mc="http://schemas.openxmlformats.org/markup-compatibility/2006" xmlns:aink="http://schemas.microsoft.com/office/drawing/2016/ink" xmlns:am3d="http://schemas.microsoft.com/office/drawing/2017/model3d" xmlns:o="urn:schemas-microsoft-com:office:office" xmlns:oel="http://schemas.microsoft.com/office/2019/extlst" xmlns:r="http://schemas.openxmlformats.org/officeDocument/2006/relationships" xmlns:m="http://schemas.openxmlformats.org/officeDocument/2006/math" xmlns:v="urn:schemas-microsoft-com:vml" xmlns:wp14="http://schemas.microsoft.com/office/word/2010/wordprocessingDrawing" xmlns:wp="http://schemas.openxmlformats.org/drawingml/2006/wordprocessingDrawing" xmlns:w10="urn:schemas-microsoft-com:office:word" xmlns:w="http://schemas.openxmlformats.org/wordprocessingml/2006/main" xmlns:w14="http://schemas.microsoft.com/office/word/2010/wordml" xmlns:w15="http://schemas.microsoft.com/office/word/2012/wordml" xmlns:w16cex="http://schemas.microsoft.com/office/word/2018/wordml/cex" xmlns:w16cid="http://schemas.microsoft.com/office/word/2016/wordml/cid" xmlns:w16="http://schemas.microsoft.com/office/word/2018/wordml" xmlns:w16du="http://schemas.microsoft.com/office/word/2023/wordml/word16du" xmlns:w16sdtdh="http://schemas.microsoft.com/office/word/2020/wordml/sdtdatahash" xmlns:w16sdtfl="http://schemas.microsoft.com/office/word/2024/wordml/sdtformatlock" xmlns:w16se="http://schemas.microsoft.com/office/word/2015/wordml/symex" xmlns:wpg="http://schemas.microsoft.com/office/word/2010/wordprocessingGroup" xmlns:wpi="http://schemas.microsoft.com/office/word/2010/wordprocessingInk" xmlns:wne="http://schemas.microsoft.com/office/word/2006/wordml" xmlns:wps="http://schemas.microsoft.com/office/word/2010/wordprocessingShape" mc:Ignorable="w14 w15 w16se w16cid w16 w16cex w16sdtdh w16sdtfl w16du wp14">
   <w:p>
@@ -50868,6 +50893,36 @@
     <w:r>
       <w:t>TÍTULO DEL LIBRO</w:t>
     </w:r>
+  </w:p>
+</w:hdr>
+</file>
+
+<file path=word/header3.xml><?xml version="1.0" encoding="utf-8"?>
+<w:hdr xmlns:m="http://schemas.openxmlformats.org/officeDocument/2006/math" xmlns:mc="http://schemas.openxmlformats.org/markup-compatibility/2006" xmlns:mo="http://schemas.microsoft.com/office/mac/office/2008/main" xmlns:mv="urn:schemas-microsoft-com:mac:vml" xmlns:o="urn:schemas-microsoft-com:office:office" xmlns:r="http://schemas.openxmlformats.org/officeDocument/2006/relationships" xmlns:v="urn:schemas-microsoft-com:vml" xmlns:w10="urn:schemas-microsoft-com:office:word" xmlns:w14="http://schemas.microsoft.com/office/word/2010/wordml" xmlns:w="http://schemas.openxmlformats.org/wordprocessingml/2006/main" xmlns:wne="http://schemas.microsoft.com/office/word/2006/wordml" xmlns:wp14="http://schemas.microsoft.com/office/word/2010/wordprocessingDrawing" xmlns:wp="http://schemas.openxmlformats.org/drawingml/2006/wordprocessingDrawing" xmlns:wpc="http://schemas.microsoft.com/office/word/2010/wordprocessingCanvas" xmlns:wpg="http://schemas.microsoft.com/office/word/2010/wordprocessingGroup" xmlns:wpi="http://schemas.microsoft.com/office/word/2010/wordprocessingInk" xmlns:wps="http://schemas.microsoft.com/office/word/2010/wordprocessingShape" mc:Ignorable="w14 wp14">
+  <w:p>
+    <w:pPr>
+      <w:pStyle w:val="Header"/>
+    </w:pPr>
+  </w:p>
+</w:hdr>
+</file>
+
+<file path=word/header4.xml><?xml version="1.0" encoding="utf-8"?>
+<w:hdr xmlns:m="http://schemas.openxmlformats.org/officeDocument/2006/math" xmlns:mc="http://schemas.openxmlformats.org/markup-compatibility/2006" xmlns:mo="http://schemas.microsoft.com/office/mac/office/2008/main" xmlns:mv="urn:schemas-microsoft-com:mac:vml" xmlns:o="urn:schemas-microsoft-com:office:office" xmlns:r="http://schemas.openxmlformats.org/officeDocument/2006/relationships" xmlns:v="urn:schemas-microsoft-com:vml" xmlns:w10="urn:schemas-microsoft-com:office:word" xmlns:w14="http://schemas.microsoft.com/office/word/2010/wordml" xmlns:w="http://schemas.openxmlformats.org/wordprocessingml/2006/main" xmlns:wne="http://schemas.microsoft.com/office/word/2006/wordml" xmlns:wp14="http://schemas.microsoft.com/office/word/2010/wordprocessingDrawing" xmlns:wp="http://schemas.openxmlformats.org/drawingml/2006/wordprocessingDrawing" xmlns:wpc="http://schemas.microsoft.com/office/word/2010/wordprocessingCanvas" xmlns:wpg="http://schemas.microsoft.com/office/word/2010/wordprocessingGroup" xmlns:wpi="http://schemas.microsoft.com/office/word/2010/wordprocessingInk" xmlns:wps="http://schemas.microsoft.com/office/word/2010/wordprocessingShape" mc:Ignorable="w14 wp14">
+  <w:p>
+    <w:pPr>
+      <w:pStyle w:val="Header"/>
+    </w:pPr>
+  </w:p>
+</w:hdr>
+</file>
+
+<file path=word/header5.xml><?xml version="1.0" encoding="utf-8"?>
+<w:hdr xmlns:m="http://schemas.openxmlformats.org/officeDocument/2006/math" xmlns:mc="http://schemas.openxmlformats.org/markup-compatibility/2006" xmlns:mo="http://schemas.microsoft.com/office/mac/office/2008/main" xmlns:mv="urn:schemas-microsoft-com:mac:vml" xmlns:o="urn:schemas-microsoft-com:office:office" xmlns:r="http://schemas.openxmlformats.org/officeDocument/2006/relationships" xmlns:v="urn:schemas-microsoft-com:vml" xmlns:w10="urn:schemas-microsoft-com:office:word" xmlns:w14="http://schemas.microsoft.com/office/word/2010/wordml" xmlns:w="http://schemas.openxmlformats.org/wordprocessingml/2006/main" xmlns:wne="http://schemas.microsoft.com/office/word/2006/wordml" xmlns:wp14="http://schemas.microsoft.com/office/word/2010/wordprocessingDrawing" xmlns:wp="http://schemas.openxmlformats.org/drawingml/2006/wordprocessingDrawing" xmlns:wpc="http://schemas.microsoft.com/office/word/2010/wordprocessingCanvas" xmlns:wpg="http://schemas.microsoft.com/office/word/2010/wordprocessingGroup" xmlns:wpi="http://schemas.microsoft.com/office/word/2010/wordprocessingInk" xmlns:wps="http://schemas.microsoft.com/office/word/2010/wordprocessingShape" mc:Ignorable="w14 wp14">
+  <w:p>
+    <w:pPr>
+      <w:pStyle w:val="Header"/>
+    </w:pPr>
   </w:p>
 </w:hdr>
 </file>
